--- a/docs/reports/Отчёт_по_учебной_практике_ThermoSelect.docx
+++ b/docs/reports/Отчёт_по_учебной_практике_ThermoSelect.docx
@@ -12,7 +12,7 @@
           <w:noProof/>
         </w:rPr>
         <w:drawing>
-          <wp:inline distT="0" distB="0" distL="0" distR="0" wp14:anchorId="58E6881B" wp14:editId="1F005F68">
+          <wp:inline distT="0" distB="0" distL="0" distR="0" wp14:anchorId="52D2BCFE" wp14:editId="79A92E9E">
             <wp:extent cx="621792" cy="799447"/>
             <wp:effectExtent l="0" t="0" r="0" b="0"/>
             <wp:docPr id="1" name="Picture 1" descr="Эмблема СПбГТИ(ТУ)"/>
@@ -591,6 +591,7 @@
       </w:tblGrid>
       <w:tr>
         <w:trPr>
+          <w:cantSplit/>
           <w:tblHeader/>
         </w:trPr>
         <w:tc>
@@ -651,6 +652,9 @@
         </w:tc>
       </w:tr>
       <w:tr>
+        <w:trPr>
+          <w:cantSplit/>
+        </w:trPr>
         <w:tc>
           <w:tcPr>
             <w:tcW w:w="3182" w:type="dxa"/>
@@ -705,6 +709,9 @@
         </w:tc>
       </w:tr>
       <w:tr>
+        <w:trPr>
+          <w:cantSplit/>
+        </w:trPr>
         <w:tc>
           <w:tcPr>
             <w:tcW w:w="3182" w:type="dxa"/>
@@ -759,6 +766,9 @@
         </w:tc>
       </w:tr>
       <w:tr>
+        <w:trPr>
+          <w:cantSplit/>
+        </w:trPr>
         <w:tc>
           <w:tcPr>
             <w:tcW w:w="3182" w:type="dxa"/>
@@ -813,6 +823,9 @@
         </w:tc>
       </w:tr>
       <w:tr>
+        <w:trPr>
+          <w:cantSplit/>
+        </w:trPr>
         <w:tc>
           <w:tcPr>
             <w:tcW w:w="3182" w:type="dxa"/>
@@ -867,6 +880,9 @@
         </w:tc>
       </w:tr>
       <w:tr>
+        <w:trPr>
+          <w:cantSplit/>
+        </w:trPr>
         <w:tc>
           <w:tcPr>
             <w:tcW w:w="3182" w:type="dxa"/>
@@ -921,6 +937,9 @@
         </w:tc>
       </w:tr>
       <w:tr>
+        <w:trPr>
+          <w:cantSplit/>
+        </w:trPr>
         <w:tc>
           <w:tcPr>
             <w:tcW w:w="3182" w:type="dxa"/>
@@ -1002,6 +1021,7 @@
       </w:tblGrid>
       <w:tr>
         <w:trPr>
+          <w:cantSplit/>
           <w:tblHeader/>
         </w:trPr>
         <w:tc>
@@ -1062,6 +1082,9 @@
         </w:tc>
       </w:tr>
       <w:tr>
+        <w:trPr>
+          <w:cantSplit/>
+        </w:trPr>
         <w:tc>
           <w:tcPr>
             <w:tcW w:w="7033" w:type="dxa"/>
@@ -1116,6 +1139,9 @@
         </w:tc>
       </w:tr>
       <w:tr>
+        <w:trPr>
+          <w:cantSplit/>
+        </w:trPr>
         <w:tc>
           <w:tcPr>
             <w:tcW w:w="7033" w:type="dxa"/>
@@ -1170,6 +1196,9 @@
         </w:tc>
       </w:tr>
       <w:tr>
+        <w:trPr>
+          <w:cantSplit/>
+        </w:trPr>
         <w:tc>
           <w:tcPr>
             <w:tcW w:w="7033" w:type="dxa"/>
@@ -1224,6 +1253,9 @@
         </w:tc>
       </w:tr>
       <w:tr>
+        <w:trPr>
+          <w:cantSplit/>
+        </w:trPr>
         <w:tc>
           <w:tcPr>
             <w:tcW w:w="7033" w:type="dxa"/>
@@ -1278,6 +1310,9 @@
         </w:tc>
       </w:tr>
       <w:tr>
+        <w:trPr>
+          <w:cantSplit/>
+        </w:trPr>
         <w:tc>
           <w:tcPr>
             <w:tcW w:w="7033" w:type="dxa"/>
@@ -1373,7 +1408,7 @@
       <w:pPr>
         <w:pStyle w:val="1"/>
       </w:pPr>
-      <w:bookmarkStart w:id="0" w:name="_Toc234798595"/>
+      <w:bookmarkStart w:id="0" w:name="_Toc234800616"/>
       <w:r>
         <w:rPr>
           <w:rFonts w:ascii="Times New Roman" w:eastAsia="Times New Roman" w:hAnsi="Times New Roman" w:cs="Times New Roman"/>
@@ -1438,7 +1473,7 @@
         <w:pStyle w:val="1"/>
         <w:pageBreakBefore/>
       </w:pPr>
-      <w:bookmarkStart w:id="1" w:name="_Toc234798596"/>
+      <w:bookmarkStart w:id="1" w:name="_Toc234800617"/>
       <w:r>
         <w:rPr>
           <w:rFonts w:ascii="Times New Roman" w:eastAsia="Times New Roman" w:hAnsi="Times New Roman" w:cs="Times New Roman"/>
@@ -1482,7 +1517,7 @@
         </w:rPr>
         <w:fldChar w:fldCharType="separate"/>
       </w:r>
-      <w:hyperlink w:anchor="_Toc234798595" w:history="1">
+      <w:hyperlink w:anchor="_Toc234800616" w:history="1">
         <w:r>
           <w:rPr>
             <w:rStyle w:val="aff8"/>
@@ -1510,7 +1545,7 @@
             <w:noProof/>
             <w:webHidden/>
           </w:rPr>
-          <w:instrText xml:space="preserve"> PAGEREF _Toc234798595 \h </w:instrText>
+          <w:instrText xml:space="preserve"> PAGEREF _Toc234800616 \h </w:instrText>
         </w:r>
         <w:r>
           <w:rPr>
@@ -1557,7 +1592,7 @@
           <w14:ligatures w14:val="standardContextual"/>
         </w:rPr>
       </w:pPr>
-      <w:hyperlink w:anchor="_Toc234798596" w:history="1">
+      <w:hyperlink w:anchor="_Toc234800617" w:history="1">
         <w:r>
           <w:rPr>
             <w:rStyle w:val="aff8"/>
@@ -1585,7 +1620,7 @@
             <w:noProof/>
             <w:webHidden/>
           </w:rPr>
-          <w:instrText xml:space="preserve"> PAGEREF _Toc234798596 \h </w:instrText>
+          <w:instrText xml:space="preserve"> PAGEREF _Toc234800617 \h </w:instrText>
         </w:r>
         <w:r>
           <w:rPr>
@@ -1632,7 +1667,7 @@
           <w14:ligatures w14:val="standardContextual"/>
         </w:rPr>
       </w:pPr>
-      <w:hyperlink w:anchor="_Toc234798597" w:history="1">
+      <w:hyperlink w:anchor="_Toc234800618" w:history="1">
         <w:r>
           <w:rPr>
             <w:rStyle w:val="aff8"/>
@@ -1660,7 +1695,7 @@
             <w:noProof/>
             <w:webHidden/>
           </w:rPr>
-          <w:instrText xml:space="preserve"> PAGEREF _Toc234798597 \h </w:instrText>
+          <w:instrText xml:space="preserve"> PAGEREF _Toc234800618 \h </w:instrText>
         </w:r>
         <w:r>
           <w:rPr>
@@ -1707,7 +1742,7 @@
           <w14:ligatures w14:val="standardContextual"/>
         </w:rPr>
       </w:pPr>
-      <w:hyperlink w:anchor="_Toc234798598" w:history="1">
+      <w:hyperlink w:anchor="_Toc234800619" w:history="1">
         <w:r>
           <w:rPr>
             <w:rStyle w:val="aff8"/>
@@ -1735,7 +1770,7 @@
             <w:noProof/>
             <w:webHidden/>
           </w:rPr>
-          <w:instrText xml:space="preserve"> PAGEREF _Toc234798598 \h </w:instrText>
+          <w:instrText xml:space="preserve"> PAGEREF _Toc234800619 \h </w:instrText>
         </w:r>
         <w:r>
           <w:rPr>
@@ -1782,7 +1817,7 @@
           <w14:ligatures w14:val="standardContextual"/>
         </w:rPr>
       </w:pPr>
-      <w:hyperlink w:anchor="_Toc234798599" w:history="1">
+      <w:hyperlink w:anchor="_Toc234800620" w:history="1">
         <w:r>
           <w:rPr>
             <w:rStyle w:val="aff8"/>
@@ -1810,7 +1845,7 @@
             <w:noProof/>
             <w:webHidden/>
           </w:rPr>
-          <w:instrText xml:space="preserve"> PAGEREF _Toc234798599 \h </w:instrText>
+          <w:instrText xml:space="preserve"> PAGEREF _Toc234800620 \h </w:instrText>
         </w:r>
         <w:r>
           <w:rPr>
@@ -1857,7 +1892,7 @@
           <w14:ligatures w14:val="standardContextual"/>
         </w:rPr>
       </w:pPr>
-      <w:hyperlink w:anchor="_Toc234798600" w:history="1">
+      <w:hyperlink w:anchor="_Toc234800621" w:history="1">
         <w:r>
           <w:rPr>
             <w:rStyle w:val="aff8"/>
@@ -1885,7 +1920,7 @@
             <w:noProof/>
             <w:webHidden/>
           </w:rPr>
-          <w:instrText xml:space="preserve"> PAGEREF _Toc234798600 \h </w:instrText>
+          <w:instrText xml:space="preserve"> PAGEREF _Toc234800621 \h </w:instrText>
         </w:r>
         <w:r>
           <w:rPr>
@@ -1932,7 +1967,7 @@
           <w14:ligatures w14:val="standardContextual"/>
         </w:rPr>
       </w:pPr>
-      <w:hyperlink w:anchor="_Toc234798601" w:history="1">
+      <w:hyperlink w:anchor="_Toc234800622" w:history="1">
         <w:r>
           <w:rPr>
             <w:rStyle w:val="aff8"/>
@@ -1960,7 +1995,7 @@
             <w:noProof/>
             <w:webHidden/>
           </w:rPr>
-          <w:instrText xml:space="preserve"> PAGEREF _Toc234798601 \h </w:instrText>
+          <w:instrText xml:space="preserve"> PAGEREF _Toc234800622 \h </w:instrText>
         </w:r>
         <w:r>
           <w:rPr>
@@ -2007,7 +2042,7 @@
           <w14:ligatures w14:val="standardContextual"/>
         </w:rPr>
       </w:pPr>
-      <w:hyperlink w:anchor="_Toc234798602" w:history="1">
+      <w:hyperlink w:anchor="_Toc234800623" w:history="1">
         <w:r>
           <w:rPr>
             <w:rStyle w:val="aff8"/>
@@ -2035,7 +2070,7 @@
             <w:noProof/>
             <w:webHidden/>
           </w:rPr>
-          <w:instrText xml:space="preserve"> PAGEREF _Toc234798602 \h </w:instrText>
+          <w:instrText xml:space="preserve"> PAGEREF _Toc234800623 \h </w:instrText>
         </w:r>
         <w:r>
           <w:rPr>
@@ -2082,7 +2117,7 @@
           <w14:ligatures w14:val="standardContextual"/>
         </w:rPr>
       </w:pPr>
-      <w:hyperlink w:anchor="_Toc234798603" w:history="1">
+      <w:hyperlink w:anchor="_Toc234800624" w:history="1">
         <w:r>
           <w:rPr>
             <w:rStyle w:val="aff8"/>
@@ -2110,7 +2145,7 @@
             <w:noProof/>
             <w:webHidden/>
           </w:rPr>
-          <w:instrText xml:space="preserve"> PAGEREF _Toc234798603 \h </w:instrText>
+          <w:instrText xml:space="preserve"> PAGEREF _Toc234800624 \h </w:instrText>
         </w:r>
         <w:r>
           <w:rPr>
@@ -2157,7 +2192,7 @@
           <w14:ligatures w14:val="standardContextual"/>
         </w:rPr>
       </w:pPr>
-      <w:hyperlink w:anchor="_Toc234798604" w:history="1">
+      <w:hyperlink w:anchor="_Toc234800625" w:history="1">
         <w:r>
           <w:rPr>
             <w:rStyle w:val="aff8"/>
@@ -2185,7 +2220,7 @@
             <w:noProof/>
             <w:webHidden/>
           </w:rPr>
-          <w:instrText xml:space="preserve"> PAGEREF _Toc234798604 \h </w:instrText>
+          <w:instrText xml:space="preserve"> PAGEREF _Toc234800625 \h </w:instrText>
         </w:r>
         <w:r>
           <w:rPr>
@@ -2232,7 +2267,7 @@
           <w14:ligatures w14:val="standardContextual"/>
         </w:rPr>
       </w:pPr>
-      <w:hyperlink w:anchor="_Toc234798605" w:history="1">
+      <w:hyperlink w:anchor="_Toc234800626" w:history="1">
         <w:r>
           <w:rPr>
             <w:rStyle w:val="aff8"/>
@@ -2260,7 +2295,7 @@
             <w:noProof/>
             <w:webHidden/>
           </w:rPr>
-          <w:instrText xml:space="preserve"> PAGEREF _Toc234798605 \h </w:instrText>
+          <w:instrText xml:space="preserve"> PAGEREF _Toc234800626 \h </w:instrText>
         </w:r>
         <w:r>
           <w:rPr>
@@ -2307,7 +2342,7 @@
           <w14:ligatures w14:val="standardContextual"/>
         </w:rPr>
       </w:pPr>
-      <w:hyperlink w:anchor="_Toc234798606" w:history="1">
+      <w:hyperlink w:anchor="_Toc234800627" w:history="1">
         <w:r>
           <w:rPr>
             <w:rStyle w:val="aff8"/>
@@ -2335,7 +2370,7 @@
             <w:noProof/>
             <w:webHidden/>
           </w:rPr>
-          <w:instrText xml:space="preserve"> PAGEREF _Toc234798606 \h </w:instrText>
+          <w:instrText xml:space="preserve"> PAGEREF _Toc234800627 \h </w:instrText>
         </w:r>
         <w:r>
           <w:rPr>
@@ -2356,6 +2391,381 @@
             <w:webHidden/>
           </w:rPr>
           <w:t>11</w:t>
+        </w:r>
+        <w:r>
+          <w:rPr>
+            <w:noProof/>
+            <w:webHidden/>
+          </w:rPr>
+          <w:fldChar w:fldCharType="end"/>
+        </w:r>
+      </w:hyperlink>
+    </w:p>
+    <w:p>
+      <w:pPr>
+        <w:pStyle w:val="2c"/>
+        <w:tabs>
+          <w:tab w:val="right" w:leader="dot" w:pos="9679"/>
+        </w:tabs>
+        <w:rPr>
+          <w:rFonts w:asciiTheme="minorHAnsi" w:eastAsiaTheme="minorEastAsia" w:hAnsiTheme="minorHAnsi"/>
+          <w:noProof/>
+          <w:kern w:val="2"/>
+          <w:sz w:val="24"/>
+          <w:szCs w:val="24"/>
+          <w:lang w:val="ru-RU" w:eastAsia="ru-RU"/>
+          <w14:ligatures w14:val="standardContextual"/>
+        </w:rPr>
+      </w:pPr>
+      <w:hyperlink w:anchor="_Toc234800628" w:history="1">
+        <w:r>
+          <w:rPr>
+            <w:rStyle w:val="aff8"/>
+            <w:rFonts w:cs="Times New Roman"/>
+            <w:noProof/>
+          </w:rPr>
+          <w:t>2.4 Критерии выбора архитектуры и инструментов</w:t>
+        </w:r>
+        <w:r>
+          <w:rPr>
+            <w:noProof/>
+            <w:webHidden/>
+          </w:rPr>
+          <w:tab/>
+        </w:r>
+        <w:r>
+          <w:rPr>
+            <w:noProof/>
+            <w:webHidden/>
+          </w:rPr>
+          <w:fldChar w:fldCharType="begin"/>
+        </w:r>
+        <w:r>
+          <w:rPr>
+            <w:noProof/>
+            <w:webHidden/>
+          </w:rPr>
+          <w:instrText xml:space="preserve"> PAGEREF _Toc234800628 \h </w:instrText>
+        </w:r>
+        <w:r>
+          <w:rPr>
+            <w:noProof/>
+            <w:webHidden/>
+          </w:rPr>
+        </w:r>
+        <w:r>
+          <w:rPr>
+            <w:noProof/>
+            <w:webHidden/>
+          </w:rPr>
+          <w:fldChar w:fldCharType="separate"/>
+        </w:r>
+        <w:r>
+          <w:rPr>
+            <w:noProof/>
+            <w:webHidden/>
+          </w:rPr>
+          <w:t>12</w:t>
+        </w:r>
+        <w:r>
+          <w:rPr>
+            <w:noProof/>
+            <w:webHidden/>
+          </w:rPr>
+          <w:fldChar w:fldCharType="end"/>
+        </w:r>
+      </w:hyperlink>
+    </w:p>
+    <w:p>
+      <w:pPr>
+        <w:pStyle w:val="2c"/>
+        <w:tabs>
+          <w:tab w:val="right" w:leader="dot" w:pos="9679"/>
+        </w:tabs>
+        <w:rPr>
+          <w:rFonts w:asciiTheme="minorHAnsi" w:eastAsiaTheme="minorEastAsia" w:hAnsiTheme="minorHAnsi"/>
+          <w:noProof/>
+          <w:kern w:val="2"/>
+          <w:sz w:val="24"/>
+          <w:szCs w:val="24"/>
+          <w:lang w:val="ru-RU" w:eastAsia="ru-RU"/>
+          <w14:ligatures w14:val="standardContextual"/>
+        </w:rPr>
+      </w:pPr>
+      <w:hyperlink w:anchor="_Toc234800629" w:history="1">
+        <w:r>
+          <w:rPr>
+            <w:rStyle w:val="aff8"/>
+            <w:rFonts w:cs="Times New Roman"/>
+            <w:noProof/>
+          </w:rPr>
+          <w:t>2.5 Обоснование web-интерфейса</w:t>
+        </w:r>
+        <w:r>
+          <w:rPr>
+            <w:noProof/>
+            <w:webHidden/>
+          </w:rPr>
+          <w:tab/>
+        </w:r>
+        <w:r>
+          <w:rPr>
+            <w:noProof/>
+            <w:webHidden/>
+          </w:rPr>
+          <w:fldChar w:fldCharType="begin"/>
+        </w:r>
+        <w:r>
+          <w:rPr>
+            <w:noProof/>
+            <w:webHidden/>
+          </w:rPr>
+          <w:instrText xml:space="preserve"> PAGEREF _Toc234800629 \h </w:instrText>
+        </w:r>
+        <w:r>
+          <w:rPr>
+            <w:noProof/>
+            <w:webHidden/>
+          </w:rPr>
+        </w:r>
+        <w:r>
+          <w:rPr>
+            <w:noProof/>
+            <w:webHidden/>
+          </w:rPr>
+          <w:fldChar w:fldCharType="separate"/>
+        </w:r>
+        <w:r>
+          <w:rPr>
+            <w:noProof/>
+            <w:webHidden/>
+          </w:rPr>
+          <w:t>12</w:t>
+        </w:r>
+        <w:r>
+          <w:rPr>
+            <w:noProof/>
+            <w:webHidden/>
+          </w:rPr>
+          <w:fldChar w:fldCharType="end"/>
+        </w:r>
+      </w:hyperlink>
+    </w:p>
+    <w:p>
+      <w:pPr>
+        <w:pStyle w:val="2c"/>
+        <w:tabs>
+          <w:tab w:val="right" w:leader="dot" w:pos="9679"/>
+        </w:tabs>
+        <w:rPr>
+          <w:rFonts w:asciiTheme="minorHAnsi" w:eastAsiaTheme="minorEastAsia" w:hAnsiTheme="minorHAnsi"/>
+          <w:noProof/>
+          <w:kern w:val="2"/>
+          <w:sz w:val="24"/>
+          <w:szCs w:val="24"/>
+          <w:lang w:val="ru-RU" w:eastAsia="ru-RU"/>
+          <w14:ligatures w14:val="standardContextual"/>
+        </w:rPr>
+      </w:pPr>
+      <w:hyperlink w:anchor="_Toc234800630" w:history="1">
+        <w:r>
+          <w:rPr>
+            <w:rStyle w:val="aff8"/>
+            <w:rFonts w:cs="Times New Roman"/>
+            <w:noProof/>
+          </w:rPr>
+          <w:t>2.6 Выбор frontend-стека</w:t>
+        </w:r>
+        <w:r>
+          <w:rPr>
+            <w:noProof/>
+            <w:webHidden/>
+          </w:rPr>
+          <w:tab/>
+        </w:r>
+        <w:r>
+          <w:rPr>
+            <w:noProof/>
+            <w:webHidden/>
+          </w:rPr>
+          <w:fldChar w:fldCharType="begin"/>
+        </w:r>
+        <w:r>
+          <w:rPr>
+            <w:noProof/>
+            <w:webHidden/>
+          </w:rPr>
+          <w:instrText xml:space="preserve"> PAGEREF _Toc234800630 \h </w:instrText>
+        </w:r>
+        <w:r>
+          <w:rPr>
+            <w:noProof/>
+            <w:webHidden/>
+          </w:rPr>
+        </w:r>
+        <w:r>
+          <w:rPr>
+            <w:noProof/>
+            <w:webHidden/>
+          </w:rPr>
+          <w:fldChar w:fldCharType="separate"/>
+        </w:r>
+        <w:r>
+          <w:rPr>
+            <w:noProof/>
+            <w:webHidden/>
+          </w:rPr>
+          <w:t>13</w:t>
+        </w:r>
+        <w:r>
+          <w:rPr>
+            <w:noProof/>
+            <w:webHidden/>
+          </w:rPr>
+          <w:fldChar w:fldCharType="end"/>
+        </w:r>
+      </w:hyperlink>
+    </w:p>
+    <w:p>
+      <w:pPr>
+        <w:pStyle w:val="2c"/>
+        <w:tabs>
+          <w:tab w:val="right" w:leader="dot" w:pos="9679"/>
+        </w:tabs>
+        <w:rPr>
+          <w:rFonts w:asciiTheme="minorHAnsi" w:eastAsiaTheme="minorEastAsia" w:hAnsiTheme="minorHAnsi"/>
+          <w:noProof/>
+          <w:kern w:val="2"/>
+          <w:sz w:val="24"/>
+          <w:szCs w:val="24"/>
+          <w:lang w:val="ru-RU" w:eastAsia="ru-RU"/>
+          <w14:ligatures w14:val="standardContextual"/>
+        </w:rPr>
+      </w:pPr>
+      <w:hyperlink w:anchor="_Toc234800631" w:history="1">
+        <w:r>
+          <w:rPr>
+            <w:rStyle w:val="aff8"/>
+            <w:rFonts w:cs="Times New Roman"/>
+            <w:noProof/>
+          </w:rPr>
+          <w:t>2.7 Выбор backend и базы данных</w:t>
+        </w:r>
+        <w:r>
+          <w:rPr>
+            <w:noProof/>
+            <w:webHidden/>
+          </w:rPr>
+          <w:tab/>
+        </w:r>
+        <w:r>
+          <w:rPr>
+            <w:noProof/>
+            <w:webHidden/>
+          </w:rPr>
+          <w:fldChar w:fldCharType="begin"/>
+        </w:r>
+        <w:r>
+          <w:rPr>
+            <w:noProof/>
+            <w:webHidden/>
+          </w:rPr>
+          <w:instrText xml:space="preserve"> PAGEREF _Toc234800631 \h </w:instrText>
+        </w:r>
+        <w:r>
+          <w:rPr>
+            <w:noProof/>
+            <w:webHidden/>
+          </w:rPr>
+        </w:r>
+        <w:r>
+          <w:rPr>
+            <w:noProof/>
+            <w:webHidden/>
+          </w:rPr>
+          <w:fldChar w:fldCharType="separate"/>
+        </w:r>
+        <w:r>
+          <w:rPr>
+            <w:noProof/>
+            <w:webHidden/>
+          </w:rPr>
+          <w:t>14</w:t>
+        </w:r>
+        <w:r>
+          <w:rPr>
+            <w:noProof/>
+            <w:webHidden/>
+          </w:rPr>
+          <w:fldChar w:fldCharType="end"/>
+        </w:r>
+      </w:hyperlink>
+    </w:p>
+    <w:p>
+      <w:pPr>
+        <w:pStyle w:val="2c"/>
+        <w:tabs>
+          <w:tab w:val="right" w:leader="dot" w:pos="9679"/>
+        </w:tabs>
+        <w:rPr>
+          <w:rFonts w:asciiTheme="minorHAnsi" w:eastAsiaTheme="minorEastAsia" w:hAnsiTheme="minorHAnsi"/>
+          <w:noProof/>
+          <w:kern w:val="2"/>
+          <w:sz w:val="24"/>
+          <w:szCs w:val="24"/>
+          <w:lang w:val="ru-RU" w:eastAsia="ru-RU"/>
+          <w14:ligatures w14:val="standardContextual"/>
+        </w:rPr>
+      </w:pPr>
+      <w:hyperlink w:anchor="_Toc234800632" w:history="1">
+        <w:r>
+          <w:rPr>
+            <w:rStyle w:val="aff8"/>
+            <w:rFonts w:cs="Times New Roman"/>
+            <w:noProof/>
+          </w:rPr>
+          <w:t>2.8 Выбор способа сборки и развёртывания</w:t>
+        </w:r>
+        <w:r>
+          <w:rPr>
+            <w:noProof/>
+            <w:webHidden/>
+          </w:rPr>
+          <w:tab/>
+        </w:r>
+        <w:r>
+          <w:rPr>
+            <w:noProof/>
+            <w:webHidden/>
+          </w:rPr>
+          <w:fldChar w:fldCharType="begin"/>
+        </w:r>
+        <w:r>
+          <w:rPr>
+            <w:noProof/>
+            <w:webHidden/>
+          </w:rPr>
+          <w:instrText xml:space="preserve"> PAGEREF _Toc234800632 \h </w:instrText>
+        </w:r>
+        <w:r>
+          <w:rPr>
+            <w:noProof/>
+            <w:webHidden/>
+          </w:rPr>
+        </w:r>
+        <w:r>
+          <w:rPr>
+            <w:noProof/>
+            <w:webHidden/>
+          </w:rPr>
+          <w:fldChar w:fldCharType="separate"/>
+        </w:r>
+        <w:r>
+          <w:rPr>
+            <w:noProof/>
+            <w:webHidden/>
+          </w:rPr>
+          <w:t>16</w:t>
         </w:r>
         <w:r>
           <w:rPr>
@@ -2382,7 +2792,7 @@
           <w14:ligatures w14:val="standardContextual"/>
         </w:rPr>
       </w:pPr>
-      <w:hyperlink w:anchor="_Toc234798607" w:history="1">
+      <w:hyperlink w:anchor="_Toc234800633" w:history="1">
         <w:r>
           <w:rPr>
             <w:rStyle w:val="aff8"/>
@@ -2410,7 +2820,7 @@
             <w:noProof/>
             <w:webHidden/>
           </w:rPr>
-          <w:instrText xml:space="preserve"> PAGEREF _Toc234798607 \h </w:instrText>
+          <w:instrText xml:space="preserve"> PAGEREF _Toc234800633 \h </w:instrText>
         </w:r>
         <w:r>
           <w:rPr>
@@ -2430,7 +2840,7 @@
             <w:noProof/>
             <w:webHidden/>
           </w:rPr>
-          <w:t>12</w:t>
+          <w:t>17</w:t>
         </w:r>
         <w:r>
           <w:rPr>
@@ -2457,7 +2867,7 @@
           <w14:ligatures w14:val="standardContextual"/>
         </w:rPr>
       </w:pPr>
-      <w:hyperlink w:anchor="_Toc234798608" w:history="1">
+      <w:hyperlink w:anchor="_Toc234800634" w:history="1">
         <w:r>
           <w:rPr>
             <w:rStyle w:val="aff8"/>
@@ -2485,7 +2895,7 @@
             <w:noProof/>
             <w:webHidden/>
           </w:rPr>
-          <w:instrText xml:space="preserve"> PAGEREF _Toc234798608 \h </w:instrText>
+          <w:instrText xml:space="preserve"> PAGEREF _Toc234800634 \h </w:instrText>
         </w:r>
         <w:r>
           <w:rPr>
@@ -2505,7 +2915,7 @@
             <w:noProof/>
             <w:webHidden/>
           </w:rPr>
-          <w:t>12</w:t>
+          <w:t>17</w:t>
         </w:r>
         <w:r>
           <w:rPr>
@@ -2532,7 +2942,7 @@
           <w14:ligatures w14:val="standardContextual"/>
         </w:rPr>
       </w:pPr>
-      <w:hyperlink w:anchor="_Toc234798609" w:history="1">
+      <w:hyperlink w:anchor="_Toc234800635" w:history="1">
         <w:r>
           <w:rPr>
             <w:rStyle w:val="aff8"/>
@@ -2560,7 +2970,7 @@
             <w:noProof/>
             <w:webHidden/>
           </w:rPr>
-          <w:instrText xml:space="preserve"> PAGEREF _Toc234798609 \h </w:instrText>
+          <w:instrText xml:space="preserve"> PAGEREF _Toc234800635 \h </w:instrText>
         </w:r>
         <w:r>
           <w:rPr>
@@ -2580,7 +2990,7 @@
             <w:noProof/>
             <w:webHidden/>
           </w:rPr>
-          <w:t>12</w:t>
+          <w:t>17</w:t>
         </w:r>
         <w:r>
           <w:rPr>
@@ -2607,7 +3017,7 @@
           <w14:ligatures w14:val="standardContextual"/>
         </w:rPr>
       </w:pPr>
-      <w:hyperlink w:anchor="_Toc234798610" w:history="1">
+      <w:hyperlink w:anchor="_Toc234800636" w:history="1">
         <w:r>
           <w:rPr>
             <w:rStyle w:val="aff8"/>
@@ -2635,7 +3045,7 @@
             <w:noProof/>
             <w:webHidden/>
           </w:rPr>
-          <w:instrText xml:space="preserve"> PAGEREF _Toc234798610 \h </w:instrText>
+          <w:instrText xml:space="preserve"> PAGEREF _Toc234800636 \h </w:instrText>
         </w:r>
         <w:r>
           <w:rPr>
@@ -2655,7 +3065,7 @@
             <w:noProof/>
             <w:webHidden/>
           </w:rPr>
-          <w:t>13</w:t>
+          <w:t>18</w:t>
         </w:r>
         <w:r>
           <w:rPr>
@@ -2682,7 +3092,7 @@
           <w14:ligatures w14:val="standardContextual"/>
         </w:rPr>
       </w:pPr>
-      <w:hyperlink w:anchor="_Toc234798611" w:history="1">
+      <w:hyperlink w:anchor="_Toc234800637" w:history="1">
         <w:r>
           <w:rPr>
             <w:rStyle w:val="aff8"/>
@@ -2710,7 +3120,7 @@
             <w:noProof/>
             <w:webHidden/>
           </w:rPr>
-          <w:instrText xml:space="preserve"> PAGEREF _Toc234798611 \h </w:instrText>
+          <w:instrText xml:space="preserve"> PAGEREF _Toc234800637 \h </w:instrText>
         </w:r>
         <w:r>
           <w:rPr>
@@ -2730,7 +3140,7 @@
             <w:noProof/>
             <w:webHidden/>
           </w:rPr>
-          <w:t>14</w:t>
+          <w:t>19</w:t>
         </w:r>
         <w:r>
           <w:rPr>
@@ -2757,7 +3167,7 @@
           <w14:ligatures w14:val="standardContextual"/>
         </w:rPr>
       </w:pPr>
-      <w:hyperlink w:anchor="_Toc234798612" w:history="1">
+      <w:hyperlink w:anchor="_Toc234800638" w:history="1">
         <w:r>
           <w:rPr>
             <w:rStyle w:val="aff8"/>
@@ -2785,7 +3195,7 @@
             <w:noProof/>
             <w:webHidden/>
           </w:rPr>
-          <w:instrText xml:space="preserve"> PAGEREF _Toc234798612 \h </w:instrText>
+          <w:instrText xml:space="preserve"> PAGEREF _Toc234800638 \h </w:instrText>
         </w:r>
         <w:r>
           <w:rPr>
@@ -2805,7 +3215,7 @@
             <w:noProof/>
             <w:webHidden/>
           </w:rPr>
-          <w:t>14</w:t>
+          <w:t>19</w:t>
         </w:r>
         <w:r>
           <w:rPr>
@@ -2832,7 +3242,7 @@
           <w14:ligatures w14:val="standardContextual"/>
         </w:rPr>
       </w:pPr>
-      <w:hyperlink w:anchor="_Toc234798613" w:history="1">
+      <w:hyperlink w:anchor="_Toc234800639" w:history="1">
         <w:r>
           <w:rPr>
             <w:rStyle w:val="aff8"/>
@@ -2860,7 +3270,7 @@
             <w:noProof/>
             <w:webHidden/>
           </w:rPr>
-          <w:instrText xml:space="preserve"> PAGEREF _Toc234798613 \h </w:instrText>
+          <w:instrText xml:space="preserve"> PAGEREF _Toc234800639 \h </w:instrText>
         </w:r>
         <w:r>
           <w:rPr>
@@ -2880,7 +3290,7 @@
             <w:noProof/>
             <w:webHidden/>
           </w:rPr>
-          <w:t>14</w:t>
+          <w:t>19</w:t>
         </w:r>
         <w:r>
           <w:rPr>
@@ -2907,7 +3317,7 @@
           <w14:ligatures w14:val="standardContextual"/>
         </w:rPr>
       </w:pPr>
-      <w:hyperlink w:anchor="_Toc234798614" w:history="1">
+      <w:hyperlink w:anchor="_Toc234800640" w:history="1">
         <w:r>
           <w:rPr>
             <w:rStyle w:val="aff8"/>
@@ -2935,7 +3345,7 @@
             <w:noProof/>
             <w:webHidden/>
           </w:rPr>
-          <w:instrText xml:space="preserve"> PAGEREF _Toc234798614 \h </w:instrText>
+          <w:instrText xml:space="preserve"> PAGEREF _Toc234800640 \h </w:instrText>
         </w:r>
         <w:r>
           <w:rPr>
@@ -2955,7 +3365,7 @@
             <w:noProof/>
             <w:webHidden/>
           </w:rPr>
-          <w:t>14</w:t>
+          <w:t>19</w:t>
         </w:r>
         <w:r>
           <w:rPr>
@@ -2982,7 +3392,7 @@
           <w14:ligatures w14:val="standardContextual"/>
         </w:rPr>
       </w:pPr>
-      <w:hyperlink w:anchor="_Toc234798615" w:history="1">
+      <w:hyperlink w:anchor="_Toc234800641" w:history="1">
         <w:r>
           <w:rPr>
             <w:rStyle w:val="aff8"/>
@@ -3010,7 +3420,7 @@
             <w:noProof/>
             <w:webHidden/>
           </w:rPr>
-          <w:instrText xml:space="preserve"> PAGEREF _Toc234798615 \h </w:instrText>
+          <w:instrText xml:space="preserve"> PAGEREF _Toc234800641 \h </w:instrText>
         </w:r>
         <w:r>
           <w:rPr>
@@ -3030,7 +3440,7 @@
             <w:noProof/>
             <w:webHidden/>
           </w:rPr>
-          <w:t>15</w:t>
+          <w:t>20</w:t>
         </w:r>
         <w:r>
           <w:rPr>
@@ -3057,7 +3467,7 @@
           <w14:ligatures w14:val="standardContextual"/>
         </w:rPr>
       </w:pPr>
-      <w:hyperlink w:anchor="_Toc234798616" w:history="1">
+      <w:hyperlink w:anchor="_Toc234800642" w:history="1">
         <w:r>
           <w:rPr>
             <w:rStyle w:val="aff8"/>
@@ -3085,7 +3495,7 @@
             <w:noProof/>
             <w:webHidden/>
           </w:rPr>
-          <w:instrText xml:space="preserve"> PAGEREF _Toc234798616 \h </w:instrText>
+          <w:instrText xml:space="preserve"> PAGEREF _Toc234800642 \h </w:instrText>
         </w:r>
         <w:r>
           <w:rPr>
@@ -3105,7 +3515,7 @@
             <w:noProof/>
             <w:webHidden/>
           </w:rPr>
-          <w:t>15</w:t>
+          <w:t>20</w:t>
         </w:r>
         <w:r>
           <w:rPr>
@@ -3132,7 +3542,7 @@
           <w14:ligatures w14:val="standardContextual"/>
         </w:rPr>
       </w:pPr>
-      <w:hyperlink w:anchor="_Toc234798617" w:history="1">
+      <w:hyperlink w:anchor="_Toc234800643" w:history="1">
         <w:r>
           <w:rPr>
             <w:rStyle w:val="aff8"/>
@@ -3160,7 +3570,7 @@
             <w:noProof/>
             <w:webHidden/>
           </w:rPr>
-          <w:instrText xml:space="preserve"> PAGEREF _Toc234798617 \h </w:instrText>
+          <w:instrText xml:space="preserve"> PAGEREF _Toc234800643 \h </w:instrText>
         </w:r>
         <w:r>
           <w:rPr>
@@ -3180,7 +3590,7 @@
             <w:noProof/>
             <w:webHidden/>
           </w:rPr>
-          <w:t>16</w:t>
+          <w:t>21</w:t>
         </w:r>
         <w:r>
           <w:rPr>
@@ -3207,7 +3617,7 @@
           <w14:ligatures w14:val="standardContextual"/>
         </w:rPr>
       </w:pPr>
-      <w:hyperlink w:anchor="_Toc234798618" w:history="1">
+      <w:hyperlink w:anchor="_Toc234800644" w:history="1">
         <w:r>
           <w:rPr>
             <w:rStyle w:val="aff8"/>
@@ -3235,7 +3645,7 @@
             <w:noProof/>
             <w:webHidden/>
           </w:rPr>
-          <w:instrText xml:space="preserve"> PAGEREF _Toc234798618 \h </w:instrText>
+          <w:instrText xml:space="preserve"> PAGEREF _Toc234800644 \h </w:instrText>
         </w:r>
         <w:r>
           <w:rPr>
@@ -3255,7 +3665,7 @@
             <w:noProof/>
             <w:webHidden/>
           </w:rPr>
-          <w:t>16</w:t>
+          <w:t>21</w:t>
         </w:r>
         <w:r>
           <w:rPr>
@@ -3282,7 +3692,7 @@
           <w14:ligatures w14:val="standardContextual"/>
         </w:rPr>
       </w:pPr>
-      <w:hyperlink w:anchor="_Toc234798619" w:history="1">
+      <w:hyperlink w:anchor="_Toc234800645" w:history="1">
         <w:r>
           <w:rPr>
             <w:rStyle w:val="aff8"/>
@@ -3310,7 +3720,7 @@
             <w:noProof/>
             <w:webHidden/>
           </w:rPr>
-          <w:instrText xml:space="preserve"> PAGEREF _Toc234798619 \h </w:instrText>
+          <w:instrText xml:space="preserve"> PAGEREF _Toc234800645 \h </w:instrText>
         </w:r>
         <w:r>
           <w:rPr>
@@ -3330,7 +3740,7 @@
             <w:noProof/>
             <w:webHidden/>
           </w:rPr>
-          <w:t>16</w:t>
+          <w:t>21</w:t>
         </w:r>
         <w:r>
           <w:rPr>
@@ -3357,7 +3767,7 @@
           <w14:ligatures w14:val="standardContextual"/>
         </w:rPr>
       </w:pPr>
-      <w:hyperlink w:anchor="_Toc234798620" w:history="1">
+      <w:hyperlink w:anchor="_Toc234800646" w:history="1">
         <w:r>
           <w:rPr>
             <w:rStyle w:val="aff8"/>
@@ -3385,7 +3795,7 @@
             <w:noProof/>
             <w:webHidden/>
           </w:rPr>
-          <w:instrText xml:space="preserve"> PAGEREF _Toc234798620 \h </w:instrText>
+          <w:instrText xml:space="preserve"> PAGEREF _Toc234800646 \h </w:instrText>
         </w:r>
         <w:r>
           <w:rPr>
@@ -3405,7 +3815,7 @@
             <w:noProof/>
             <w:webHidden/>
           </w:rPr>
-          <w:t>17</w:t>
+          <w:t>22</w:t>
         </w:r>
         <w:r>
           <w:rPr>
@@ -3432,7 +3842,7 @@
           <w14:ligatures w14:val="standardContextual"/>
         </w:rPr>
       </w:pPr>
-      <w:hyperlink w:anchor="_Toc234798621" w:history="1">
+      <w:hyperlink w:anchor="_Toc234800647" w:history="1">
         <w:r>
           <w:rPr>
             <w:rStyle w:val="aff8"/>
@@ -3460,7 +3870,7 @@
             <w:noProof/>
             <w:webHidden/>
           </w:rPr>
-          <w:instrText xml:space="preserve"> PAGEREF _Toc234798621 \h </w:instrText>
+          <w:instrText xml:space="preserve"> PAGEREF _Toc234800647 \h </w:instrText>
         </w:r>
         <w:r>
           <w:rPr>
@@ -3480,7 +3890,7 @@
             <w:noProof/>
             <w:webHidden/>
           </w:rPr>
-          <w:t>18</w:t>
+          <w:t>23</w:t>
         </w:r>
         <w:r>
           <w:rPr>
@@ -3507,7 +3917,7 @@
           <w14:ligatures w14:val="standardContextual"/>
         </w:rPr>
       </w:pPr>
-      <w:hyperlink w:anchor="_Toc234798622" w:history="1">
+      <w:hyperlink w:anchor="_Toc234800648" w:history="1">
         <w:r>
           <w:rPr>
             <w:rStyle w:val="aff8"/>
@@ -3535,7 +3945,7 @@
             <w:noProof/>
             <w:webHidden/>
           </w:rPr>
-          <w:instrText xml:space="preserve"> PAGEREF _Toc234798622 \h </w:instrText>
+          <w:instrText xml:space="preserve"> PAGEREF _Toc234800648 \h </w:instrText>
         </w:r>
         <w:r>
           <w:rPr>
@@ -3555,7 +3965,7 @@
             <w:noProof/>
             <w:webHidden/>
           </w:rPr>
-          <w:t>18</w:t>
+          <w:t>23</w:t>
         </w:r>
         <w:r>
           <w:rPr>
@@ -3582,7 +3992,7 @@
           <w14:ligatures w14:val="standardContextual"/>
         </w:rPr>
       </w:pPr>
-      <w:hyperlink w:anchor="_Toc234798623" w:history="1">
+      <w:hyperlink w:anchor="_Toc234800649" w:history="1">
         <w:r>
           <w:rPr>
             <w:rStyle w:val="aff8"/>
@@ -3610,7 +4020,7 @@
             <w:noProof/>
             <w:webHidden/>
           </w:rPr>
-          <w:instrText xml:space="preserve"> PAGEREF _Toc234798623 \h </w:instrText>
+          <w:instrText xml:space="preserve"> PAGEREF _Toc234800649 \h </w:instrText>
         </w:r>
         <w:r>
           <w:rPr>
@@ -3630,7 +4040,7 @@
             <w:noProof/>
             <w:webHidden/>
           </w:rPr>
-          <w:t>18</w:t>
+          <w:t>23</w:t>
         </w:r>
         <w:r>
           <w:rPr>
@@ -3657,7 +4067,7 @@
           <w14:ligatures w14:val="standardContextual"/>
         </w:rPr>
       </w:pPr>
-      <w:hyperlink w:anchor="_Toc234798624" w:history="1">
+      <w:hyperlink w:anchor="_Toc234800650" w:history="1">
         <w:r>
           <w:rPr>
             <w:rStyle w:val="aff8"/>
@@ -3685,7 +4095,7 @@
             <w:noProof/>
             <w:webHidden/>
           </w:rPr>
-          <w:instrText xml:space="preserve"> PAGEREF _Toc234798624 \h </w:instrText>
+          <w:instrText xml:space="preserve"> PAGEREF _Toc234800650 \h </w:instrText>
         </w:r>
         <w:r>
           <w:rPr>
@@ -3705,7 +4115,7 @@
             <w:noProof/>
             <w:webHidden/>
           </w:rPr>
-          <w:t>18</w:t>
+          <w:t>23</w:t>
         </w:r>
         <w:r>
           <w:rPr>
@@ -3732,7 +4142,7 @@
           <w14:ligatures w14:val="standardContextual"/>
         </w:rPr>
       </w:pPr>
-      <w:hyperlink w:anchor="_Toc234798625" w:history="1">
+      <w:hyperlink w:anchor="_Toc234800651" w:history="1">
         <w:r>
           <w:rPr>
             <w:rStyle w:val="aff8"/>
@@ -3760,7 +4170,7 @@
             <w:noProof/>
             <w:webHidden/>
           </w:rPr>
-          <w:instrText xml:space="preserve"> PAGEREF _Toc234798625 \h </w:instrText>
+          <w:instrText xml:space="preserve"> PAGEREF _Toc234800651 \h </w:instrText>
         </w:r>
         <w:r>
           <w:rPr>
@@ -3780,7 +4190,7 @@
             <w:noProof/>
             <w:webHidden/>
           </w:rPr>
-          <w:t>19</w:t>
+          <w:t>24</w:t>
         </w:r>
         <w:r>
           <w:rPr>
@@ -3807,7 +4217,7 @@
           <w14:ligatures w14:val="standardContextual"/>
         </w:rPr>
       </w:pPr>
-      <w:hyperlink w:anchor="_Toc234798626" w:history="1">
+      <w:hyperlink w:anchor="_Toc234800652" w:history="1">
         <w:r>
           <w:rPr>
             <w:rStyle w:val="aff8"/>
@@ -3835,7 +4245,7 @@
             <w:noProof/>
             <w:webHidden/>
           </w:rPr>
-          <w:instrText xml:space="preserve"> PAGEREF _Toc234798626 \h </w:instrText>
+          <w:instrText xml:space="preserve"> PAGEREF _Toc234800652 \h </w:instrText>
         </w:r>
         <w:r>
           <w:rPr>
@@ -3855,7 +4265,7 @@
             <w:noProof/>
             <w:webHidden/>
           </w:rPr>
-          <w:t>19</w:t>
+          <w:t>24</w:t>
         </w:r>
         <w:r>
           <w:rPr>
@@ -3882,7 +4292,7 @@
           <w14:ligatures w14:val="standardContextual"/>
         </w:rPr>
       </w:pPr>
-      <w:hyperlink w:anchor="_Toc234798627" w:history="1">
+      <w:hyperlink w:anchor="_Toc234800653" w:history="1">
         <w:r>
           <w:rPr>
             <w:rStyle w:val="aff8"/>
@@ -3910,7 +4320,7 @@
             <w:noProof/>
             <w:webHidden/>
           </w:rPr>
-          <w:instrText xml:space="preserve"> PAGEREF _Toc234798627 \h </w:instrText>
+          <w:instrText xml:space="preserve"> PAGEREF _Toc234800653 \h </w:instrText>
         </w:r>
         <w:r>
           <w:rPr>
@@ -3930,7 +4340,7 @@
             <w:noProof/>
             <w:webHidden/>
           </w:rPr>
-          <w:t>19</w:t>
+          <w:t>24</w:t>
         </w:r>
         <w:r>
           <w:rPr>
@@ -3957,7 +4367,7 @@
           <w14:ligatures w14:val="standardContextual"/>
         </w:rPr>
       </w:pPr>
-      <w:hyperlink w:anchor="_Toc234798628" w:history="1">
+      <w:hyperlink w:anchor="_Toc234800654" w:history="1">
         <w:r>
           <w:rPr>
             <w:rStyle w:val="aff8"/>
@@ -3985,7 +4395,7 @@
             <w:noProof/>
             <w:webHidden/>
           </w:rPr>
-          <w:instrText xml:space="preserve"> PAGEREF _Toc234798628 \h </w:instrText>
+          <w:instrText xml:space="preserve"> PAGEREF _Toc234800654 \h </w:instrText>
         </w:r>
         <w:r>
           <w:rPr>
@@ -4005,7 +4415,7 @@
             <w:noProof/>
             <w:webHidden/>
           </w:rPr>
-          <w:t>19</w:t>
+          <w:t>24</w:t>
         </w:r>
         <w:r>
           <w:rPr>
@@ -4032,7 +4442,7 @@
           <w14:ligatures w14:val="standardContextual"/>
         </w:rPr>
       </w:pPr>
-      <w:hyperlink w:anchor="_Toc234798629" w:history="1">
+      <w:hyperlink w:anchor="_Toc234800655" w:history="1">
         <w:r>
           <w:rPr>
             <w:rStyle w:val="aff8"/>
@@ -4060,7 +4470,7 @@
             <w:noProof/>
             <w:webHidden/>
           </w:rPr>
-          <w:instrText xml:space="preserve"> PAGEREF _Toc234798629 \h </w:instrText>
+          <w:instrText xml:space="preserve"> PAGEREF _Toc234800655 \h </w:instrText>
         </w:r>
         <w:r>
           <w:rPr>
@@ -4080,7 +4490,7 @@
             <w:noProof/>
             <w:webHidden/>
           </w:rPr>
-          <w:t>20</w:t>
+          <w:t>25</w:t>
         </w:r>
         <w:r>
           <w:rPr>
@@ -4107,7 +4517,7 @@
           <w14:ligatures w14:val="standardContextual"/>
         </w:rPr>
       </w:pPr>
-      <w:hyperlink w:anchor="_Toc234798630" w:history="1">
+      <w:hyperlink w:anchor="_Toc234800656" w:history="1">
         <w:r>
           <w:rPr>
             <w:rStyle w:val="aff8"/>
@@ -4135,7 +4545,7 @@
             <w:noProof/>
             <w:webHidden/>
           </w:rPr>
-          <w:instrText xml:space="preserve"> PAGEREF _Toc234798630 \h </w:instrText>
+          <w:instrText xml:space="preserve"> PAGEREF _Toc234800656 \h </w:instrText>
         </w:r>
         <w:r>
           <w:rPr>
@@ -4155,7 +4565,7 @@
             <w:noProof/>
             <w:webHidden/>
           </w:rPr>
-          <w:t>21</w:t>
+          <w:t>26</w:t>
         </w:r>
         <w:r>
           <w:rPr>
@@ -4182,7 +4592,7 @@
           <w14:ligatures w14:val="standardContextual"/>
         </w:rPr>
       </w:pPr>
-      <w:hyperlink w:anchor="_Toc234798631" w:history="1">
+      <w:hyperlink w:anchor="_Toc234800657" w:history="1">
         <w:r>
           <w:rPr>
             <w:rStyle w:val="aff8"/>
@@ -4210,7 +4620,7 @@
             <w:noProof/>
             <w:webHidden/>
           </w:rPr>
-          <w:instrText xml:space="preserve"> PAGEREF _Toc234798631 \h </w:instrText>
+          <w:instrText xml:space="preserve"> PAGEREF _Toc234800657 \h </w:instrText>
         </w:r>
         <w:r>
           <w:rPr>
@@ -4230,7 +4640,7 @@
             <w:noProof/>
             <w:webHidden/>
           </w:rPr>
-          <w:t>23</w:t>
+          <w:t>28</w:t>
         </w:r>
         <w:r>
           <w:rPr>
@@ -4257,7 +4667,7 @@
           <w14:ligatures w14:val="standardContextual"/>
         </w:rPr>
       </w:pPr>
-      <w:hyperlink w:anchor="_Toc234798632" w:history="1">
+      <w:hyperlink w:anchor="_Toc234800658" w:history="1">
         <w:r>
           <w:rPr>
             <w:rStyle w:val="aff8"/>
@@ -4285,7 +4695,7 @@
             <w:noProof/>
             <w:webHidden/>
           </w:rPr>
-          <w:instrText xml:space="preserve"> PAGEREF _Toc234798632 \h </w:instrText>
+          <w:instrText xml:space="preserve"> PAGEREF _Toc234800658 \h </w:instrText>
         </w:r>
         <w:r>
           <w:rPr>
@@ -4305,7 +4715,7 @@
             <w:noProof/>
             <w:webHidden/>
           </w:rPr>
-          <w:t>24</w:t>
+          <w:t>29</w:t>
         </w:r>
         <w:r>
           <w:rPr>
@@ -4332,7 +4742,7 @@
           <w14:ligatures w14:val="standardContextual"/>
         </w:rPr>
       </w:pPr>
-      <w:hyperlink w:anchor="_Toc234798633" w:history="1">
+      <w:hyperlink w:anchor="_Toc234800659" w:history="1">
         <w:r>
           <w:rPr>
             <w:rStyle w:val="aff8"/>
@@ -4360,7 +4770,7 @@
             <w:noProof/>
             <w:webHidden/>
           </w:rPr>
-          <w:instrText xml:space="preserve"> PAGEREF _Toc234798633 \h </w:instrText>
+          <w:instrText xml:space="preserve"> PAGEREF _Toc234800659 \h </w:instrText>
         </w:r>
         <w:r>
           <w:rPr>
@@ -4380,7 +4790,7 @@
             <w:noProof/>
             <w:webHidden/>
           </w:rPr>
-          <w:t>25</w:t>
+          <w:t>30</w:t>
         </w:r>
         <w:r>
           <w:rPr>
@@ -4403,11 +4813,128 @@
       </w:r>
     </w:p>
     <w:p>
+      <w:pPr>
+        <w:pStyle w:val="1"/>
+        <w:pageBreakBefore/>
+      </w:pPr>
+      <w:bookmarkStart w:id="2" w:name="_Toc234800618"/>
+      <w:r>
+        <w:rPr>
+          <w:rFonts w:ascii="Times New Roman" w:eastAsia="Times New Roman" w:hAnsi="Times New Roman" w:cs="Times New Roman"/>
+        </w:rPr>
+        <w:lastRenderedPageBreak/>
+        <w:t>ВВЕДЕНИЕ</w:t>
+      </w:r>
+      <w:bookmarkEnd w:id="2"/>
+    </w:p>
+    <w:p>
       <w:r>
         <w:rPr>
           <w:rFonts w:cs="Times New Roman"/>
         </w:rPr>
-        <w:t>Содержание формируется из заголовков документа и обновляется при открытии файла в Microsoft Word.</w:t>
+        <w:t xml:space="preserve">Теплообменные аппараты применяются в отоплении, вентиляции, холодильной технике, </w:t>
+      </w:r>
+      <w:r>
+        <w:rPr>
+          <w:rFonts w:cs="Times New Roman"/>
+        </w:rPr>
+        <w:t>энергетике, пищевой и химической промышленности. Производители публикуют сведения в разных форматах: web-карточках, листах конкретной конфигурации и каталогах серий. Одинаковые по назначению аппараты могут отличаться конструкцией, материалами, допустимыми температурами, давлением, диапазонами расхода и требованиями к обслуживанию.</w:t>
+      </w:r>
+    </w:p>
+    <w:p>
+      <w:r>
+        <w:rPr>
+          <w:rFonts w:cs="Times New Roman"/>
+        </w:rPr>
+        <w:t>Ручной просмотр нескольких каталогов затрудняет первичный выбор. Дополнительную проблему создаёт различная гранулярность сведений: значение для конкретного артикула можно использовать непосредственно, а диапазон серии требует уточнения комплектации. Мощность теплообменника также не является постоянной паспортной величиной и зависит от рабочих сред, расходов, температурного графика и допустимого гидравлического сопротивления.</w:t>
+      </w:r>
+    </w:p>
+    <w:p>
+      <w:r>
+        <w:rPr>
+          <w:rFonts w:cs="Times New Roman"/>
+        </w:rPr>
+        <w:t>Цель практики — разработать информационно-поисковую web-систему, которая хранит структурированные сведения о теплообменниках, выполняет строгую фильтрацию, ранжирует результаты и объясняет причины совпадения без подмены инженерного теплового расчёта.</w:t>
+      </w:r>
+    </w:p>
+    <w:p>
+      <w:r>
+        <w:rPr>
+          <w:rFonts w:cs="Times New Roman"/>
+        </w:rPr>
+        <w:t xml:space="preserve">Для </w:t>
+      </w:r>
+      <w:r>
+        <w:rPr>
+          <w:rFonts w:cs="Times New Roman"/>
+        </w:rPr>
+        <w:t>достижения цели решены следующие задачи:</w:t>
+      </w:r>
+    </w:p>
+    <w:p>
+      <w:pPr>
+        <w:pStyle w:val="a0"/>
+      </w:pPr>
+      <w:r>
+        <w:rPr>
+          <w:rFonts w:cs="Times New Roman"/>
+        </w:rPr>
+        <w:t>проанализированы официальные материалы производителей;</w:t>
+      </w:r>
+    </w:p>
+    <w:p>
+      <w:pPr>
+        <w:pStyle w:val="a0"/>
+      </w:pPr>
+      <w:r>
+        <w:rPr>
+          <w:rFonts w:cs="Times New Roman"/>
+        </w:rPr>
+        <w:t>разработаны концептуальная, логическая и физическая модели данных;</w:t>
+      </w:r>
+    </w:p>
+    <w:p>
+      <w:pPr>
+        <w:pStyle w:val="a0"/>
+      </w:pPr>
+      <w:r>
+        <w:rPr>
+          <w:rFonts w:cs="Times New Roman"/>
+        </w:rPr>
+        <w:t>определены роли пользователя и администратора, построены UML-сценарии;</w:t>
+      </w:r>
+    </w:p>
+    <w:p>
+      <w:pPr>
+        <w:pStyle w:val="a0"/>
+      </w:pPr>
+      <w:r>
+        <w:rPr>
+          <w:rFonts w:cs="Times New Roman"/>
+        </w:rPr>
+        <w:t>реализованы регистрация, вход, каталог, фильтры, карточка, сравнение и административные функции;</w:t>
+      </w:r>
+    </w:p>
+    <w:p>
+      <w:pPr>
+        <w:pStyle w:val="a0"/>
+      </w:pPr>
+      <w:r>
+        <w:rPr>
+          <w:rFonts w:cs="Times New Roman"/>
+        </w:rPr>
+        <w:t>разработан алгоритм нормализованного ранжирования;</w:t>
+      </w:r>
+    </w:p>
+    <w:p>
+      <w:pPr>
+        <w:pStyle w:val="a0"/>
+      </w:pPr>
+      <w:r>
+        <w:rPr>
+          <w:rFonts w:cs="Times New Roman"/>
+        </w:rPr>
+        <w:t>подготовлены тесты, инструкции по запуску, журналы и материалы защиты.</w:t>
       </w:r>
     </w:p>
     <w:p>
@@ -4415,126 +4942,7 @@
         <w:pStyle w:val="1"/>
         <w:pageBreakBefore/>
       </w:pPr>
-      <w:bookmarkStart w:id="2" w:name="_Toc234798597"/>
-      <w:r>
-        <w:rPr>
-          <w:rFonts w:ascii="Times New Roman" w:eastAsia="Times New Roman" w:hAnsi="Times New Roman" w:cs="Times New Roman"/>
-        </w:rPr>
-        <w:lastRenderedPageBreak/>
-        <w:t>ВВЕДЕНИЕ</w:t>
-      </w:r>
-      <w:bookmarkEnd w:id="2"/>
-    </w:p>
-    <w:p>
-      <w:r>
-        <w:rPr>
-          <w:rFonts w:cs="Times New Roman"/>
-        </w:rPr>
-        <w:t>Теплообменные аппараты применяются в отоплении, вентиляции, холодильной технике, энергетике, пищевой и химической промышленности. Производители публикуют сведения в разных форматах: web-карточках, листах конкретной конфигурации и каталогах серий. Одинаковые по назначению аппараты могут отличаться конструкцией, материалами, допустимыми температурами, давлением, диапазонами расхода и требованиями к обслуживанию.</w:t>
-      </w:r>
-    </w:p>
-    <w:p>
-      <w:r>
-        <w:rPr>
-          <w:rFonts w:cs="Times New Roman"/>
-        </w:rPr>
-        <w:t>Ручной просмотр нескольких каталогов затрудняет первичный выбор. Дополнительную проблему создаёт различная гранулярность сведений: значение для конкретного артикула можно использовать непосредственно, а диапазон серии требует уточнения комплектации. Мощность теплообменника также не является постоянной паспортной величиной и зависит от рабочих сред, расходов, температурного графика и допустимого гидравлического сопротивления.</w:t>
-      </w:r>
-    </w:p>
-    <w:p>
-      <w:r>
-        <w:rPr>
-          <w:rFonts w:cs="Times New Roman"/>
-        </w:rPr>
-        <w:t xml:space="preserve">Цель практики — разработать информационно-поисковую web-систему, которая хранит структурированные сведения о теплообменниках, выполняет строгую фильтрацию, </w:t>
-      </w:r>
-      <w:r>
-        <w:rPr>
-          <w:rFonts w:cs="Times New Roman"/>
-        </w:rPr>
-        <w:t>ранжирует результаты и объясняет причины совпадения без подмены инженерного теплового расчёта.</w:t>
-      </w:r>
-    </w:p>
-    <w:p>
-      <w:r>
-        <w:rPr>
-          <w:rFonts w:cs="Times New Roman"/>
-        </w:rPr>
-        <w:t>Для достижения цели решены следующие задачи:</w:t>
-      </w:r>
-    </w:p>
-    <w:p>
-      <w:pPr>
-        <w:pStyle w:val="a0"/>
-      </w:pPr>
-      <w:r>
-        <w:rPr>
-          <w:rFonts w:cs="Times New Roman"/>
-        </w:rPr>
-        <w:t>проанализированы официальные материалы производителей;</w:t>
-      </w:r>
-    </w:p>
-    <w:p>
-      <w:pPr>
-        <w:pStyle w:val="a0"/>
-      </w:pPr>
-      <w:r>
-        <w:rPr>
-          <w:rFonts w:cs="Times New Roman"/>
-        </w:rPr>
-        <w:t>разработаны концептуальная, логическая и физическая модели данных;</w:t>
-      </w:r>
-    </w:p>
-    <w:p>
-      <w:pPr>
-        <w:pStyle w:val="a0"/>
-      </w:pPr>
-      <w:r>
-        <w:rPr>
-          <w:rFonts w:cs="Times New Roman"/>
-        </w:rPr>
-        <w:t>определены роли пользователя и администратора, построены UML-сценарии;</w:t>
-      </w:r>
-    </w:p>
-    <w:p>
-      <w:pPr>
-        <w:pStyle w:val="a0"/>
-      </w:pPr>
-      <w:r>
-        <w:rPr>
-          <w:rFonts w:cs="Times New Roman"/>
-        </w:rPr>
-        <w:t>реализованы регистрация, вход, каталог, фильтры, карточка, сравнение и административные функции;</w:t>
-      </w:r>
-    </w:p>
-    <w:p>
-      <w:pPr>
-        <w:pStyle w:val="a0"/>
-      </w:pPr>
-      <w:r>
-        <w:rPr>
-          <w:rFonts w:cs="Times New Roman"/>
-        </w:rPr>
-        <w:t>разработан алгоритм нормализованного ранжирования;</w:t>
-      </w:r>
-    </w:p>
-    <w:p>
-      <w:pPr>
-        <w:pStyle w:val="a0"/>
-      </w:pPr>
-      <w:r>
-        <w:rPr>
-          <w:rFonts w:cs="Times New Roman"/>
-        </w:rPr>
-        <w:t>подготовлены тесты, инструкции по запуску, журналы и материалы защиты.</w:t>
-      </w:r>
-    </w:p>
-    <w:p>
-      <w:pPr>
-        <w:pStyle w:val="1"/>
-        <w:pageBreakBefore/>
-      </w:pPr>
-      <w:bookmarkStart w:id="3" w:name="_Toc234798598"/>
+      <w:bookmarkStart w:id="3" w:name="_Toc234800619"/>
       <w:r>
         <w:rPr>
           <w:rFonts w:ascii="Times New Roman" w:eastAsia="Times New Roman" w:hAnsi="Times New Roman" w:cs="Times New Roman"/>
@@ -4548,7 +4956,7 @@
       <w:pPr>
         <w:pStyle w:val="21"/>
       </w:pPr>
-      <w:bookmarkStart w:id="4" w:name="_Toc234798599"/>
+      <w:bookmarkStart w:id="4" w:name="_Toc234800620"/>
       <w:r>
         <w:rPr>
           <w:rFonts w:ascii="Times New Roman" w:eastAsia="Times New Roman" w:hAnsi="Times New Roman" w:cs="Times New Roman"/>
@@ -4580,6 +4988,7 @@
       </w:tblGrid>
       <w:tr>
         <w:trPr>
+          <w:cantSplit/>
           <w:tblHeader/>
         </w:trPr>
         <w:tc>
@@ -4668,6 +5077,9 @@
         </w:tc>
       </w:tr>
       <w:tr>
+        <w:trPr>
+          <w:cantSplit/>
+        </w:trPr>
         <w:tc>
           <w:tcPr>
             <w:tcW w:w="1223" w:type="dxa"/>
@@ -4742,19 +5154,15 @@
                 <w:rFonts w:cs="Times New Roman"/>
                 <w:sz w:val="22"/>
               </w:rPr>
-              <w:t xml:space="preserve">отопление, охлаждение, HVAC, </w:t>
-            </w:r>
-            <w:r>
-              <w:rPr>
-                <w:rFonts w:cs="Times New Roman"/>
-                <w:sz w:val="22"/>
-              </w:rPr>
-              <w:t>холодильная техника</w:t>
+              <w:t>отопление, охлаждение, HVAC, холодильная техника</w:t>
             </w:r>
           </w:p>
         </w:tc>
       </w:tr>
       <w:tr>
+        <w:trPr>
+          <w:cantSplit/>
+        </w:trPr>
         <w:tc>
           <w:tcPr>
             <w:tcW w:w="1223" w:type="dxa"/>
@@ -4835,6 +5243,9 @@
         </w:tc>
       </w:tr>
       <w:tr>
+        <w:trPr>
+          <w:cantSplit/>
+        </w:trPr>
         <w:tc>
           <w:tcPr>
             <w:tcW w:w="1223" w:type="dxa"/>
@@ -4915,6 +5326,9 @@
         </w:tc>
       </w:tr>
       <w:tr>
+        <w:trPr>
+          <w:cantSplit/>
+        </w:trPr>
         <w:tc>
           <w:tcPr>
             <w:tcW w:w="1223" w:type="dxa"/>
@@ -5008,7 +5422,7 @@
       <w:pPr>
         <w:pStyle w:val="21"/>
       </w:pPr>
-      <w:bookmarkStart w:id="5" w:name="_Toc234798600"/>
+      <w:bookmarkStart w:id="5" w:name="_Toc234800621"/>
       <w:r>
         <w:rPr>
           <w:rFonts w:ascii="Times New Roman" w:eastAsia="Times New Roman" w:hAnsi="Times New Roman" w:cs="Times New Roman"/>
@@ -5022,7 +5436,13 @@
         <w:rPr>
           <w:rFonts w:cs="Times New Roman"/>
         </w:rPr>
-        <w:t>Обычному пользователю необходимы регистрация, вход, просмотр справочников, поиск по типу и характеристикам, детальная карточка и сравнение нескольких вариантов. Он должен видеть не только итоговый балл, но и основание ранжирования, запас параметров, гранулярность записи и происхождение данных.</w:t>
+        <w:t xml:space="preserve">Обычному пользователю необходимы регистрация, вход, просмотр справочников, поиск по типу и характеристикам, детальная карточка и сравнение нескольких вариантов. Он должен видеть не только итоговый балл, но и основание </w:t>
+      </w:r>
+      <w:r>
+        <w:rPr>
+          <w:rFonts w:cs="Times New Roman"/>
+        </w:rPr>
+        <w:t>ранжирования, запас параметров, гранулярность записи и происхождение данных.</w:t>
       </w:r>
     </w:p>
     <w:p>
@@ -5030,13 +5450,7 @@
         <w:rPr>
           <w:rFonts w:cs="Times New Roman"/>
         </w:rPr>
-        <w:t xml:space="preserve">Администратор поддерживает качество каталога: создаёт и редактирует записи, публикует или </w:t>
-      </w:r>
-      <w:r>
-        <w:rPr>
-          <w:rFonts w:cs="Times New Roman"/>
-        </w:rPr>
-        <w:t xml:space="preserve">архивирует их, управляет производителями и </w:t>
+        <w:t xml:space="preserve">Администратор поддерживает качество каталога: создаёт и редактирует записи, публикует или архивирует их, управляет производителями и </w:t>
       </w:r>
       <w:r>
         <w:rPr>
@@ -5050,7 +5464,7 @@
       <w:pPr>
         <w:pStyle w:val="21"/>
       </w:pPr>
-      <w:bookmarkStart w:id="6" w:name="_Toc234798601"/>
+      <w:bookmarkStart w:id="6" w:name="_Toc234800622"/>
       <w:r>
         <w:rPr>
           <w:rFonts w:ascii="Times New Roman" w:eastAsia="Times New Roman" w:hAnsi="Times New Roman" w:cs="Times New Roman"/>
@@ -5082,6 +5496,7 @@
       </w:tblGrid>
       <w:tr>
         <w:trPr>
+          <w:cantSplit/>
           <w:tblHeader/>
         </w:trPr>
         <w:tc>
@@ -5170,6 +5585,9 @@
         </w:tc>
       </w:tr>
       <w:tr>
+        <w:trPr>
+          <w:cantSplit/>
+        </w:trPr>
         <w:tc>
           <w:tcPr>
             <w:tcW w:w="2076" w:type="dxa"/>
@@ -5250,6 +5668,9 @@
         </w:tc>
       </w:tr>
       <w:tr>
+        <w:trPr>
+          <w:cantSplit/>
+        </w:trPr>
         <w:tc>
           <w:tcPr>
             <w:tcW w:w="2076" w:type="dxa"/>
@@ -5330,6 +5751,9 @@
         </w:tc>
       </w:tr>
       <w:tr>
+        <w:trPr>
+          <w:cantSplit/>
+        </w:trPr>
         <w:tc>
           <w:tcPr>
             <w:tcW w:w="2076" w:type="dxa"/>
@@ -5454,7 +5878,7 @@
       <w:pPr>
         <w:pStyle w:val="21"/>
       </w:pPr>
-      <w:bookmarkStart w:id="7" w:name="_Toc234798602"/>
+      <w:bookmarkStart w:id="7" w:name="_Toc234800623"/>
       <w:r>
         <w:rPr>
           <w:rFonts w:ascii="Times New Roman" w:eastAsia="Times New Roman" w:hAnsi="Times New Roman" w:cs="Times New Roman"/>
@@ -5479,6 +5903,7 @@
       </w:tblGrid>
       <w:tr>
         <w:trPr>
+          <w:cantSplit/>
           <w:tblHeader/>
         </w:trPr>
         <w:tc>
@@ -5567,6 +5992,9 @@
         </w:tc>
       </w:tr>
       <w:tr>
+        <w:trPr>
+          <w:cantSplit/>
+        </w:trPr>
         <w:tc>
           <w:tcPr>
             <w:tcW w:w="2470" w:type="dxa"/>
@@ -5647,6 +6075,9 @@
         </w:tc>
       </w:tr>
       <w:tr>
+        <w:trPr>
+          <w:cantSplit/>
+        </w:trPr>
         <w:tc>
           <w:tcPr>
             <w:tcW w:w="2470" w:type="dxa"/>
@@ -5727,6 +6158,9 @@
         </w:tc>
       </w:tr>
       <w:tr>
+        <w:trPr>
+          <w:cantSplit/>
+        </w:trPr>
         <w:tc>
           <w:tcPr>
             <w:tcW w:w="2470" w:type="dxa"/>
@@ -5807,6 +6241,9 @@
         </w:tc>
       </w:tr>
       <w:tr>
+        <w:trPr>
+          <w:cantSplit/>
+        </w:trPr>
         <w:tc>
           <w:tcPr>
             <w:tcW w:w="2470" w:type="dxa"/>
@@ -5855,7 +6292,14 @@
                 <w:rFonts w:cs="Times New Roman"/>
                 <w:sz w:val="22"/>
               </w:rPr>
-              <w:t>пластинчатые All-Stainless</w:t>
+              <w:t xml:space="preserve">пластинчатые </w:t>
+            </w:r>
+            <w:r>
+              <w:rPr>
+                <w:rFonts w:cs="Times New Roman"/>
+                <w:sz w:val="22"/>
+              </w:rPr>
+              <w:t>All-Stainless</w:t>
             </w:r>
           </w:p>
         </w:tc>
@@ -5887,6 +6331,9 @@
         </w:tc>
       </w:tr>
       <w:tr>
+        <w:trPr>
+          <w:cantSplit/>
+        </w:trPr>
         <w:tc>
           <w:tcPr>
             <w:tcW w:w="2470" w:type="dxa"/>
@@ -5967,6 +6414,9 @@
         </w:tc>
       </w:tr>
       <w:tr>
+        <w:trPr>
+          <w:cantSplit/>
+        </w:trPr>
         <w:tc>
           <w:tcPr>
             <w:tcW w:w="2470" w:type="dxa"/>
@@ -6047,6 +6497,9 @@
         </w:tc>
       </w:tr>
       <w:tr>
+        <w:trPr>
+          <w:cantSplit/>
+        </w:trPr>
         <w:tc>
           <w:tcPr>
             <w:tcW w:w="2470" w:type="dxa"/>
@@ -6127,6 +6580,9 @@
         </w:tc>
       </w:tr>
       <w:tr>
+        <w:trPr>
+          <w:cantSplit/>
+        </w:trPr>
         <w:tc>
           <w:tcPr>
             <w:tcW w:w="2470" w:type="dxa"/>
@@ -6206,7 +6662,7 @@
         <w:pStyle w:val="1"/>
         <w:pageBreakBefore/>
       </w:pPr>
-      <w:bookmarkStart w:id="8" w:name="_Toc234798603"/>
+      <w:bookmarkStart w:id="8" w:name="_Toc234800624"/>
       <w:r>
         <w:rPr>
           <w:rFonts w:ascii="Times New Roman" w:eastAsia="Times New Roman" w:hAnsi="Times New Roman" w:cs="Times New Roman"/>
@@ -6220,18 +6676,12 @@
       <w:pPr>
         <w:pStyle w:val="21"/>
       </w:pPr>
-      <w:bookmarkStart w:id="9" w:name="_Toc234798604"/>
+      <w:bookmarkStart w:id="9" w:name="_Toc234800625"/>
       <w:r>
         <w:rPr>
           <w:rFonts w:ascii="Times New Roman" w:eastAsia="Times New Roman" w:hAnsi="Times New Roman" w:cs="Times New Roman"/>
         </w:rPr>
-        <w:t xml:space="preserve">2.1 </w:t>
-      </w:r>
-      <w:r>
-        <w:rPr>
-          <w:rFonts w:ascii="Times New Roman" w:eastAsia="Times New Roman" w:hAnsi="Times New Roman" w:cs="Times New Roman"/>
-        </w:rPr>
-        <w:t>Функциональные требования</w:t>
+        <w:t>2.1 Функциональные требования</w:t>
       </w:r>
       <w:bookmarkEnd w:id="9"/>
     </w:p>
@@ -6240,13 +6690,13 @@
         <w:rPr>
           <w:rFonts w:cs="Times New Roman"/>
         </w:rPr>
-        <w:t xml:space="preserve">Публичная часть содержит лендинг, регистрацию и вход. После авторизации пользователь получает доступ к каталогу, фильтрам, карточкам, сравнению и read-only странице учётной записи. Административная часть содержит обзор, </w:t>
+        <w:t xml:space="preserve">Публичная часть содержит лендинг, регистрацию и вход. После авторизации </w:t>
       </w:r>
       <w:r>
         <w:rPr>
           <w:rFonts w:cs="Times New Roman"/>
         </w:rPr>
-        <w:t>список записей, редактор, смену статусов и управление пользователями.</w:t>
+        <w:t>пользователь получает доступ к каталогу, фильтрам, карточкам, сравнению и read-only странице учётной записи. Административная часть содержит обзор, список записей, редактор, смену статусов и управление пользователями.</w:t>
       </w:r>
     </w:p>
     <w:p>
@@ -6254,14 +6704,20 @@
         <w:rPr>
           <w:rFonts w:cs="Times New Roman"/>
         </w:rPr>
-        <w:t>Строгие числовые фильтры должны исключать аппарат, который не покрывает требование. Пагинация должна быть стабильной. Сравнение принимает от двух до четырёх уникальных идентификаторов и сохраняет порядок пользователя. Удаление записи каталога заменяется архивированием.</w:t>
+        <w:t xml:space="preserve">Строгие числовые фильтры должны </w:t>
+      </w:r>
+      <w:r>
+        <w:rPr>
+          <w:rFonts w:cs="Times New Roman"/>
+        </w:rPr>
+        <w:t>исключать аппарат, который не покрывает требование. Пагинация должна быть стабильной. Сравнение принимает от двух до четырёх уникальных идентификаторов и сохраняет порядок пользователя. Удаление записи каталога заменяется архивированием.</w:t>
       </w:r>
     </w:p>
     <w:p>
       <w:pPr>
         <w:pStyle w:val="21"/>
       </w:pPr>
-      <w:bookmarkStart w:id="10" w:name="_Toc234798605"/>
+      <w:bookmarkStart w:id="10" w:name="_Toc234800626"/>
       <w:r>
         <w:rPr>
           <w:rFonts w:ascii="Times New Roman" w:eastAsia="Times New Roman" w:hAnsi="Times New Roman" w:cs="Times New Roman"/>
@@ -6362,7 +6818,7 @@
       <w:pPr>
         <w:pStyle w:val="21"/>
       </w:pPr>
-      <w:bookmarkStart w:id="11" w:name="_Toc234798606"/>
+      <w:bookmarkStart w:id="11" w:name="_Toc234800627"/>
       <w:r>
         <w:rPr>
           <w:rFonts w:ascii="Times New Roman" w:eastAsia="Times New Roman" w:hAnsi="Times New Roman" w:cs="Times New Roman"/>
@@ -6383,7 +6839,7 @@
           <w:noProof/>
         </w:rPr>
         <w:drawing>
-          <wp:inline distT="0" distB="0" distL="0" distR="0" wp14:anchorId="6C58EC53" wp14:editId="2A6F1A4C">
+          <wp:inline distT="0" distB="0" distL="0" distR="0" wp14:anchorId="6A6E5523" wp14:editId="25C515BB">
             <wp:extent cx="5202465" cy="6217919"/>
             <wp:effectExtent l="0" t="0" r="0" b="0"/>
             <wp:docPr id="2" name="Picture 2" descr="Рисунок 1 – Варианты использования ThermoSelect"/>
@@ -6435,7 +6891,1965 @@
         <w:rPr>
           <w:rFonts w:cs="Times New Roman"/>
         </w:rPr>
-        <w:t>Пользователь работает только с опубликованными данными. Администратор наследует пользовательские сценарии и получает команды изменения. Проверка роли выполняется сервером для каждого ADMIN endpoint; скрытие пункта меню во frontend не является механизмом безопасности.</w:t>
+        <w:t xml:space="preserve">Пользователь работает только с опубликованными данными. </w:t>
+      </w:r>
+      <w:r>
+        <w:rPr>
+          <w:rFonts w:cs="Times New Roman"/>
+        </w:rPr>
+        <w:t>Администратор наследует пользовательские сценарии и получает команды изменения. Проверка роли выполняется сервером для каждого ADMIN endpoint; скрытие пункта меню во frontend не является механизмом безопасности.</w:t>
+      </w:r>
+    </w:p>
+    <w:p>
+      <w:pPr>
+        <w:pStyle w:val="21"/>
+      </w:pPr>
+      <w:bookmarkStart w:id="12" w:name="_Toc234800628"/>
+      <w:r>
+        <w:rPr>
+          <w:rFonts w:ascii="Times New Roman" w:eastAsia="Times New Roman" w:hAnsi="Times New Roman" w:cs="Times New Roman"/>
+        </w:rPr>
+        <w:lastRenderedPageBreak/>
+        <w:t>2.4 Критерии выбора архитектуры и инструментов</w:t>
+      </w:r>
+      <w:bookmarkEnd w:id="12"/>
+    </w:p>
+    <w:p>
+      <w:r>
+        <w:rPr>
+          <w:rFonts w:cs="Times New Roman"/>
+        </w:rPr>
+        <w:t>Технологии выбирались не по популярности как самостоятельному показателю, а по соответствию ограничениям проекта. Основными критериями стали: реализация всех пользовательских и административных сценариев, безопасность session-аутентификации, повторное использование исходного модуля авторизации, возможность демонстрации на разных компьютерах, воспроизводимая сборка, автоматическое тестирование и завершение работы в срок учебной практики.</w:t>
+      </w:r>
+    </w:p>
+    <w:p>
+      <w:r>
+        <w:rPr>
+          <w:rFonts w:cs="Times New Roman"/>
+        </w:rPr>
+        <w:t>При сравнении учитывались также эксплуатационные свойства. Решение должно запускаться без установки отдельного frontend-сервера, работать с одной точкой входа, не требовать CORS в production и сохранять возможность перехода с локальной базы на серверную СУБД. Поэтому «лучшим» далее называется вариант, который получил наилучшее соответствие именно этим требованиям. При других условиях — например, обязательной автономной работе без браузера или наличии корпоративного стандарта .NET — итоговый выбор мог бы отл</w:t>
+      </w:r>
+      <w:r>
+        <w:rPr>
+          <w:rFonts w:cs="Times New Roman"/>
+        </w:rPr>
+        <w:t>ичаться.</w:t>
+      </w:r>
+    </w:p>
+    <w:p>
+      <w:pPr>
+        <w:pStyle w:val="21"/>
+      </w:pPr>
+      <w:bookmarkStart w:id="13" w:name="_Toc234800629"/>
+      <w:r>
+        <w:rPr>
+          <w:rFonts w:ascii="Times New Roman" w:eastAsia="Times New Roman" w:hAnsi="Times New Roman" w:cs="Times New Roman"/>
+        </w:rPr>
+        <w:t>2.5 Обоснование web-интерфейса</w:t>
+      </w:r>
+      <w:bookmarkEnd w:id="13"/>
+    </w:p>
+    <w:p>
+      <w:r>
+        <w:rPr>
+          <w:rFonts w:cs="Times New Roman"/>
+        </w:rPr>
+        <w:t>Для пользовательского интерфейса сравнивались web-приложение, настольное приложение JavaFX, desktop-оболочка Electron и консольная программа.</w:t>
+      </w:r>
+    </w:p>
+    <w:tbl>
+      <w:tblPr>
+        <w:tblStyle w:val="aff0"/>
+        <w:tblW w:w="9690" w:type="dxa"/>
+        <w:tblInd w:w="120" w:type="dxa"/>
+        <w:tblLayout w:type="fixed"/>
+        <w:tblLook w:val="04A0" w:firstRow="1" w:lastRow="0" w:firstColumn="1" w:lastColumn="0" w:noHBand="0" w:noVBand="1"/>
+      </w:tblPr>
+      <w:tblGrid>
+        <w:gridCol w:w="1020"/>
+        <w:gridCol w:w="3825"/>
+        <w:gridCol w:w="3825"/>
+        <w:gridCol w:w="1020"/>
+      </w:tblGrid>
+      <w:tr>
+        <w:trPr>
+          <w:cantSplit/>
+          <w:tblHeader/>
+        </w:trPr>
+        <w:tc>
+          <w:tcPr>
+            <w:tcW w:w="1020" w:type="dxa"/>
+            <w:shd w:val="clear" w:color="auto" w:fill="E7E7E7"/>
+            <w:tcMar>
+              <w:top w:w="100" w:type="dxa"/>
+              <w:left w:w="120" w:type="dxa"/>
+              <w:bottom w:w="100" w:type="dxa"/>
+              <w:right w:w="120" w:type="dxa"/>
+            </w:tcMar>
+            <w:vAlign w:val="center"/>
+          </w:tcPr>
+          <w:p>
+            <w:pPr>
+              <w:spacing w:line="240" w:lineRule="auto"/>
+              <w:ind w:firstLine="0"/>
+              <w:jc w:val="center"/>
+            </w:pPr>
+            <w:r>
+              <w:rPr>
+                <w:rFonts w:cs="Times New Roman"/>
+                <w:b/>
+                <w:sz w:val="22"/>
+              </w:rPr>
+              <w:t>Форма</w:t>
+            </w:r>
+          </w:p>
+        </w:tc>
+        <w:tc>
+          <w:tcPr>
+            <w:tcW w:w="3825" w:type="dxa"/>
+            <w:shd w:val="clear" w:color="auto" w:fill="E7E7E7"/>
+            <w:tcMar>
+              <w:top w:w="100" w:type="dxa"/>
+              <w:left w:w="120" w:type="dxa"/>
+              <w:bottom w:w="100" w:type="dxa"/>
+              <w:right w:w="120" w:type="dxa"/>
+            </w:tcMar>
+            <w:vAlign w:val="center"/>
+          </w:tcPr>
+          <w:p>
+            <w:pPr>
+              <w:spacing w:line="240" w:lineRule="auto"/>
+              <w:ind w:firstLine="0"/>
+              <w:jc w:val="center"/>
+            </w:pPr>
+            <w:r>
+              <w:rPr>
+                <w:rFonts w:cs="Times New Roman"/>
+                <w:b/>
+                <w:sz w:val="22"/>
+              </w:rPr>
+              <w:t>Преимущества</w:t>
+            </w:r>
+          </w:p>
+        </w:tc>
+        <w:tc>
+          <w:tcPr>
+            <w:tcW w:w="3825" w:type="dxa"/>
+            <w:shd w:val="clear" w:color="auto" w:fill="E7E7E7"/>
+            <w:tcMar>
+              <w:top w:w="100" w:type="dxa"/>
+              <w:left w:w="120" w:type="dxa"/>
+              <w:bottom w:w="100" w:type="dxa"/>
+              <w:right w:w="120" w:type="dxa"/>
+            </w:tcMar>
+            <w:vAlign w:val="center"/>
+          </w:tcPr>
+          <w:p>
+            <w:pPr>
+              <w:spacing w:line="240" w:lineRule="auto"/>
+              <w:ind w:firstLine="0"/>
+              <w:jc w:val="center"/>
+            </w:pPr>
+            <w:r>
+              <w:rPr>
+                <w:rFonts w:cs="Times New Roman"/>
+                <w:b/>
+                <w:sz w:val="22"/>
+              </w:rPr>
+              <w:t>Ограничения для ThermoSelect</w:t>
+            </w:r>
+          </w:p>
+        </w:tc>
+        <w:tc>
+          <w:tcPr>
+            <w:tcW w:w="1020" w:type="dxa"/>
+            <w:shd w:val="clear" w:color="auto" w:fill="E7E7E7"/>
+            <w:tcMar>
+              <w:top w:w="100" w:type="dxa"/>
+              <w:left w:w="120" w:type="dxa"/>
+              <w:bottom w:w="100" w:type="dxa"/>
+              <w:right w:w="120" w:type="dxa"/>
+            </w:tcMar>
+            <w:vAlign w:val="center"/>
+          </w:tcPr>
+          <w:p>
+            <w:pPr>
+              <w:spacing w:line="240" w:lineRule="auto"/>
+              <w:ind w:firstLine="0"/>
+              <w:jc w:val="center"/>
+            </w:pPr>
+            <w:r>
+              <w:rPr>
+                <w:rFonts w:cs="Times New Roman"/>
+                <w:b/>
+                <w:sz w:val="22"/>
+              </w:rPr>
+              <w:t>Выбор</w:t>
+            </w:r>
+          </w:p>
+        </w:tc>
+      </w:tr>
+      <w:tr>
+        <w:trPr>
+          <w:cantSplit/>
+        </w:trPr>
+        <w:tc>
+          <w:tcPr>
+            <w:tcW w:w="1020" w:type="dxa"/>
+            <w:tcMar>
+              <w:top w:w="100" w:type="dxa"/>
+              <w:left w:w="120" w:type="dxa"/>
+              <w:bottom w:w="100" w:type="dxa"/>
+              <w:right w:w="120" w:type="dxa"/>
+            </w:tcMar>
+            <w:vAlign w:val="center"/>
+          </w:tcPr>
+          <w:p>
+            <w:pPr>
+              <w:spacing w:line="240" w:lineRule="auto"/>
+              <w:ind w:firstLine="0"/>
+              <w:jc w:val="left"/>
+            </w:pPr>
+            <w:r>
+              <w:rPr>
+                <w:rFonts w:cs="Times New Roman"/>
+                <w:sz w:val="22"/>
+              </w:rPr>
+              <w:t>Web SPA</w:t>
+            </w:r>
+          </w:p>
+        </w:tc>
+        <w:tc>
+          <w:tcPr>
+            <w:tcW w:w="3825" w:type="dxa"/>
+            <w:tcMar>
+              <w:top w:w="100" w:type="dxa"/>
+              <w:left w:w="120" w:type="dxa"/>
+              <w:bottom w:w="100" w:type="dxa"/>
+              <w:right w:w="120" w:type="dxa"/>
+            </w:tcMar>
+            <w:vAlign w:val="center"/>
+          </w:tcPr>
+          <w:p>
+            <w:pPr>
+              <w:spacing w:line="240" w:lineRule="auto"/>
+              <w:ind w:firstLine="0"/>
+              <w:jc w:val="left"/>
+            </w:pPr>
+            <w:r>
+              <w:rPr>
+                <w:rFonts w:cs="Times New Roman"/>
+                <w:sz w:val="22"/>
+              </w:rPr>
+              <w:t xml:space="preserve">запуск в браузере, единое обновление, адаптивность, доступ с разных ОС, </w:t>
+            </w:r>
+            <w:r>
+              <w:rPr>
+                <w:rFonts w:cs="Times New Roman"/>
+                <w:sz w:val="22"/>
+              </w:rPr>
+              <w:t>удобные формы и таблицы</w:t>
+            </w:r>
+          </w:p>
+        </w:tc>
+        <w:tc>
+          <w:tcPr>
+            <w:tcW w:w="3825" w:type="dxa"/>
+            <w:tcMar>
+              <w:top w:w="100" w:type="dxa"/>
+              <w:left w:w="120" w:type="dxa"/>
+              <w:bottom w:w="100" w:type="dxa"/>
+              <w:right w:w="120" w:type="dxa"/>
+            </w:tcMar>
+            <w:vAlign w:val="center"/>
+          </w:tcPr>
+          <w:p>
+            <w:pPr>
+              <w:spacing w:line="240" w:lineRule="auto"/>
+              <w:ind w:firstLine="0"/>
+              <w:jc w:val="left"/>
+            </w:pPr>
+            <w:r>
+              <w:rPr>
+                <w:rFonts w:cs="Times New Roman"/>
+                <w:sz w:val="22"/>
+              </w:rPr>
+              <w:t>требуется браузер и запущенный сервер</w:t>
+            </w:r>
+          </w:p>
+        </w:tc>
+        <w:tc>
+          <w:tcPr>
+            <w:tcW w:w="1020" w:type="dxa"/>
+            <w:tcMar>
+              <w:top w:w="100" w:type="dxa"/>
+              <w:left w:w="120" w:type="dxa"/>
+              <w:bottom w:w="100" w:type="dxa"/>
+              <w:right w:w="120" w:type="dxa"/>
+            </w:tcMar>
+            <w:vAlign w:val="center"/>
+          </w:tcPr>
+          <w:p>
+            <w:pPr>
+              <w:spacing w:line="240" w:lineRule="auto"/>
+              <w:ind w:firstLine="0"/>
+              <w:jc w:val="left"/>
+            </w:pPr>
+            <w:r>
+              <w:rPr>
+                <w:rFonts w:cs="Times New Roman"/>
+                <w:sz w:val="22"/>
+              </w:rPr>
+              <w:t>выбран</w:t>
+            </w:r>
+          </w:p>
+        </w:tc>
+      </w:tr>
+      <w:tr>
+        <w:trPr>
+          <w:cantSplit/>
+        </w:trPr>
+        <w:tc>
+          <w:tcPr>
+            <w:tcW w:w="1020" w:type="dxa"/>
+            <w:tcMar>
+              <w:top w:w="100" w:type="dxa"/>
+              <w:left w:w="120" w:type="dxa"/>
+              <w:bottom w:w="100" w:type="dxa"/>
+              <w:right w:w="120" w:type="dxa"/>
+            </w:tcMar>
+            <w:vAlign w:val="center"/>
+          </w:tcPr>
+          <w:p>
+            <w:pPr>
+              <w:spacing w:line="240" w:lineRule="auto"/>
+              <w:ind w:firstLine="0"/>
+              <w:jc w:val="left"/>
+            </w:pPr>
+            <w:r>
+              <w:rPr>
+                <w:rFonts w:cs="Times New Roman"/>
+                <w:sz w:val="22"/>
+              </w:rPr>
+              <w:t>JavaFX</w:t>
+            </w:r>
+          </w:p>
+        </w:tc>
+        <w:tc>
+          <w:tcPr>
+            <w:tcW w:w="3825" w:type="dxa"/>
+            <w:tcMar>
+              <w:top w:w="100" w:type="dxa"/>
+              <w:left w:w="120" w:type="dxa"/>
+              <w:bottom w:w="100" w:type="dxa"/>
+              <w:right w:w="120" w:type="dxa"/>
+            </w:tcMar>
+            <w:vAlign w:val="center"/>
+          </w:tcPr>
+          <w:p>
+            <w:pPr>
+              <w:spacing w:line="240" w:lineRule="auto"/>
+              <w:ind w:firstLine="0"/>
+              <w:jc w:val="left"/>
+            </w:pPr>
+            <w:r>
+              <w:rPr>
+                <w:rFonts w:cs="Times New Roman"/>
+                <w:sz w:val="22"/>
+              </w:rPr>
+              <w:t>полноценное desktop-приложение, доступ к возможностям ОС, возможна автономная работа</w:t>
+            </w:r>
+          </w:p>
+        </w:tc>
+        <w:tc>
+          <w:tcPr>
+            <w:tcW w:w="3825" w:type="dxa"/>
+            <w:tcMar>
+              <w:top w:w="100" w:type="dxa"/>
+              <w:left w:w="120" w:type="dxa"/>
+              <w:bottom w:w="100" w:type="dxa"/>
+              <w:right w:w="120" w:type="dxa"/>
+            </w:tcMar>
+            <w:vAlign w:val="center"/>
+          </w:tcPr>
+          <w:p>
+            <w:pPr>
+              <w:spacing w:line="240" w:lineRule="auto"/>
+              <w:ind w:firstLine="0"/>
+              <w:jc w:val="left"/>
+            </w:pPr>
+            <w:r>
+              <w:rPr>
+                <w:rFonts w:cs="Times New Roman"/>
+                <w:sz w:val="22"/>
+              </w:rPr>
+              <w:t>отдельная установка и доставка обновлений, дополнительная реализация адаптивного интерфейса</w:t>
+            </w:r>
+          </w:p>
+        </w:tc>
+        <w:tc>
+          <w:tcPr>
+            <w:tcW w:w="1020" w:type="dxa"/>
+            <w:tcMar>
+              <w:top w:w="100" w:type="dxa"/>
+              <w:left w:w="120" w:type="dxa"/>
+              <w:bottom w:w="100" w:type="dxa"/>
+              <w:right w:w="120" w:type="dxa"/>
+            </w:tcMar>
+            <w:vAlign w:val="center"/>
+          </w:tcPr>
+          <w:p>
+            <w:pPr>
+              <w:spacing w:line="240" w:lineRule="auto"/>
+              <w:ind w:firstLine="0"/>
+              <w:jc w:val="left"/>
+            </w:pPr>
+            <w:r>
+              <w:rPr>
+                <w:rFonts w:cs="Times New Roman"/>
+                <w:sz w:val="22"/>
+              </w:rPr>
+              <w:t>не выбран</w:t>
+            </w:r>
+          </w:p>
+        </w:tc>
+      </w:tr>
+      <w:tr>
+        <w:trPr>
+          <w:cantSplit/>
+        </w:trPr>
+        <w:tc>
+          <w:tcPr>
+            <w:tcW w:w="1020" w:type="dxa"/>
+            <w:tcMar>
+              <w:top w:w="100" w:type="dxa"/>
+              <w:left w:w="120" w:type="dxa"/>
+              <w:bottom w:w="100" w:type="dxa"/>
+              <w:right w:w="120" w:type="dxa"/>
+            </w:tcMar>
+            <w:vAlign w:val="center"/>
+          </w:tcPr>
+          <w:p>
+            <w:pPr>
+              <w:spacing w:line="240" w:lineRule="auto"/>
+              <w:ind w:firstLine="0"/>
+              <w:jc w:val="left"/>
+            </w:pPr>
+            <w:r>
+              <w:rPr>
+                <w:rFonts w:cs="Times New Roman"/>
+                <w:sz w:val="22"/>
+              </w:rPr>
+              <w:lastRenderedPageBreak/>
+              <w:t>Electron</w:t>
+            </w:r>
+          </w:p>
+        </w:tc>
+        <w:tc>
+          <w:tcPr>
+            <w:tcW w:w="3825" w:type="dxa"/>
+            <w:tcMar>
+              <w:top w:w="100" w:type="dxa"/>
+              <w:left w:w="120" w:type="dxa"/>
+              <w:bottom w:w="100" w:type="dxa"/>
+              <w:right w:w="120" w:type="dxa"/>
+            </w:tcMar>
+            <w:vAlign w:val="center"/>
+          </w:tcPr>
+          <w:p>
+            <w:pPr>
+              <w:spacing w:line="240" w:lineRule="auto"/>
+              <w:ind w:firstLine="0"/>
+              <w:jc w:val="left"/>
+            </w:pPr>
+            <w:r>
+              <w:rPr>
+                <w:rFonts w:cs="Times New Roman"/>
+                <w:sz w:val="22"/>
+              </w:rPr>
+              <w:t>общий стек HTML, CSS и JavaScript, кроссплатформенная desktop-сборка</w:t>
+            </w:r>
+          </w:p>
+        </w:tc>
+        <w:tc>
+          <w:tcPr>
+            <w:tcW w:w="3825" w:type="dxa"/>
+            <w:tcMar>
+              <w:top w:w="100" w:type="dxa"/>
+              <w:left w:w="120" w:type="dxa"/>
+              <w:bottom w:w="100" w:type="dxa"/>
+              <w:right w:w="120" w:type="dxa"/>
+            </w:tcMar>
+            <w:vAlign w:val="center"/>
+          </w:tcPr>
+          <w:p>
+            <w:pPr>
+              <w:spacing w:line="240" w:lineRule="auto"/>
+              <w:ind w:firstLine="0"/>
+              <w:jc w:val="left"/>
+            </w:pPr>
+            <w:r>
+              <w:rPr>
+                <w:rFonts w:cs="Times New Roman"/>
+                <w:sz w:val="22"/>
+              </w:rPr>
+              <w:t>в поставку включаются Chromium и Node.js; отдельный установщик не решает задачу централизованного каталога</w:t>
+            </w:r>
+          </w:p>
+        </w:tc>
+        <w:tc>
+          <w:tcPr>
+            <w:tcW w:w="1020" w:type="dxa"/>
+            <w:tcMar>
+              <w:top w:w="100" w:type="dxa"/>
+              <w:left w:w="120" w:type="dxa"/>
+              <w:bottom w:w="100" w:type="dxa"/>
+              <w:right w:w="120" w:type="dxa"/>
+            </w:tcMar>
+            <w:vAlign w:val="center"/>
+          </w:tcPr>
+          <w:p>
+            <w:pPr>
+              <w:spacing w:line="240" w:lineRule="auto"/>
+              <w:ind w:firstLine="0"/>
+              <w:jc w:val="left"/>
+            </w:pPr>
+            <w:r>
+              <w:rPr>
+                <w:rFonts w:cs="Times New Roman"/>
+                <w:sz w:val="22"/>
+              </w:rPr>
+              <w:t>не выбран</w:t>
+            </w:r>
+          </w:p>
+        </w:tc>
+      </w:tr>
+      <w:tr>
+        <w:trPr>
+          <w:cantSplit/>
+        </w:trPr>
+        <w:tc>
+          <w:tcPr>
+            <w:tcW w:w="1020" w:type="dxa"/>
+            <w:tcMar>
+              <w:top w:w="100" w:type="dxa"/>
+              <w:left w:w="120" w:type="dxa"/>
+              <w:bottom w:w="100" w:type="dxa"/>
+              <w:right w:w="120" w:type="dxa"/>
+            </w:tcMar>
+            <w:vAlign w:val="center"/>
+          </w:tcPr>
+          <w:p>
+            <w:pPr>
+              <w:spacing w:line="240" w:lineRule="auto"/>
+              <w:ind w:firstLine="0"/>
+              <w:jc w:val="left"/>
+            </w:pPr>
+            <w:r>
+              <w:rPr>
+                <w:rFonts w:cs="Times New Roman"/>
+                <w:sz w:val="22"/>
+              </w:rPr>
+              <w:t>CLI</w:t>
+            </w:r>
+          </w:p>
+        </w:tc>
+        <w:tc>
+          <w:tcPr>
+            <w:tcW w:w="3825" w:type="dxa"/>
+            <w:tcMar>
+              <w:top w:w="100" w:type="dxa"/>
+              <w:left w:w="120" w:type="dxa"/>
+              <w:bottom w:w="100" w:type="dxa"/>
+              <w:right w:w="120" w:type="dxa"/>
+            </w:tcMar>
+            <w:vAlign w:val="center"/>
+          </w:tcPr>
+          <w:p>
+            <w:pPr>
+              <w:spacing w:line="240" w:lineRule="auto"/>
+              <w:ind w:firstLine="0"/>
+              <w:jc w:val="left"/>
+            </w:pPr>
+            <w:r>
+              <w:rPr>
+                <w:rFonts w:cs="Times New Roman"/>
+                <w:sz w:val="22"/>
+              </w:rPr>
+              <w:t>минимальные требования к интерфейсу и ресурсам</w:t>
+            </w:r>
+          </w:p>
+        </w:tc>
+        <w:tc>
+          <w:tcPr>
+            <w:tcW w:w="3825" w:type="dxa"/>
+            <w:tcMar>
+              <w:top w:w="100" w:type="dxa"/>
+              <w:left w:w="120" w:type="dxa"/>
+              <w:bottom w:w="100" w:type="dxa"/>
+              <w:right w:w="120" w:type="dxa"/>
+            </w:tcMar>
+            <w:vAlign w:val="center"/>
+          </w:tcPr>
+          <w:p>
+            <w:pPr>
+              <w:spacing w:line="240" w:lineRule="auto"/>
+              <w:ind w:firstLine="0"/>
+              <w:jc w:val="left"/>
+            </w:pPr>
+            <w:r>
+              <w:rPr>
+                <w:rFonts w:cs="Times New Roman"/>
+                <w:sz w:val="22"/>
+              </w:rPr>
+              <w:t>неудобны фильтры, сравнение, графическое объяснение рейтинга и администрирование</w:t>
+            </w:r>
+          </w:p>
+        </w:tc>
+        <w:tc>
+          <w:tcPr>
+            <w:tcW w:w="1020" w:type="dxa"/>
+            <w:tcMar>
+              <w:top w:w="100" w:type="dxa"/>
+              <w:left w:w="120" w:type="dxa"/>
+              <w:bottom w:w="100" w:type="dxa"/>
+              <w:right w:w="120" w:type="dxa"/>
+            </w:tcMar>
+            <w:vAlign w:val="center"/>
+          </w:tcPr>
+          <w:p>
+            <w:pPr>
+              <w:spacing w:line="240" w:lineRule="auto"/>
+              <w:ind w:firstLine="0"/>
+              <w:jc w:val="left"/>
+            </w:pPr>
+            <w:r>
+              <w:rPr>
+                <w:rFonts w:cs="Times New Roman"/>
+                <w:sz w:val="22"/>
+              </w:rPr>
+              <w:t>не выбран</w:t>
+            </w:r>
+          </w:p>
+        </w:tc>
+      </w:tr>
+    </w:tbl>
+    <w:p/>
+    <w:p>
+      <w:r>
+        <w:rPr>
+          <w:rFonts w:cs="Times New Roman"/>
+        </w:rPr>
+        <w:t xml:space="preserve">Web-интерфейс выбран как наиболее подходящий, поскольку каталог является многопользовательской информационной системой, а не локальным инженерным </w:t>
+      </w:r>
+      <w:r>
+        <w:rPr>
+          <w:rFonts w:cs="Times New Roman"/>
+        </w:rPr>
+        <w:t>калькулятором. Браузер уже предоставляет стандартные элементы форм, навигацию, доступность и адаптацию к экрану. Размещение React и API на одном origin упрощает cookie-сессии и CSRF-защиту. Установка клиента на каждое рабочее место не требуется: для обновления достаточно заменить серверный JAR. Electron был бы оправдан при необходимости автономной desktop-работы или интеграции с локальным оборудованием, которых в задании нет.</w:t>
+      </w:r>
+    </w:p>
+    <w:p>
+      <w:pPr>
+        <w:pStyle w:val="21"/>
+      </w:pPr>
+      <w:bookmarkStart w:id="14" w:name="_Toc234800630"/>
+      <w:r>
+        <w:rPr>
+          <w:rFonts w:ascii="Times New Roman" w:eastAsia="Times New Roman" w:hAnsi="Times New Roman" w:cs="Times New Roman"/>
+        </w:rPr>
+        <w:t>2.6 Выбор frontend-стека</w:t>
+      </w:r>
+      <w:bookmarkEnd w:id="14"/>
+    </w:p>
+    <w:p>
+      <w:r>
+        <w:rPr>
+          <w:rFonts w:cs="Times New Roman"/>
+        </w:rPr>
+        <w:t>React сопоставлялся с Vue и Angular по шкале от 1 до 5. Вес показывает значимость критерия для текущего проекта; итоговая оценка является взвешенной суммой и служит прозрачным обоснованием, а не универсальным рейтингом технологий.</w:t>
+      </w:r>
+    </w:p>
+    <w:tbl>
+      <w:tblPr>
+        <w:tblStyle w:val="aff0"/>
+        <w:tblW w:w="9690" w:type="dxa"/>
+        <w:tblInd w:w="120" w:type="dxa"/>
+        <w:tblLayout w:type="fixed"/>
+        <w:tblLook w:val="04A0" w:firstRow="1" w:lastRow="0" w:firstColumn="1" w:lastColumn="0" w:noHBand="0" w:noVBand="1"/>
+      </w:tblPr>
+      <w:tblGrid>
+        <w:gridCol w:w="4344"/>
+        <w:gridCol w:w="1337"/>
+        <w:gridCol w:w="1337"/>
+        <w:gridCol w:w="1337"/>
+        <w:gridCol w:w="1335"/>
+      </w:tblGrid>
+      <w:tr>
+        <w:trPr>
+          <w:cantSplit/>
+          <w:tblHeader/>
+        </w:trPr>
+        <w:tc>
+          <w:tcPr>
+            <w:tcW w:w="4344" w:type="dxa"/>
+            <w:shd w:val="clear" w:color="auto" w:fill="E7E7E7"/>
+            <w:tcMar>
+              <w:top w:w="100" w:type="dxa"/>
+              <w:left w:w="120" w:type="dxa"/>
+              <w:bottom w:w="100" w:type="dxa"/>
+              <w:right w:w="120" w:type="dxa"/>
+            </w:tcMar>
+            <w:vAlign w:val="center"/>
+          </w:tcPr>
+          <w:p>
+            <w:pPr>
+              <w:spacing w:line="240" w:lineRule="auto"/>
+              <w:ind w:firstLine="0"/>
+              <w:jc w:val="center"/>
+            </w:pPr>
+            <w:r>
+              <w:rPr>
+                <w:rFonts w:cs="Times New Roman"/>
+                <w:b/>
+                <w:sz w:val="22"/>
+              </w:rPr>
+              <w:t>Критерий</w:t>
+            </w:r>
+          </w:p>
+        </w:tc>
+        <w:tc>
+          <w:tcPr>
+            <w:tcW w:w="1337" w:type="dxa"/>
+            <w:shd w:val="clear" w:color="auto" w:fill="E7E7E7"/>
+            <w:tcMar>
+              <w:top w:w="100" w:type="dxa"/>
+              <w:left w:w="120" w:type="dxa"/>
+              <w:bottom w:w="100" w:type="dxa"/>
+              <w:right w:w="120" w:type="dxa"/>
+            </w:tcMar>
+            <w:vAlign w:val="center"/>
+          </w:tcPr>
+          <w:p>
+            <w:pPr>
+              <w:spacing w:line="240" w:lineRule="auto"/>
+              <w:ind w:firstLine="0"/>
+              <w:jc w:val="center"/>
+            </w:pPr>
+            <w:r>
+              <w:rPr>
+                <w:rFonts w:cs="Times New Roman"/>
+                <w:b/>
+                <w:sz w:val="22"/>
+              </w:rPr>
+              <w:t>Вес, %</w:t>
+            </w:r>
+          </w:p>
+        </w:tc>
+        <w:tc>
+          <w:tcPr>
+            <w:tcW w:w="1337" w:type="dxa"/>
+            <w:shd w:val="clear" w:color="auto" w:fill="E7E7E7"/>
+            <w:tcMar>
+              <w:top w:w="100" w:type="dxa"/>
+              <w:left w:w="120" w:type="dxa"/>
+              <w:bottom w:w="100" w:type="dxa"/>
+              <w:right w:w="120" w:type="dxa"/>
+            </w:tcMar>
+            <w:vAlign w:val="center"/>
+          </w:tcPr>
+          <w:p>
+            <w:pPr>
+              <w:spacing w:line="240" w:lineRule="auto"/>
+              <w:ind w:firstLine="0"/>
+              <w:jc w:val="center"/>
+            </w:pPr>
+            <w:r>
+              <w:rPr>
+                <w:rFonts w:cs="Times New Roman"/>
+                <w:b/>
+                <w:sz w:val="22"/>
+              </w:rPr>
+              <w:t>React</w:t>
+            </w:r>
+          </w:p>
+        </w:tc>
+        <w:tc>
+          <w:tcPr>
+            <w:tcW w:w="1337" w:type="dxa"/>
+            <w:shd w:val="clear" w:color="auto" w:fill="E7E7E7"/>
+            <w:tcMar>
+              <w:top w:w="100" w:type="dxa"/>
+              <w:left w:w="120" w:type="dxa"/>
+              <w:bottom w:w="100" w:type="dxa"/>
+              <w:right w:w="120" w:type="dxa"/>
+            </w:tcMar>
+            <w:vAlign w:val="center"/>
+          </w:tcPr>
+          <w:p>
+            <w:pPr>
+              <w:spacing w:line="240" w:lineRule="auto"/>
+              <w:ind w:firstLine="0"/>
+              <w:jc w:val="center"/>
+            </w:pPr>
+            <w:r>
+              <w:rPr>
+                <w:rFonts w:cs="Times New Roman"/>
+                <w:b/>
+                <w:sz w:val="22"/>
+              </w:rPr>
+              <w:t>Vue</w:t>
+            </w:r>
+          </w:p>
+        </w:tc>
+        <w:tc>
+          <w:tcPr>
+            <w:tcW w:w="1335" w:type="dxa"/>
+            <w:shd w:val="clear" w:color="auto" w:fill="E7E7E7"/>
+            <w:tcMar>
+              <w:top w:w="100" w:type="dxa"/>
+              <w:left w:w="120" w:type="dxa"/>
+              <w:bottom w:w="100" w:type="dxa"/>
+              <w:right w:w="120" w:type="dxa"/>
+            </w:tcMar>
+            <w:vAlign w:val="center"/>
+          </w:tcPr>
+          <w:p>
+            <w:pPr>
+              <w:spacing w:line="240" w:lineRule="auto"/>
+              <w:ind w:firstLine="0"/>
+              <w:jc w:val="center"/>
+            </w:pPr>
+            <w:r>
+              <w:rPr>
+                <w:rFonts w:cs="Times New Roman"/>
+                <w:b/>
+                <w:sz w:val="22"/>
+              </w:rPr>
+              <w:t>Angular</w:t>
+            </w:r>
+          </w:p>
+        </w:tc>
+      </w:tr>
+      <w:tr>
+        <w:trPr>
+          <w:cantSplit/>
+        </w:trPr>
+        <w:tc>
+          <w:tcPr>
+            <w:tcW w:w="4344" w:type="dxa"/>
+            <w:tcMar>
+              <w:top w:w="100" w:type="dxa"/>
+              <w:left w:w="120" w:type="dxa"/>
+              <w:bottom w:w="100" w:type="dxa"/>
+              <w:right w:w="120" w:type="dxa"/>
+            </w:tcMar>
+            <w:vAlign w:val="center"/>
+          </w:tcPr>
+          <w:p>
+            <w:pPr>
+              <w:spacing w:line="240" w:lineRule="auto"/>
+              <w:ind w:firstLine="0"/>
+              <w:jc w:val="left"/>
+            </w:pPr>
+            <w:r>
+              <w:rPr>
+                <w:rFonts w:cs="Times New Roman"/>
+                <w:sz w:val="22"/>
+              </w:rPr>
+              <w:t>Компонентная реализация сложных экранов</w:t>
+            </w:r>
+          </w:p>
+        </w:tc>
+        <w:tc>
+          <w:tcPr>
+            <w:tcW w:w="1337" w:type="dxa"/>
+            <w:tcMar>
+              <w:top w:w="100" w:type="dxa"/>
+              <w:left w:w="120" w:type="dxa"/>
+              <w:bottom w:w="100" w:type="dxa"/>
+              <w:right w:w="120" w:type="dxa"/>
+            </w:tcMar>
+            <w:vAlign w:val="center"/>
+          </w:tcPr>
+          <w:p>
+            <w:pPr>
+              <w:spacing w:line="240" w:lineRule="auto"/>
+              <w:ind w:firstLine="0"/>
+              <w:jc w:val="left"/>
+            </w:pPr>
+            <w:r>
+              <w:rPr>
+                <w:rFonts w:cs="Times New Roman"/>
+                <w:sz w:val="22"/>
+              </w:rPr>
+              <w:t>25</w:t>
+            </w:r>
+          </w:p>
+        </w:tc>
+        <w:tc>
+          <w:tcPr>
+            <w:tcW w:w="1337" w:type="dxa"/>
+            <w:tcMar>
+              <w:top w:w="100" w:type="dxa"/>
+              <w:left w:w="120" w:type="dxa"/>
+              <w:bottom w:w="100" w:type="dxa"/>
+              <w:right w:w="120" w:type="dxa"/>
+            </w:tcMar>
+            <w:vAlign w:val="center"/>
+          </w:tcPr>
+          <w:p>
+            <w:pPr>
+              <w:spacing w:line="240" w:lineRule="auto"/>
+              <w:ind w:firstLine="0"/>
+              <w:jc w:val="left"/>
+            </w:pPr>
+            <w:r>
+              <w:rPr>
+                <w:rFonts w:cs="Times New Roman"/>
+                <w:sz w:val="22"/>
+              </w:rPr>
+              <w:t>5</w:t>
+            </w:r>
+          </w:p>
+        </w:tc>
+        <w:tc>
+          <w:tcPr>
+            <w:tcW w:w="1337" w:type="dxa"/>
+            <w:tcMar>
+              <w:top w:w="100" w:type="dxa"/>
+              <w:left w:w="120" w:type="dxa"/>
+              <w:bottom w:w="100" w:type="dxa"/>
+              <w:right w:w="120" w:type="dxa"/>
+            </w:tcMar>
+            <w:vAlign w:val="center"/>
+          </w:tcPr>
+          <w:p>
+            <w:pPr>
+              <w:spacing w:line="240" w:lineRule="auto"/>
+              <w:ind w:firstLine="0"/>
+              <w:jc w:val="left"/>
+            </w:pPr>
+            <w:r>
+              <w:rPr>
+                <w:rFonts w:cs="Times New Roman"/>
+                <w:sz w:val="22"/>
+              </w:rPr>
+              <w:t>5</w:t>
+            </w:r>
+          </w:p>
+        </w:tc>
+        <w:tc>
+          <w:tcPr>
+            <w:tcW w:w="1335" w:type="dxa"/>
+            <w:tcMar>
+              <w:top w:w="100" w:type="dxa"/>
+              <w:left w:w="120" w:type="dxa"/>
+              <w:bottom w:w="100" w:type="dxa"/>
+              <w:right w:w="120" w:type="dxa"/>
+            </w:tcMar>
+            <w:vAlign w:val="center"/>
+          </w:tcPr>
+          <w:p>
+            <w:pPr>
+              <w:spacing w:line="240" w:lineRule="auto"/>
+              <w:ind w:firstLine="0"/>
+              <w:jc w:val="left"/>
+            </w:pPr>
+            <w:r>
+              <w:rPr>
+                <w:rFonts w:cs="Times New Roman"/>
+                <w:sz w:val="22"/>
+              </w:rPr>
+              <w:t>5</w:t>
+            </w:r>
+          </w:p>
+        </w:tc>
+      </w:tr>
+      <w:tr>
+        <w:trPr>
+          <w:cantSplit/>
+        </w:trPr>
+        <w:tc>
+          <w:tcPr>
+            <w:tcW w:w="4344" w:type="dxa"/>
+            <w:tcMar>
+              <w:top w:w="100" w:type="dxa"/>
+              <w:left w:w="120" w:type="dxa"/>
+              <w:bottom w:w="100" w:type="dxa"/>
+              <w:right w:w="120" w:type="dxa"/>
+            </w:tcMar>
+            <w:vAlign w:val="center"/>
+          </w:tcPr>
+          <w:p>
+            <w:pPr>
+              <w:spacing w:line="240" w:lineRule="auto"/>
+              <w:ind w:firstLine="0"/>
+              <w:jc w:val="left"/>
+            </w:pPr>
+            <w:r>
+              <w:rPr>
+                <w:rFonts w:cs="Times New Roman"/>
+                <w:sz w:val="22"/>
+              </w:rPr>
+              <w:t>Совместимость с JavaScript и JSDoc</w:t>
+            </w:r>
+          </w:p>
+        </w:tc>
+        <w:tc>
+          <w:tcPr>
+            <w:tcW w:w="1337" w:type="dxa"/>
+            <w:tcMar>
+              <w:top w:w="100" w:type="dxa"/>
+              <w:left w:w="120" w:type="dxa"/>
+              <w:bottom w:w="100" w:type="dxa"/>
+              <w:right w:w="120" w:type="dxa"/>
+            </w:tcMar>
+            <w:vAlign w:val="center"/>
+          </w:tcPr>
+          <w:p>
+            <w:pPr>
+              <w:spacing w:line="240" w:lineRule="auto"/>
+              <w:ind w:firstLine="0"/>
+              <w:jc w:val="left"/>
+            </w:pPr>
+            <w:r>
+              <w:rPr>
+                <w:rFonts w:cs="Times New Roman"/>
+                <w:sz w:val="22"/>
+              </w:rPr>
+              <w:t>20</w:t>
+            </w:r>
+          </w:p>
+        </w:tc>
+        <w:tc>
+          <w:tcPr>
+            <w:tcW w:w="1337" w:type="dxa"/>
+            <w:tcMar>
+              <w:top w:w="100" w:type="dxa"/>
+              <w:left w:w="120" w:type="dxa"/>
+              <w:bottom w:w="100" w:type="dxa"/>
+              <w:right w:w="120" w:type="dxa"/>
+            </w:tcMar>
+            <w:vAlign w:val="center"/>
+          </w:tcPr>
+          <w:p>
+            <w:pPr>
+              <w:spacing w:line="240" w:lineRule="auto"/>
+              <w:ind w:firstLine="0"/>
+              <w:jc w:val="left"/>
+            </w:pPr>
+            <w:r>
+              <w:rPr>
+                <w:rFonts w:cs="Times New Roman"/>
+                <w:sz w:val="22"/>
+              </w:rPr>
+              <w:t>5</w:t>
+            </w:r>
+          </w:p>
+        </w:tc>
+        <w:tc>
+          <w:tcPr>
+            <w:tcW w:w="1337" w:type="dxa"/>
+            <w:tcMar>
+              <w:top w:w="100" w:type="dxa"/>
+              <w:left w:w="120" w:type="dxa"/>
+              <w:bottom w:w="100" w:type="dxa"/>
+              <w:right w:w="120" w:type="dxa"/>
+            </w:tcMar>
+            <w:vAlign w:val="center"/>
+          </w:tcPr>
+          <w:p>
+            <w:pPr>
+              <w:spacing w:line="240" w:lineRule="auto"/>
+              <w:ind w:firstLine="0"/>
+              <w:jc w:val="left"/>
+            </w:pPr>
+            <w:r>
+              <w:rPr>
+                <w:rFonts w:cs="Times New Roman"/>
+                <w:sz w:val="22"/>
+              </w:rPr>
+              <w:t>5</w:t>
+            </w:r>
+          </w:p>
+        </w:tc>
+        <w:tc>
+          <w:tcPr>
+            <w:tcW w:w="1335" w:type="dxa"/>
+            <w:tcMar>
+              <w:top w:w="100" w:type="dxa"/>
+              <w:left w:w="120" w:type="dxa"/>
+              <w:bottom w:w="100" w:type="dxa"/>
+              <w:right w:w="120" w:type="dxa"/>
+            </w:tcMar>
+            <w:vAlign w:val="center"/>
+          </w:tcPr>
+          <w:p>
+            <w:pPr>
+              <w:spacing w:line="240" w:lineRule="auto"/>
+              <w:ind w:firstLine="0"/>
+              <w:jc w:val="left"/>
+            </w:pPr>
+            <w:r>
+              <w:rPr>
+                <w:rFonts w:cs="Times New Roman"/>
+                <w:sz w:val="22"/>
+              </w:rPr>
+              <w:t>2</w:t>
+            </w:r>
+          </w:p>
+        </w:tc>
+      </w:tr>
+      <w:tr>
+        <w:trPr>
+          <w:cantSplit/>
+        </w:trPr>
+        <w:tc>
+          <w:tcPr>
+            <w:tcW w:w="4344" w:type="dxa"/>
+            <w:tcMar>
+              <w:top w:w="100" w:type="dxa"/>
+              <w:left w:w="120" w:type="dxa"/>
+              <w:bottom w:w="100" w:type="dxa"/>
+              <w:right w:w="120" w:type="dxa"/>
+            </w:tcMar>
+            <w:vAlign w:val="center"/>
+          </w:tcPr>
+          <w:p>
+            <w:pPr>
+              <w:spacing w:line="240" w:lineRule="auto"/>
+              <w:ind w:firstLine="0"/>
+              <w:jc w:val="left"/>
+            </w:pPr>
+            <w:r>
+              <w:rPr>
+                <w:rFonts w:cs="Times New Roman"/>
+                <w:sz w:val="22"/>
+              </w:rPr>
+              <w:t>Скорость освоения и реализации</w:t>
+            </w:r>
+          </w:p>
+        </w:tc>
+        <w:tc>
+          <w:tcPr>
+            <w:tcW w:w="1337" w:type="dxa"/>
+            <w:tcMar>
+              <w:top w:w="100" w:type="dxa"/>
+              <w:left w:w="120" w:type="dxa"/>
+              <w:bottom w:w="100" w:type="dxa"/>
+              <w:right w:w="120" w:type="dxa"/>
+            </w:tcMar>
+            <w:vAlign w:val="center"/>
+          </w:tcPr>
+          <w:p>
+            <w:pPr>
+              <w:spacing w:line="240" w:lineRule="auto"/>
+              <w:ind w:firstLine="0"/>
+              <w:jc w:val="left"/>
+            </w:pPr>
+            <w:r>
+              <w:rPr>
+                <w:rFonts w:cs="Times New Roman"/>
+                <w:sz w:val="22"/>
+              </w:rPr>
+              <w:t>15</w:t>
+            </w:r>
+          </w:p>
+        </w:tc>
+        <w:tc>
+          <w:tcPr>
+            <w:tcW w:w="1337" w:type="dxa"/>
+            <w:tcMar>
+              <w:top w:w="100" w:type="dxa"/>
+              <w:left w:w="120" w:type="dxa"/>
+              <w:bottom w:w="100" w:type="dxa"/>
+              <w:right w:w="120" w:type="dxa"/>
+            </w:tcMar>
+            <w:vAlign w:val="center"/>
+          </w:tcPr>
+          <w:p>
+            <w:pPr>
+              <w:spacing w:line="240" w:lineRule="auto"/>
+              <w:ind w:firstLine="0"/>
+              <w:jc w:val="left"/>
+            </w:pPr>
+            <w:r>
+              <w:rPr>
+                <w:rFonts w:cs="Times New Roman"/>
+                <w:sz w:val="22"/>
+              </w:rPr>
+              <w:t>4</w:t>
+            </w:r>
+          </w:p>
+        </w:tc>
+        <w:tc>
+          <w:tcPr>
+            <w:tcW w:w="1337" w:type="dxa"/>
+            <w:tcMar>
+              <w:top w:w="100" w:type="dxa"/>
+              <w:left w:w="120" w:type="dxa"/>
+              <w:bottom w:w="100" w:type="dxa"/>
+              <w:right w:w="120" w:type="dxa"/>
+            </w:tcMar>
+            <w:vAlign w:val="center"/>
+          </w:tcPr>
+          <w:p>
+            <w:pPr>
+              <w:spacing w:line="240" w:lineRule="auto"/>
+              <w:ind w:firstLine="0"/>
+              <w:jc w:val="left"/>
+            </w:pPr>
+            <w:r>
+              <w:rPr>
+                <w:rFonts w:cs="Times New Roman"/>
+                <w:sz w:val="22"/>
+              </w:rPr>
+              <w:t>5</w:t>
+            </w:r>
+          </w:p>
+        </w:tc>
+        <w:tc>
+          <w:tcPr>
+            <w:tcW w:w="1335" w:type="dxa"/>
+            <w:tcMar>
+              <w:top w:w="100" w:type="dxa"/>
+              <w:left w:w="120" w:type="dxa"/>
+              <w:bottom w:w="100" w:type="dxa"/>
+              <w:right w:w="120" w:type="dxa"/>
+            </w:tcMar>
+            <w:vAlign w:val="center"/>
+          </w:tcPr>
+          <w:p>
+            <w:pPr>
+              <w:spacing w:line="240" w:lineRule="auto"/>
+              <w:ind w:firstLine="0"/>
+              <w:jc w:val="left"/>
+            </w:pPr>
+            <w:r>
+              <w:rPr>
+                <w:rFonts w:cs="Times New Roman"/>
+                <w:sz w:val="22"/>
+              </w:rPr>
+              <w:t>2</w:t>
+            </w:r>
+          </w:p>
+        </w:tc>
+      </w:tr>
+      <w:tr>
+        <w:trPr>
+          <w:cantSplit/>
+        </w:trPr>
+        <w:tc>
+          <w:tcPr>
+            <w:tcW w:w="4344" w:type="dxa"/>
+            <w:tcMar>
+              <w:top w:w="100" w:type="dxa"/>
+              <w:left w:w="120" w:type="dxa"/>
+              <w:bottom w:w="100" w:type="dxa"/>
+              <w:right w:w="120" w:type="dxa"/>
+            </w:tcMar>
+            <w:vAlign w:val="center"/>
+          </w:tcPr>
+          <w:p>
+            <w:pPr>
+              <w:spacing w:line="240" w:lineRule="auto"/>
+              <w:ind w:firstLine="0"/>
+              <w:jc w:val="left"/>
+            </w:pPr>
+            <w:r>
+              <w:rPr>
+                <w:rFonts w:cs="Times New Roman"/>
+                <w:sz w:val="22"/>
+              </w:rPr>
+              <w:t>Тестирование и маршрутизация</w:t>
+            </w:r>
+          </w:p>
+        </w:tc>
+        <w:tc>
+          <w:tcPr>
+            <w:tcW w:w="1337" w:type="dxa"/>
+            <w:tcMar>
+              <w:top w:w="100" w:type="dxa"/>
+              <w:left w:w="120" w:type="dxa"/>
+              <w:bottom w:w="100" w:type="dxa"/>
+              <w:right w:w="120" w:type="dxa"/>
+            </w:tcMar>
+            <w:vAlign w:val="center"/>
+          </w:tcPr>
+          <w:p>
+            <w:pPr>
+              <w:spacing w:line="240" w:lineRule="auto"/>
+              <w:ind w:firstLine="0"/>
+              <w:jc w:val="left"/>
+            </w:pPr>
+            <w:r>
+              <w:rPr>
+                <w:rFonts w:cs="Times New Roman"/>
+                <w:sz w:val="22"/>
+              </w:rPr>
+              <w:t>15</w:t>
+            </w:r>
+          </w:p>
+        </w:tc>
+        <w:tc>
+          <w:tcPr>
+            <w:tcW w:w="1337" w:type="dxa"/>
+            <w:tcMar>
+              <w:top w:w="100" w:type="dxa"/>
+              <w:left w:w="120" w:type="dxa"/>
+              <w:bottom w:w="100" w:type="dxa"/>
+              <w:right w:w="120" w:type="dxa"/>
+            </w:tcMar>
+            <w:vAlign w:val="center"/>
+          </w:tcPr>
+          <w:p>
+            <w:pPr>
+              <w:spacing w:line="240" w:lineRule="auto"/>
+              <w:ind w:firstLine="0"/>
+              <w:jc w:val="left"/>
+            </w:pPr>
+            <w:r>
+              <w:rPr>
+                <w:rFonts w:cs="Times New Roman"/>
+                <w:sz w:val="22"/>
+              </w:rPr>
+              <w:t>5</w:t>
+            </w:r>
+          </w:p>
+        </w:tc>
+        <w:tc>
+          <w:tcPr>
+            <w:tcW w:w="1337" w:type="dxa"/>
+            <w:tcMar>
+              <w:top w:w="100" w:type="dxa"/>
+              <w:left w:w="120" w:type="dxa"/>
+              <w:bottom w:w="100" w:type="dxa"/>
+              <w:right w:w="120" w:type="dxa"/>
+            </w:tcMar>
+            <w:vAlign w:val="center"/>
+          </w:tcPr>
+          <w:p>
+            <w:pPr>
+              <w:spacing w:line="240" w:lineRule="auto"/>
+              <w:ind w:firstLine="0"/>
+              <w:jc w:val="left"/>
+            </w:pPr>
+            <w:r>
+              <w:rPr>
+                <w:rFonts w:cs="Times New Roman"/>
+                <w:sz w:val="22"/>
+              </w:rPr>
+              <w:t>4</w:t>
+            </w:r>
+          </w:p>
+        </w:tc>
+        <w:tc>
+          <w:tcPr>
+            <w:tcW w:w="1335" w:type="dxa"/>
+            <w:tcMar>
+              <w:top w:w="100" w:type="dxa"/>
+              <w:left w:w="120" w:type="dxa"/>
+              <w:bottom w:w="100" w:type="dxa"/>
+              <w:right w:w="120" w:type="dxa"/>
+            </w:tcMar>
+            <w:vAlign w:val="center"/>
+          </w:tcPr>
+          <w:p>
+            <w:pPr>
+              <w:spacing w:line="240" w:lineRule="auto"/>
+              <w:ind w:firstLine="0"/>
+              <w:jc w:val="left"/>
+            </w:pPr>
+            <w:r>
+              <w:rPr>
+                <w:rFonts w:cs="Times New Roman"/>
+                <w:sz w:val="22"/>
+              </w:rPr>
+              <w:t>5</w:t>
+            </w:r>
+          </w:p>
+        </w:tc>
+      </w:tr>
+      <w:tr>
+        <w:trPr>
+          <w:cantSplit/>
+        </w:trPr>
+        <w:tc>
+          <w:tcPr>
+            <w:tcW w:w="4344" w:type="dxa"/>
+            <w:tcMar>
+              <w:top w:w="100" w:type="dxa"/>
+              <w:left w:w="120" w:type="dxa"/>
+              <w:bottom w:w="100" w:type="dxa"/>
+              <w:right w:w="120" w:type="dxa"/>
+            </w:tcMar>
+            <w:vAlign w:val="center"/>
+          </w:tcPr>
+          <w:p>
+            <w:pPr>
+              <w:spacing w:line="240" w:lineRule="auto"/>
+              <w:ind w:firstLine="0"/>
+              <w:jc w:val="left"/>
+            </w:pPr>
+            <w:r>
+              <w:rPr>
+                <w:rFonts w:cs="Times New Roman"/>
+                <w:sz w:val="22"/>
+              </w:rPr>
+              <w:t>Контроль состава зависимостей</w:t>
+            </w:r>
+          </w:p>
+        </w:tc>
+        <w:tc>
+          <w:tcPr>
+            <w:tcW w:w="1337" w:type="dxa"/>
+            <w:tcMar>
+              <w:top w:w="100" w:type="dxa"/>
+              <w:left w:w="120" w:type="dxa"/>
+              <w:bottom w:w="100" w:type="dxa"/>
+              <w:right w:w="120" w:type="dxa"/>
+            </w:tcMar>
+            <w:vAlign w:val="center"/>
+          </w:tcPr>
+          <w:p>
+            <w:pPr>
+              <w:spacing w:line="240" w:lineRule="auto"/>
+              <w:ind w:firstLine="0"/>
+              <w:jc w:val="left"/>
+            </w:pPr>
+            <w:r>
+              <w:rPr>
+                <w:rFonts w:cs="Times New Roman"/>
+                <w:sz w:val="22"/>
+              </w:rPr>
+              <w:t>10</w:t>
+            </w:r>
+          </w:p>
+        </w:tc>
+        <w:tc>
+          <w:tcPr>
+            <w:tcW w:w="1337" w:type="dxa"/>
+            <w:tcMar>
+              <w:top w:w="100" w:type="dxa"/>
+              <w:left w:w="120" w:type="dxa"/>
+              <w:bottom w:w="100" w:type="dxa"/>
+              <w:right w:w="120" w:type="dxa"/>
+            </w:tcMar>
+            <w:vAlign w:val="center"/>
+          </w:tcPr>
+          <w:p>
+            <w:pPr>
+              <w:spacing w:line="240" w:lineRule="auto"/>
+              <w:ind w:firstLine="0"/>
+              <w:jc w:val="left"/>
+            </w:pPr>
+            <w:r>
+              <w:rPr>
+                <w:rFonts w:cs="Times New Roman"/>
+                <w:sz w:val="22"/>
+              </w:rPr>
+              <w:t>4</w:t>
+            </w:r>
+          </w:p>
+        </w:tc>
+        <w:tc>
+          <w:tcPr>
+            <w:tcW w:w="1337" w:type="dxa"/>
+            <w:tcMar>
+              <w:top w:w="100" w:type="dxa"/>
+              <w:left w:w="120" w:type="dxa"/>
+              <w:bottom w:w="100" w:type="dxa"/>
+              <w:right w:w="120" w:type="dxa"/>
+            </w:tcMar>
+            <w:vAlign w:val="center"/>
+          </w:tcPr>
+          <w:p>
+            <w:pPr>
+              <w:spacing w:line="240" w:lineRule="auto"/>
+              <w:ind w:firstLine="0"/>
+              <w:jc w:val="left"/>
+            </w:pPr>
+            <w:r>
+              <w:rPr>
+                <w:rFonts w:cs="Times New Roman"/>
+                <w:sz w:val="22"/>
+              </w:rPr>
+              <w:t>4</w:t>
+            </w:r>
+          </w:p>
+        </w:tc>
+        <w:tc>
+          <w:tcPr>
+            <w:tcW w:w="1335" w:type="dxa"/>
+            <w:tcMar>
+              <w:top w:w="100" w:type="dxa"/>
+              <w:left w:w="120" w:type="dxa"/>
+              <w:bottom w:w="100" w:type="dxa"/>
+              <w:right w:w="120" w:type="dxa"/>
+            </w:tcMar>
+            <w:vAlign w:val="center"/>
+          </w:tcPr>
+          <w:p>
+            <w:pPr>
+              <w:spacing w:line="240" w:lineRule="auto"/>
+              <w:ind w:firstLine="0"/>
+              <w:jc w:val="left"/>
+            </w:pPr>
+            <w:r>
+              <w:rPr>
+                <w:rFonts w:cs="Times New Roman"/>
+                <w:sz w:val="22"/>
+              </w:rPr>
+              <w:t>2</w:t>
+            </w:r>
+          </w:p>
+        </w:tc>
+      </w:tr>
+      <w:tr>
+        <w:trPr>
+          <w:cantSplit/>
+        </w:trPr>
+        <w:tc>
+          <w:tcPr>
+            <w:tcW w:w="4344" w:type="dxa"/>
+            <w:tcMar>
+              <w:top w:w="100" w:type="dxa"/>
+              <w:left w:w="120" w:type="dxa"/>
+              <w:bottom w:w="100" w:type="dxa"/>
+              <w:right w:w="120" w:type="dxa"/>
+            </w:tcMar>
+            <w:vAlign w:val="center"/>
+          </w:tcPr>
+          <w:p>
+            <w:pPr>
+              <w:spacing w:line="240" w:lineRule="auto"/>
+              <w:ind w:firstLine="0"/>
+              <w:jc w:val="left"/>
+            </w:pPr>
+            <w:r>
+              <w:rPr>
+                <w:rFonts w:cs="Times New Roman"/>
+                <w:sz w:val="22"/>
+              </w:rPr>
+              <w:lastRenderedPageBreak/>
+              <w:t>Соответствие уже созданному коду</w:t>
+            </w:r>
+          </w:p>
+        </w:tc>
+        <w:tc>
+          <w:tcPr>
+            <w:tcW w:w="1337" w:type="dxa"/>
+            <w:tcMar>
+              <w:top w:w="100" w:type="dxa"/>
+              <w:left w:w="120" w:type="dxa"/>
+              <w:bottom w:w="100" w:type="dxa"/>
+              <w:right w:w="120" w:type="dxa"/>
+            </w:tcMar>
+            <w:vAlign w:val="center"/>
+          </w:tcPr>
+          <w:p>
+            <w:pPr>
+              <w:spacing w:line="240" w:lineRule="auto"/>
+              <w:ind w:firstLine="0"/>
+              <w:jc w:val="left"/>
+            </w:pPr>
+            <w:r>
+              <w:rPr>
+                <w:rFonts w:cs="Times New Roman"/>
+                <w:sz w:val="22"/>
+              </w:rPr>
+              <w:t>15</w:t>
+            </w:r>
+          </w:p>
+        </w:tc>
+        <w:tc>
+          <w:tcPr>
+            <w:tcW w:w="1337" w:type="dxa"/>
+            <w:tcMar>
+              <w:top w:w="100" w:type="dxa"/>
+              <w:left w:w="120" w:type="dxa"/>
+              <w:bottom w:w="100" w:type="dxa"/>
+              <w:right w:w="120" w:type="dxa"/>
+            </w:tcMar>
+            <w:vAlign w:val="center"/>
+          </w:tcPr>
+          <w:p>
+            <w:pPr>
+              <w:spacing w:line="240" w:lineRule="auto"/>
+              <w:ind w:firstLine="0"/>
+              <w:jc w:val="left"/>
+            </w:pPr>
+            <w:r>
+              <w:rPr>
+                <w:rFonts w:cs="Times New Roman"/>
+                <w:sz w:val="22"/>
+              </w:rPr>
+              <w:t>5</w:t>
+            </w:r>
+          </w:p>
+        </w:tc>
+        <w:tc>
+          <w:tcPr>
+            <w:tcW w:w="1337" w:type="dxa"/>
+            <w:tcMar>
+              <w:top w:w="100" w:type="dxa"/>
+              <w:left w:w="120" w:type="dxa"/>
+              <w:bottom w:w="100" w:type="dxa"/>
+              <w:right w:w="120" w:type="dxa"/>
+            </w:tcMar>
+            <w:vAlign w:val="center"/>
+          </w:tcPr>
+          <w:p>
+            <w:pPr>
+              <w:spacing w:line="240" w:lineRule="auto"/>
+              <w:ind w:firstLine="0"/>
+              <w:jc w:val="left"/>
+            </w:pPr>
+            <w:r>
+              <w:rPr>
+                <w:rFonts w:cs="Times New Roman"/>
+                <w:sz w:val="22"/>
+              </w:rPr>
+              <w:t>2</w:t>
+            </w:r>
+          </w:p>
+        </w:tc>
+        <w:tc>
+          <w:tcPr>
+            <w:tcW w:w="1335" w:type="dxa"/>
+            <w:tcMar>
+              <w:top w:w="100" w:type="dxa"/>
+              <w:left w:w="120" w:type="dxa"/>
+              <w:bottom w:w="100" w:type="dxa"/>
+              <w:right w:w="120" w:type="dxa"/>
+            </w:tcMar>
+            <w:vAlign w:val="center"/>
+          </w:tcPr>
+          <w:p>
+            <w:pPr>
+              <w:spacing w:line="240" w:lineRule="auto"/>
+              <w:ind w:firstLine="0"/>
+              <w:jc w:val="left"/>
+            </w:pPr>
+            <w:r>
+              <w:rPr>
+                <w:rFonts w:cs="Times New Roman"/>
+                <w:sz w:val="22"/>
+              </w:rPr>
+              <w:t>2</w:t>
+            </w:r>
+          </w:p>
+        </w:tc>
+      </w:tr>
+      <w:tr>
+        <w:trPr>
+          <w:cantSplit/>
+        </w:trPr>
+        <w:tc>
+          <w:tcPr>
+            <w:tcW w:w="4344" w:type="dxa"/>
+            <w:tcMar>
+              <w:top w:w="100" w:type="dxa"/>
+              <w:left w:w="120" w:type="dxa"/>
+              <w:bottom w:w="100" w:type="dxa"/>
+              <w:right w:w="120" w:type="dxa"/>
+            </w:tcMar>
+            <w:vAlign w:val="center"/>
+          </w:tcPr>
+          <w:p>
+            <w:pPr>
+              <w:spacing w:line="240" w:lineRule="auto"/>
+              <w:ind w:firstLine="0"/>
+              <w:jc w:val="left"/>
+            </w:pPr>
+            <w:r>
+              <w:rPr>
+                <w:rFonts w:cs="Times New Roman"/>
+                <w:sz w:val="22"/>
+              </w:rPr>
+              <w:t>Взвешенный итог</w:t>
+            </w:r>
+          </w:p>
+        </w:tc>
+        <w:tc>
+          <w:tcPr>
+            <w:tcW w:w="1337" w:type="dxa"/>
+            <w:tcMar>
+              <w:top w:w="100" w:type="dxa"/>
+              <w:left w:w="120" w:type="dxa"/>
+              <w:bottom w:w="100" w:type="dxa"/>
+              <w:right w:w="120" w:type="dxa"/>
+            </w:tcMar>
+            <w:vAlign w:val="center"/>
+          </w:tcPr>
+          <w:p>
+            <w:pPr>
+              <w:spacing w:line="240" w:lineRule="auto"/>
+              <w:ind w:firstLine="0"/>
+              <w:jc w:val="left"/>
+            </w:pPr>
+            <w:r>
+              <w:rPr>
+                <w:rFonts w:cs="Times New Roman"/>
+                <w:sz w:val="22"/>
+              </w:rPr>
+              <w:t>100</w:t>
+            </w:r>
+          </w:p>
+        </w:tc>
+        <w:tc>
+          <w:tcPr>
+            <w:tcW w:w="1337" w:type="dxa"/>
+            <w:tcMar>
+              <w:top w:w="100" w:type="dxa"/>
+              <w:left w:w="120" w:type="dxa"/>
+              <w:bottom w:w="100" w:type="dxa"/>
+              <w:right w:w="120" w:type="dxa"/>
+            </w:tcMar>
+            <w:vAlign w:val="center"/>
+          </w:tcPr>
+          <w:p>
+            <w:pPr>
+              <w:spacing w:line="240" w:lineRule="auto"/>
+              <w:ind w:firstLine="0"/>
+              <w:jc w:val="left"/>
+            </w:pPr>
+            <w:r>
+              <w:rPr>
+                <w:rFonts w:cs="Times New Roman"/>
+                <w:sz w:val="22"/>
+              </w:rPr>
+              <w:t>4,75</w:t>
+            </w:r>
+          </w:p>
+        </w:tc>
+        <w:tc>
+          <w:tcPr>
+            <w:tcW w:w="1337" w:type="dxa"/>
+            <w:tcMar>
+              <w:top w:w="100" w:type="dxa"/>
+              <w:left w:w="120" w:type="dxa"/>
+              <w:bottom w:w="100" w:type="dxa"/>
+              <w:right w:w="120" w:type="dxa"/>
+            </w:tcMar>
+            <w:vAlign w:val="center"/>
+          </w:tcPr>
+          <w:p>
+            <w:pPr>
+              <w:spacing w:line="240" w:lineRule="auto"/>
+              <w:ind w:firstLine="0"/>
+              <w:jc w:val="left"/>
+            </w:pPr>
+            <w:r>
+              <w:rPr>
+                <w:rFonts w:cs="Times New Roman"/>
+                <w:sz w:val="22"/>
+              </w:rPr>
+              <w:t>4,30</w:t>
+            </w:r>
+          </w:p>
+        </w:tc>
+        <w:tc>
+          <w:tcPr>
+            <w:tcW w:w="1335" w:type="dxa"/>
+            <w:tcMar>
+              <w:top w:w="100" w:type="dxa"/>
+              <w:left w:w="120" w:type="dxa"/>
+              <w:bottom w:w="100" w:type="dxa"/>
+              <w:right w:w="120" w:type="dxa"/>
+            </w:tcMar>
+            <w:vAlign w:val="center"/>
+          </w:tcPr>
+          <w:p>
+            <w:pPr>
+              <w:spacing w:line="240" w:lineRule="auto"/>
+              <w:ind w:firstLine="0"/>
+              <w:jc w:val="left"/>
+            </w:pPr>
+            <w:r>
+              <w:rPr>
+                <w:rFonts w:cs="Times New Roman"/>
+                <w:sz w:val="22"/>
+              </w:rPr>
+              <w:t>3,20</w:t>
+            </w:r>
+          </w:p>
+        </w:tc>
+      </w:tr>
+    </w:tbl>
+    <w:p/>
+    <w:p>
+      <w:r>
+        <w:rPr>
+          <w:rFonts w:cs="Times New Roman"/>
+        </w:rPr>
+        <w:t>React предоставляет компонентную модель и не навязывает полный набор подсистем. Это удобно для проекта, где маршрутизация выбрана отдельно, а глобальное состояние ограничено контекстами авторизации и сравнения. Vue является сильным аналогом: он также компонентный, декларативный и удобен для постепенного внедрения. Однако переход на Vue не дал бы функционального выигрыша и потребовал бы переписать готовые React-компоненты и тесты. Angular предоставляет целостный framework, строгую структуру и развитые средст</w:t>
+      </w:r>
+      <w:r>
+        <w:rPr>
+          <w:rFonts w:cs="Times New Roman"/>
+        </w:rPr>
+        <w:t>ва для крупных команд, но предполагает более тяжёлую модель приложения и знание TypeScript, декораторов и дополнительных концепций. Для ограниченного по срокам проекта это увеличивает стоимость без необходимости.</w:t>
+      </w:r>
+    </w:p>
+    <w:p>
+      <w:r>
+        <w:rPr>
+          <w:rFonts w:cs="Times New Roman"/>
+        </w:rPr>
+        <w:t xml:space="preserve">Vite выбран вместо ручной </w:t>
+      </w:r>
+      <w:r>
+        <w:rPr>
+          <w:rFonts w:cs="Times New Roman"/>
+        </w:rPr>
+        <w:t>конфигурации Webpack как готовая цепочка разработки и production-сборки с быстрым dev-сервером, HMR и оптимизированными статическими ресурсами. Vitest использует совместимую с Vite среду и не требует второй независимой конфигурации преобразования JSX. Redux не применён, поскольку разделяемое состояние невелико: добавление отдельного хранилища увеличило бы число абстракций без измеримого упрощения текущих сценариев. UI-фреймворк также не используется, чтобы сохранить инженерный визуальный стиль и не включать</w:t>
+      </w:r>
+      <w:r>
+        <w:rPr>
+          <w:rFonts w:cs="Times New Roman"/>
+        </w:rPr>
+        <w:t xml:space="preserve"> большой набор невостребованных компонентов.</w:t>
+      </w:r>
+    </w:p>
+    <w:p>
+      <w:pPr>
+        <w:pStyle w:val="21"/>
+      </w:pPr>
+      <w:bookmarkStart w:id="15" w:name="_Toc234800631"/>
+      <w:r>
+        <w:rPr>
+          <w:rFonts w:ascii="Times New Roman" w:eastAsia="Times New Roman" w:hAnsi="Times New Roman" w:cs="Times New Roman"/>
+        </w:rPr>
+        <w:t>2.7 Выбор backend и базы данных</w:t>
+      </w:r>
+      <w:bookmarkEnd w:id="15"/>
+    </w:p>
+    <w:p>
+      <w:r>
+        <w:rPr>
+          <w:rFonts w:cs="Times New Roman"/>
+        </w:rPr>
+        <w:t xml:space="preserve">В качестве серверных аналогов рассматривались NestJS и ASP.NET Core. NestJS позволил бы использовать JavaScript или TypeScript на обоих уровнях и </w:t>
+      </w:r>
+      <w:r>
+        <w:rPr>
+          <w:rFonts w:cs="Times New Roman"/>
+        </w:rPr>
+        <w:lastRenderedPageBreak/>
+        <w:t>предоставляет модули, guards, validation и средства тестирования. ASP.NET Core является зрелым кроссплатформенным framework с dependency injection, средствами безопасности и производительным web-сервером. Оба варианта технически пригодны.</w:t>
+      </w:r>
+    </w:p>
+    <w:p>
+      <w:r>
+        <w:rPr>
+          <w:rFonts w:cs="Times New Roman"/>
+        </w:rPr>
+        <w:t>Spring Boot выбран по совокупности проектных факторов. В исходном репозитории уже находились Java-модель пользователя и основа авторизации, поэтому их развитие безопаснее полного переноса. Spring Security предоставляет единый фильтровый конвейер для session-аутентификации, CSRF и разграничения ролей; Spring Data JPA согласуется с реляционной моделью каталога; Spring Boot Maven Plugin формирует исполняемый JAR. Переход на NestJS или ASP.NET Core потребовал бы повторной реализации и повторной проверки наиболе</w:t>
+      </w:r>
+      <w:r>
+        <w:rPr>
+          <w:rFonts w:cs="Times New Roman"/>
+        </w:rPr>
+        <w:t>е критичного участка — безопасности — без изменения функций для пользователя.</w:t>
+      </w:r>
+    </w:p>
+    <w:p>
+      <w:r>
+        <w:rPr>
+          <w:rFonts w:cs="Times New Roman"/>
+        </w:rPr>
+        <w:t>Для production-профиля сравнивались PostgreSQL, MySQL и SQLite. PostgreSQL и MySQL поддерживают транзакции, ограничения и многопользовательскую работу. PostgreSQL выбран благодаря строгой реляционной модели, развитым ограничениям целостности, MVCC и поддержке стандартных уровней изоляции. Эти свойства соответствуют административному CRUD и optimistic locking. MySQL остаётся допустимой альтернативой, но потребовал бы отдельной проверки SQL-совместимости миграций. SQLite удобен как встраиваемый файл, однако н</w:t>
+      </w:r>
+      <w:r>
+        <w:rPr>
+          <w:rFonts w:cs="Times New Roman"/>
+        </w:rPr>
+        <w:t>е является целевой серверной СУБД для одновременной работы пользователей и администраторов.</w:t>
+      </w:r>
+    </w:p>
+    <w:p>
+      <w:r>
+        <w:rPr>
+          <w:rFonts w:cs="Times New Roman"/>
+        </w:rPr>
+        <w:t xml:space="preserve">H2 используется только в профилях </w:t>
+      </w:r>
+      <w:r>
+        <w:rPr>
+          <w:rFonts w:ascii="Courier New" w:eastAsia="Courier New" w:hAnsi="Courier New" w:cs="Courier New"/>
+          <w:sz w:val="24"/>
+        </w:rPr>
+        <w:t>test</w:t>
+      </w:r>
+      <w:r>
+        <w:rPr>
+          <w:rFonts w:cs="Times New Roman"/>
+        </w:rPr>
+        <w:t xml:space="preserve"> и </w:t>
+      </w:r>
+      <w:r>
+        <w:rPr>
+          <w:rFonts w:ascii="Courier New" w:eastAsia="Courier New" w:hAnsi="Courier New" w:cs="Courier New"/>
+          <w:sz w:val="24"/>
+        </w:rPr>
+        <w:t>demo</w:t>
+      </w:r>
+      <w:r>
+        <w:rPr>
+          <w:rFonts w:cs="Times New Roman"/>
+        </w:rPr>
+        <w:t xml:space="preserve">: она запускается без установки СУБД и позволяет показать сохраняемые данные на защите. Такое разделение сочетает простой демонстрационный запуск и корректную production-архитектуру. Flyway выбран единственным владельцем схемы, потому что версионируемые миграции воспроизводимы и применимы как к </w:t>
+      </w:r>
+      <w:r>
+        <w:rPr>
+          <w:rFonts w:cs="Times New Roman"/>
+        </w:rPr>
+        <w:lastRenderedPageBreak/>
+        <w:t>чистой, так и к существующей базе; Hibernate настроен на проверку схемы, а не на её неявное изменение.</w:t>
+      </w:r>
+    </w:p>
+    <w:p>
+      <w:pPr>
+        <w:pStyle w:val="21"/>
+      </w:pPr>
+      <w:bookmarkStart w:id="16" w:name="_Toc234800632"/>
+      <w:r>
+        <w:rPr>
+          <w:rFonts w:ascii="Times New Roman" w:eastAsia="Times New Roman" w:hAnsi="Times New Roman" w:cs="Times New Roman"/>
+        </w:rPr>
+        <w:t>2.8 Выбор способа сборки и развёртывания</w:t>
+      </w:r>
+      <w:bookmarkEnd w:id="16"/>
+    </w:p>
+    <w:p>
+      <w:r>
+        <w:rPr>
+          <w:rFonts w:cs="Times New Roman"/>
+        </w:rPr>
+        <w:t>Рассматривались два варианта: независимые frontend и backend с отдельными серверами либо модульный монолит в одном JAR. Раздельное развёртывание полезно, когда части масштабируются независимо, имеют разные команды сопровождения или требуют CDN. Для ThermoSelect эти преимущества не компенсируют настройку двух поставок, CORS, отдельных адресов и координацию версий API.</w:t>
+      </w:r>
+    </w:p>
+    <w:p>
+      <w:r>
+        <w:rPr>
+          <w:rFonts w:cs="Times New Roman"/>
+        </w:rPr>
+        <w:t xml:space="preserve">Выбран единый исполняемый JAR. Maven устанавливает закреплённый Node, выполняет </w:t>
+      </w:r>
+      <w:r>
+        <w:rPr>
+          <w:rFonts w:ascii="Courier New" w:eastAsia="Courier New" w:hAnsi="Courier New" w:cs="Courier New"/>
+          <w:sz w:val="24"/>
+        </w:rPr>
+        <w:t>npm ci</w:t>
+      </w:r>
+      <w:r>
+        <w:rPr>
+          <w:rFonts w:cs="Times New Roman"/>
+        </w:rPr>
+        <w:t>, React-тесты и Vite build, копирует статические файлы и только затем упаковывает Spring Boot. В результате одной командой проверяются обе части, а демонстрация требует один процесс. Микросервисное разбиение также отклонено: авторизация, каталог и администрирование используют одну транзакционную модель и не имеют независимой нагрузки, поэтому распределённые сессии, сетевые отказы и несколько баз данных создали бы сложность без пользы для задания.</w:t>
       </w:r>
     </w:p>
     <w:p>
@@ -6443,7 +8857,7 @@
         <w:pStyle w:val="1"/>
         <w:pageBreakBefore/>
       </w:pPr>
-      <w:bookmarkStart w:id="12" w:name="_Toc234798607"/>
+      <w:bookmarkStart w:id="17" w:name="_Toc234800633"/>
       <w:r>
         <w:rPr>
           <w:rFonts w:ascii="Times New Roman" w:eastAsia="Times New Roman" w:hAnsi="Times New Roman" w:cs="Times New Roman"/>
@@ -6451,20 +8865,20 @@
         <w:lastRenderedPageBreak/>
         <w:t>3 ПРОЕКТИРОВАНИЕ БАЗЫ ДАННЫХ</w:t>
       </w:r>
-      <w:bookmarkEnd w:id="12"/>
+      <w:bookmarkEnd w:id="17"/>
     </w:p>
     <w:p>
       <w:pPr>
         <w:pStyle w:val="21"/>
       </w:pPr>
-      <w:bookmarkStart w:id="13" w:name="_Toc234798608"/>
+      <w:bookmarkStart w:id="18" w:name="_Toc234800634"/>
       <w:r>
         <w:rPr>
           <w:rFonts w:ascii="Times New Roman" w:eastAsia="Times New Roman" w:hAnsi="Times New Roman" w:cs="Times New Roman"/>
         </w:rPr>
         <w:t>3.1 Концептуальная модель</w:t>
       </w:r>
-      <w:bookmarkEnd w:id="13"/>
+      <w:bookmarkEnd w:id="18"/>
     </w:p>
     <w:p>
       <w:r>
@@ -6498,7 +8912,7 @@
           <w:noProof/>
         </w:rPr>
         <w:drawing>
-          <wp:inline distT="0" distB="0" distL="0" distR="0" wp14:anchorId="0350B00D" wp14:editId="497E9F6A">
+          <wp:inline distT="0" distB="0" distL="0" distR="0" wp14:anchorId="14DF5DA2" wp14:editId="5817DA41">
             <wp:extent cx="5806440" cy="3869875"/>
             <wp:effectExtent l="0" t="0" r="0" b="0"/>
             <wp:docPr id="3" name="Picture 3" descr="Рисунок 2 – Концептуальная и даталогическая модель"/>
@@ -6557,14 +8971,14 @@
       <w:pPr>
         <w:pStyle w:val="21"/>
       </w:pPr>
-      <w:bookmarkStart w:id="14" w:name="_Toc234798609"/>
+      <w:bookmarkStart w:id="19" w:name="_Toc234800635"/>
       <w:r>
         <w:rPr>
           <w:rFonts w:ascii="Times New Roman" w:eastAsia="Times New Roman" w:hAnsi="Times New Roman" w:cs="Times New Roman"/>
         </w:rPr>
         <w:t>3.2 Состав таблиц</w:t>
       </w:r>
-      <w:bookmarkEnd w:id="14"/>
+      <w:bookmarkEnd w:id="19"/>
     </w:p>
     <w:tbl>
       <w:tblPr>
@@ -6581,6 +8995,7 @@
       </w:tblGrid>
       <w:tr>
         <w:trPr>
+          <w:cantSplit/>
           <w:tblHeader/>
         </w:trPr>
         <w:tc>
@@ -6669,6 +9084,9 @@
         </w:tc>
       </w:tr>
       <w:tr>
+        <w:trPr>
+          <w:cantSplit/>
+        </w:trPr>
         <w:tc>
           <w:tcPr>
             <w:tcW w:w="2555" w:type="dxa"/>
@@ -6743,19 +9161,15 @@
                 <w:rFonts w:cs="Times New Roman"/>
                 <w:sz w:val="22"/>
               </w:rPr>
-              <w:t xml:space="preserve">username, email, password_hash, role, enabled, </w:t>
-            </w:r>
-            <w:r>
-              <w:rPr>
-                <w:rFonts w:cs="Times New Roman"/>
-                <w:sz w:val="22"/>
-              </w:rPr>
-              <w:t>version</w:t>
+              <w:t>username, email, password_hash, role, enabled, version</w:t>
             </w:r>
           </w:p>
         </w:tc>
       </w:tr>
       <w:tr>
+        <w:trPr>
+          <w:cantSplit/>
+        </w:trPr>
         <w:tc>
           <w:tcPr>
             <w:tcW w:w="2555" w:type="dxa"/>
@@ -6837,6 +9251,9 @@
         </w:tc>
       </w:tr>
       <w:tr>
+        <w:trPr>
+          <w:cantSplit/>
+        </w:trPr>
         <w:tc>
           <w:tcPr>
             <w:tcW w:w="2555" w:type="dxa"/>
@@ -6917,6 +9334,9 @@
         </w:tc>
       </w:tr>
       <w:tr>
+        <w:trPr>
+          <w:cantSplit/>
+        </w:trPr>
         <w:tc>
           <w:tcPr>
             <w:tcW w:w="2555" w:type="dxa"/>
@@ -6965,14 +9385,7 @@
                 <w:rFonts w:cs="Times New Roman"/>
                 <w:sz w:val="22"/>
               </w:rPr>
-              <w:t>справочник</w:t>
-            </w:r>
-            <w:r>
-              <w:rPr>
-                <w:rFonts w:cs="Times New Roman"/>
-                <w:sz w:val="22"/>
-              </w:rPr>
-              <w:t xml:space="preserve"> применений</w:t>
+              <w:t>справочник применений</w:t>
             </w:r>
           </w:p>
         </w:tc>
@@ -7004,6 +9417,9 @@
         </w:tc>
       </w:tr>
       <w:tr>
+        <w:trPr>
+          <w:cantSplit/>
+        </w:trPr>
         <w:tc>
           <w:tcPr>
             <w:tcW w:w="2555" w:type="dxa"/>
@@ -7084,6 +9500,9 @@
         </w:tc>
       </w:tr>
       <w:tr>
+        <w:trPr>
+          <w:cantSplit/>
+        </w:trPr>
         <w:tc>
           <w:tcPr>
             <w:tcW w:w="2555" w:type="dxa"/>
@@ -7164,6 +9583,9 @@
         </w:tc>
       </w:tr>
       <w:tr>
+        <w:trPr>
+          <w:cantSplit/>
+        </w:trPr>
         <w:tc>
           <w:tcPr>
             <w:tcW w:w="2555" w:type="dxa"/>
@@ -7244,6 +9666,9 @@
         </w:tc>
       </w:tr>
       <w:tr>
+        <w:trPr>
+          <w:cantSplit/>
+        </w:trPr>
         <w:tc>
           <w:tcPr>
             <w:tcW w:w="2555" w:type="dxa"/>
@@ -7318,12 +9743,22 @@
                 <w:rFonts w:cs="Times New Roman"/>
                 <w:sz w:val="22"/>
               </w:rPr>
-              <w:t>fact_key, label, value, unit, sort_order</w:t>
+              <w:t xml:space="preserve">fact_key, label, value, unit, </w:t>
+            </w:r>
+            <w:r>
+              <w:rPr>
+                <w:rFonts w:cs="Times New Roman"/>
+                <w:sz w:val="22"/>
+              </w:rPr>
+              <w:t>sort_order</w:t>
             </w:r>
           </w:p>
         </w:tc>
       </w:tr>
       <w:tr>
+        <w:trPr>
+          <w:cantSplit/>
+        </w:trPr>
         <w:tc>
           <w:tcPr>
             <w:tcW w:w="2555" w:type="dxa"/>
@@ -7404,6 +9839,9 @@
         </w:tc>
       </w:tr>
       <w:tr>
+        <w:trPr>
+          <w:cantSplit/>
+        </w:trPr>
         <w:tc>
           <w:tcPr>
             <w:tcW w:w="2555" w:type="dxa"/>
@@ -7489,20 +9927,14 @@
       <w:pPr>
         <w:pStyle w:val="21"/>
       </w:pPr>
-      <w:bookmarkStart w:id="15" w:name="_Toc234798610"/>
+      <w:bookmarkStart w:id="20" w:name="_Toc234800636"/>
       <w:r>
         <w:rPr>
           <w:rFonts w:ascii="Times New Roman" w:eastAsia="Times New Roman" w:hAnsi="Times New Roman" w:cs="Times New Roman"/>
         </w:rPr>
-        <w:t xml:space="preserve">3.3 </w:t>
-      </w:r>
-      <w:r>
-        <w:rPr>
-          <w:rFonts w:ascii="Times New Roman" w:eastAsia="Times New Roman" w:hAnsi="Times New Roman" w:cs="Times New Roman"/>
-        </w:rPr>
-        <w:t>Целостность и версии</w:t>
-      </w:r>
-      <w:bookmarkEnd w:id="15"/>
+        <w:t>3.3 Целостность и версии</w:t>
+      </w:r>
+      <w:bookmarkEnd w:id="20"/>
     </w:p>
     <w:p>
       <w:r>
@@ -7590,7 +10022,7 @@
         <w:pStyle w:val="1"/>
         <w:pageBreakBefore/>
       </w:pPr>
-      <w:bookmarkStart w:id="16" w:name="_Toc234798611"/>
+      <w:bookmarkStart w:id="21" w:name="_Toc234800637"/>
       <w:r>
         <w:rPr>
           <w:rFonts w:ascii="Times New Roman" w:eastAsia="Times New Roman" w:hAnsi="Times New Roman" w:cs="Times New Roman"/>
@@ -7598,20 +10030,20 @@
         <w:lastRenderedPageBreak/>
         <w:t>4 АРХИТЕКТУРА И РЕАЛИЗАЦИЯ</w:t>
       </w:r>
-      <w:bookmarkEnd w:id="16"/>
+      <w:bookmarkEnd w:id="21"/>
     </w:p>
     <w:p>
       <w:pPr>
         <w:pStyle w:val="21"/>
       </w:pPr>
-      <w:bookmarkStart w:id="17" w:name="_Toc234798612"/>
+      <w:bookmarkStart w:id="22" w:name="_Toc234800638"/>
       <w:r>
         <w:rPr>
           <w:rFonts w:ascii="Times New Roman" w:eastAsia="Times New Roman" w:hAnsi="Times New Roman" w:cs="Times New Roman"/>
         </w:rPr>
         <w:t>4.1 Компонентная схема</w:t>
       </w:r>
-      <w:bookmarkEnd w:id="17"/>
+      <w:bookmarkEnd w:id="22"/>
     </w:p>
     <w:p>
       <w:pPr>
@@ -7624,7 +10056,7 @@
           <w:noProof/>
         </w:rPr>
         <w:drawing>
-          <wp:inline distT="0" distB="0" distL="0" distR="0" wp14:anchorId="19B6844C" wp14:editId="09FE197A">
+          <wp:inline distT="0" distB="0" distL="0" distR="0" wp14:anchorId="261CD79E" wp14:editId="3B88805F">
             <wp:extent cx="5806440" cy="1489762"/>
             <wp:effectExtent l="0" t="0" r="0" b="0"/>
             <wp:docPr id="4" name="Picture 4" descr="Рисунок 3 – Компоненты приложения"/>
@@ -7696,14 +10128,14 @@
       <w:pPr>
         <w:pStyle w:val="21"/>
       </w:pPr>
-      <w:bookmarkStart w:id="18" w:name="_Toc234798613"/>
+      <w:bookmarkStart w:id="23" w:name="_Toc234800639"/>
       <w:r>
         <w:rPr>
           <w:rFonts w:ascii="Times New Roman" w:eastAsia="Times New Roman" w:hAnsi="Times New Roman" w:cs="Times New Roman"/>
         </w:rPr>
         <w:t>4.2 Backend</w:t>
       </w:r>
-      <w:bookmarkEnd w:id="18"/>
+      <w:bookmarkEnd w:id="23"/>
     </w:p>
     <w:p>
       <w:r>
@@ -7822,34 +10254,34 @@
         <w:rPr>
           <w:rFonts w:cs="Times New Roman"/>
         </w:rPr>
-        <w:t xml:space="preserve">. Предметные коды позволяют frontend различать ошибки </w:t>
-      </w:r>
-      <w:r>
-        <w:rPr>
-          <w:rFonts w:cs="Times New Roman"/>
-        </w:rPr>
-        <w:t>валидации, CSRF, отсутствие сущности и конфликт версии.</w:t>
+        <w:t>. Предметные коды позволяют frontend различать ошибки валидации, CSRF, отсутствие сущности и конфликт версии.</w:t>
       </w:r>
     </w:p>
     <w:p>
       <w:pPr>
         <w:pStyle w:val="21"/>
       </w:pPr>
-      <w:bookmarkStart w:id="19" w:name="_Toc234798614"/>
+      <w:bookmarkStart w:id="24" w:name="_Toc234800640"/>
       <w:r>
         <w:rPr>
           <w:rFonts w:ascii="Times New Roman" w:eastAsia="Times New Roman" w:hAnsi="Times New Roman" w:cs="Times New Roman"/>
         </w:rPr>
         <w:t>4.3 Frontend</w:t>
       </w:r>
-      <w:bookmarkEnd w:id="19"/>
+      <w:bookmarkEnd w:id="24"/>
     </w:p>
     <w:p>
       <w:r>
         <w:rPr>
           <w:rFonts w:cs="Times New Roman"/>
         </w:rPr>
-        <w:t>Frontend написан на JavaScript с JSDoc-контрактами. React Router разделяет публичные, пользовательские и административные маршруты. AuthContext загружает CSRF и текущего пользователя, CompareContext хранит до четырёх идентификаторов. Redux и UI-фреймворк не используются.</w:t>
+        <w:t xml:space="preserve">Frontend написан на JavaScript с </w:t>
+      </w:r>
+      <w:r>
+        <w:rPr>
+          <w:rFonts w:cs="Times New Roman"/>
+        </w:rPr>
+        <w:t>JSDoc-контрактами. React Router разделяет публичные, пользовательские и административные маршруты. AuthContext загружает CSRF и текущего пользователя, CompareContext хранит до четырёх идентификаторов. Redux и UI-фреймворк не используются.</w:t>
       </w:r>
     </w:p>
     <w:p>
@@ -7878,14 +10310,14 @@
       <w:pPr>
         <w:pStyle w:val="21"/>
       </w:pPr>
-      <w:bookmarkStart w:id="20" w:name="_Toc234798615"/>
+      <w:bookmarkStart w:id="25" w:name="_Toc234800641"/>
       <w:r>
         <w:rPr>
           <w:rFonts w:ascii="Times New Roman" w:eastAsia="Times New Roman" w:hAnsi="Times New Roman" w:cs="Times New Roman"/>
         </w:rPr>
         <w:t>4.4 Авторизация и безопасность</w:t>
       </w:r>
-      <w:bookmarkEnd w:id="20"/>
+      <w:bookmarkEnd w:id="25"/>
     </w:p>
     <w:p>
       <w:r>
@@ -7946,14 +10378,14 @@
       <w:pPr>
         <w:pStyle w:val="21"/>
       </w:pPr>
-      <w:bookmarkStart w:id="21" w:name="_Toc234798616"/>
+      <w:bookmarkStart w:id="26" w:name="_Toc234800642"/>
       <w:r>
         <w:rPr>
           <w:rFonts w:ascii="Times New Roman" w:eastAsia="Times New Roman" w:hAnsi="Times New Roman" w:cs="Times New Roman"/>
         </w:rPr>
         <w:t>4.5 Профили выполнения</w:t>
       </w:r>
-      <w:bookmarkEnd w:id="21"/>
+      <w:bookmarkEnd w:id="26"/>
     </w:p>
     <w:tbl>
       <w:tblPr>
@@ -7970,6 +10402,7 @@
       </w:tblGrid>
       <w:tr>
         <w:trPr>
+          <w:cantSplit/>
           <w:tblHeader/>
         </w:trPr>
         <w:tc>
@@ -8058,6 +10491,9 @@
         </w:tc>
       </w:tr>
       <w:tr>
+        <w:trPr>
+          <w:cantSplit/>
+        </w:trPr>
         <w:tc>
           <w:tcPr>
             <w:tcW w:w="1352" w:type="dxa"/>
@@ -8138,6 +10574,9 @@
         </w:tc>
       </w:tr>
       <w:tr>
+        <w:trPr>
+          <w:cantSplit/>
+        </w:trPr>
         <w:tc>
           <w:tcPr>
             <w:tcW w:w="1352" w:type="dxa"/>
@@ -8212,19 +10651,15 @@
                 <w:rFonts w:cs="Times New Roman"/>
                 <w:sz w:val="22"/>
               </w:rPr>
-              <w:t xml:space="preserve">локальная демонстрация, данные </w:t>
-            </w:r>
-            <w:r>
-              <w:rPr>
-                <w:rFonts w:cs="Times New Roman"/>
-                <w:sz w:val="22"/>
-              </w:rPr>
-              <w:t>сохраняются</w:t>
+              <w:t>локальная демонстрация, данные сохраняются</w:t>
             </w:r>
           </w:p>
         </w:tc>
       </w:tr>
       <w:tr>
+        <w:trPr>
+          <w:cantSplit/>
+        </w:trPr>
         <w:tc>
           <w:tcPr>
             <w:tcW w:w="1352" w:type="dxa"/>
@@ -8311,7 +10746,7 @@
         <w:pStyle w:val="1"/>
         <w:pageBreakBefore/>
       </w:pPr>
-      <w:bookmarkStart w:id="22" w:name="_Toc234798617"/>
+      <w:bookmarkStart w:id="27" w:name="_Toc234800643"/>
       <w:r>
         <w:rPr>
           <w:rFonts w:ascii="Times New Roman" w:eastAsia="Times New Roman" w:hAnsi="Times New Roman" w:cs="Times New Roman"/>
@@ -8319,20 +10754,26 @@
         <w:lastRenderedPageBreak/>
         <w:t>5 АЛГОРИТМ ПОИСКА И РАНЖИРОВАНИЯ</w:t>
       </w:r>
-      <w:bookmarkEnd w:id="22"/>
+      <w:bookmarkEnd w:id="27"/>
     </w:p>
     <w:p>
       <w:pPr>
         <w:pStyle w:val="21"/>
       </w:pPr>
-      <w:bookmarkStart w:id="23" w:name="_Toc234798618"/>
+      <w:bookmarkStart w:id="28" w:name="_Toc234800644"/>
       <w:r>
         <w:rPr>
           <w:rFonts w:ascii="Times New Roman" w:eastAsia="Times New Roman" w:hAnsi="Times New Roman" w:cs="Times New Roman"/>
         </w:rPr>
-        <w:t>5.1 Последовательность обработки</w:t>
-      </w:r>
-      <w:bookmarkEnd w:id="23"/>
+        <w:t xml:space="preserve">5.1 </w:t>
+      </w:r>
+      <w:r>
+        <w:rPr>
+          <w:rFonts w:ascii="Times New Roman" w:eastAsia="Times New Roman" w:hAnsi="Times New Roman" w:cs="Times New Roman"/>
+        </w:rPr>
+        <w:t>Последовательность обработки</w:t>
+      </w:r>
+      <w:bookmarkEnd w:id="28"/>
     </w:p>
     <w:p>
       <w:pPr>
@@ -8345,7 +10786,7 @@
           <w:noProof/>
         </w:rPr>
         <w:drawing>
-          <wp:inline distT="0" distB="0" distL="0" distR="0" wp14:anchorId="742403D5" wp14:editId="24B3EA28">
+          <wp:inline distT="0" distB="0" distL="0" distR="0" wp14:anchorId="7EB18A49" wp14:editId="7C13012F">
             <wp:extent cx="5806440" cy="1074061"/>
             <wp:effectExtent l="0" t="0" r="0" b="0"/>
             <wp:docPr id="5" name="Picture 5" descr="Рисунок 4 – Блок-схема поиска и ранжирования"/>
@@ -8397,34 +10838,34 @@
         <w:rPr>
           <w:rFonts w:cs="Times New Roman"/>
         </w:rPr>
-        <w:t xml:space="preserve">Сначала запрос нормализуется: пустые наборы и строки не считаются </w:t>
-      </w:r>
-      <w:r>
-        <w:rPr>
-          <w:rFonts w:cs="Times New Roman"/>
-        </w:rPr>
-        <w:t>активными критериями, размер страницы ограничивается. Затем применяются статус, семейство, производитель, применение, материал и числовые требования. После строгой фильтрации рассчитывается балл.</w:t>
+        <w:t>Сначала запрос нормализуется: пустые наборы и строки не считаются активными критериями, размер страницы ограничивается. Затем применяются статус, семейство, производитель, применение, материал и числовые требования. После строгой фильтрации рассчитывается балл.</w:t>
       </w:r>
     </w:p>
     <w:p>
       <w:pPr>
         <w:pStyle w:val="21"/>
       </w:pPr>
-      <w:bookmarkStart w:id="24" w:name="_Toc234798619"/>
+      <w:bookmarkStart w:id="29" w:name="_Toc234800645"/>
       <w:r>
         <w:rPr>
           <w:rFonts w:ascii="Times New Roman" w:eastAsia="Times New Roman" w:hAnsi="Times New Roman" w:cs="Times New Roman"/>
         </w:rPr>
         <w:t>5.2 Формула рейтинга</w:t>
       </w:r>
-      <w:bookmarkEnd w:id="24"/>
+      <w:bookmarkEnd w:id="29"/>
     </w:p>
     <w:p>
       <w:r>
         <w:rPr>
           <w:rFonts w:cs="Times New Roman"/>
         </w:rPr>
-        <w:t>Исходные веса групп: текст — 30, применение — 20, материалы — 10, числовая близость — 30, достоверность гранулярности — 10. В расчёт включаются только активные группы.</w:t>
+        <w:t xml:space="preserve">Исходные веса групп: текст — 30, применение — 20, материалы — 10, числовая близость — 30, достоверность гранулярности — 10. В расчёт включаются </w:t>
+      </w:r>
+      <w:r>
+        <w:rPr>
+          <w:rFonts w:cs="Times New Roman"/>
+        </w:rPr>
+        <w:t>только активные группы.</w:t>
       </w:r>
     </w:p>
     <w:p>
@@ -8496,7 +10937,7 @@
       <w:pPr>
         <w:pStyle w:val="21"/>
       </w:pPr>
-      <w:bookmarkStart w:id="25" w:name="_Toc234798620"/>
+      <w:bookmarkStart w:id="30" w:name="_Toc234800646"/>
       <w:r>
         <w:rPr>
           <w:rFonts w:ascii="Times New Roman" w:eastAsia="Times New Roman" w:hAnsi="Times New Roman" w:cs="Times New Roman"/>
@@ -8504,7 +10945,7 @@
         <w:lastRenderedPageBreak/>
         <w:t>5.3 Объяснимость</w:t>
       </w:r>
-      <w:bookmarkEnd w:id="25"/>
+      <w:bookmarkEnd w:id="30"/>
     </w:p>
     <w:p>
       <w:r>
@@ -8532,7 +10973,7 @@
         <w:pStyle w:val="1"/>
         <w:pageBreakBefore/>
       </w:pPr>
-      <w:bookmarkStart w:id="26" w:name="_Toc234798621"/>
+      <w:bookmarkStart w:id="31" w:name="_Toc234800647"/>
       <w:r>
         <w:rPr>
           <w:rFonts w:ascii="Times New Roman" w:eastAsia="Times New Roman" w:hAnsi="Times New Roman" w:cs="Times New Roman"/>
@@ -8540,20 +10981,20 @@
         <w:lastRenderedPageBreak/>
         <w:t>6 ТЕСТИРОВАНИЕ</w:t>
       </w:r>
-      <w:bookmarkEnd w:id="26"/>
+      <w:bookmarkEnd w:id="31"/>
     </w:p>
     <w:p>
       <w:pPr>
         <w:pStyle w:val="21"/>
       </w:pPr>
-      <w:bookmarkStart w:id="27" w:name="_Toc234798622"/>
+      <w:bookmarkStart w:id="32" w:name="_Toc234800648"/>
       <w:r>
         <w:rPr>
           <w:rFonts w:ascii="Times New Roman" w:eastAsia="Times New Roman" w:hAnsi="Times New Roman" w:cs="Times New Roman"/>
         </w:rPr>
         <w:t>6.1 Стратегия</w:t>
       </w:r>
-      <w:bookmarkEnd w:id="27"/>
+      <w:bookmarkEnd w:id="32"/>
     </w:p>
     <w:p>
       <w:r>
@@ -8590,6 +11031,7 @@
       </w:tblGrid>
       <w:tr>
         <w:trPr>
+          <w:cantSplit/>
           <w:tblHeader/>
         </w:trPr>
         <w:tc>
@@ -8650,6 +11092,9 @@
         </w:tc>
       </w:tr>
       <w:tr>
+        <w:trPr>
+          <w:cantSplit/>
+        </w:trPr>
         <w:tc>
           <w:tcPr>
             <w:tcW w:w="2040" w:type="dxa"/>
@@ -8704,6 +11149,9 @@
         </w:tc>
       </w:tr>
       <w:tr>
+        <w:trPr>
+          <w:cantSplit/>
+        </w:trPr>
         <w:tc>
           <w:tcPr>
             <w:tcW w:w="2040" w:type="dxa"/>
@@ -8758,6 +11206,9 @@
         </w:tc>
       </w:tr>
       <w:tr>
+        <w:trPr>
+          <w:cantSplit/>
+        </w:trPr>
         <w:tc>
           <w:tcPr>
             <w:tcW w:w="2040" w:type="dxa"/>
@@ -8812,6 +11263,9 @@
         </w:tc>
       </w:tr>
       <w:tr>
+        <w:trPr>
+          <w:cantSplit/>
+        </w:trPr>
         <w:tc>
           <w:tcPr>
             <w:tcW w:w="2040" w:type="dxa"/>
@@ -8860,12 +11314,22 @@
                 <w:rFonts w:cs="Times New Roman"/>
                 <w:sz w:val="22"/>
               </w:rPr>
-              <w:t>AuthContext, параметры фильтра, лимит сравнения</w:t>
+              <w:t xml:space="preserve">AuthContext, параметры фильтра, лимит </w:t>
+            </w:r>
+            <w:r>
+              <w:rPr>
+                <w:rFonts w:cs="Times New Roman"/>
+                <w:sz w:val="22"/>
+              </w:rPr>
+              <w:t>сравнения</w:t>
             </w:r>
           </w:p>
         </w:tc>
       </w:tr>
       <w:tr>
+        <w:trPr>
+          <w:cantSplit/>
+        </w:trPr>
         <w:tc>
           <w:tcPr>
             <w:tcW w:w="2040" w:type="dxa"/>
@@ -8925,14 +11389,14 @@
       <w:pPr>
         <w:pStyle w:val="21"/>
       </w:pPr>
-      <w:bookmarkStart w:id="28" w:name="_Toc234798623"/>
+      <w:bookmarkStart w:id="33" w:name="_Toc234800649"/>
       <w:r>
         <w:rPr>
           <w:rFonts w:ascii="Times New Roman" w:eastAsia="Times New Roman" w:hAnsi="Times New Roman" w:cs="Times New Roman"/>
         </w:rPr>
         <w:t>6.2 Проверка полноты данных</w:t>
       </w:r>
-      <w:bookmarkEnd w:id="28"/>
+      <w:bookmarkEnd w:id="33"/>
     </w:p>
     <w:p>
       <w:r>
@@ -8959,14 +11423,14 @@
       <w:pPr>
         <w:pStyle w:val="21"/>
       </w:pPr>
-      <w:bookmarkStart w:id="29" w:name="_Toc234798624"/>
+      <w:bookmarkStart w:id="34" w:name="_Toc234800650"/>
       <w:r>
         <w:rPr>
           <w:rFonts w:ascii="Times New Roman" w:eastAsia="Times New Roman" w:hAnsi="Times New Roman" w:cs="Times New Roman"/>
         </w:rPr>
         <w:t>6.3 Ожидаемый результат</w:t>
       </w:r>
-      <w:bookmarkEnd w:id="29"/>
+      <w:bookmarkEnd w:id="34"/>
     </w:p>
     <w:p>
       <w:r>
@@ -9020,7 +11484,7 @@
         <w:pStyle w:val="1"/>
         <w:pageBreakBefore/>
       </w:pPr>
-      <w:bookmarkStart w:id="30" w:name="_Toc234798625"/>
+      <w:bookmarkStart w:id="35" w:name="_Toc234800651"/>
       <w:r>
         <w:rPr>
           <w:rFonts w:ascii="Times New Roman" w:eastAsia="Times New Roman" w:hAnsi="Times New Roman" w:cs="Times New Roman"/>
@@ -9028,20 +11492,20 @@
         <w:lastRenderedPageBreak/>
         <w:t>7 ЗАПУСК И ЭКСПЛУАТАЦИЯ</w:t>
       </w:r>
-      <w:bookmarkEnd w:id="30"/>
+      <w:bookmarkEnd w:id="35"/>
     </w:p>
     <w:p>
       <w:pPr>
         <w:pStyle w:val="21"/>
       </w:pPr>
-      <w:bookmarkStart w:id="31" w:name="_Toc234798626"/>
+      <w:bookmarkStart w:id="36" w:name="_Toc234800652"/>
       <w:r>
         <w:rPr>
           <w:rFonts w:ascii="Times New Roman" w:eastAsia="Times New Roman" w:hAnsi="Times New Roman" w:cs="Times New Roman"/>
         </w:rPr>
         <w:t>7.1 Демонстрационный запуск</w:t>
       </w:r>
-      <w:bookmarkEnd w:id="31"/>
+      <w:bookmarkEnd w:id="36"/>
     </w:p>
     <w:p>
       <w:pPr>
@@ -9115,14 +11579,14 @@
       <w:pPr>
         <w:pStyle w:val="21"/>
       </w:pPr>
-      <w:bookmarkStart w:id="32" w:name="_Toc234798627"/>
+      <w:bookmarkStart w:id="37" w:name="_Toc234800653"/>
       <w:r>
         <w:rPr>
           <w:rFonts w:ascii="Times New Roman" w:eastAsia="Times New Roman" w:hAnsi="Times New Roman" w:cs="Times New Roman"/>
         </w:rPr>
         <w:t>7.2 Просмотр тестов</w:t>
       </w:r>
-      <w:bookmarkEnd w:id="32"/>
+      <w:bookmarkEnd w:id="37"/>
     </w:p>
     <w:p>
       <w:pPr>
@@ -9171,14 +11635,14 @@
       <w:pPr>
         <w:pStyle w:val="21"/>
       </w:pPr>
-      <w:bookmarkStart w:id="33" w:name="_Toc234798628"/>
+      <w:bookmarkStart w:id="38" w:name="_Toc234800654"/>
       <w:r>
         <w:rPr>
           <w:rFonts w:ascii="Times New Roman" w:eastAsia="Times New Roman" w:hAnsi="Times New Roman" w:cs="Times New Roman"/>
         </w:rPr>
         <w:t>7.3 Просмотр журналов</w:t>
       </w:r>
-      <w:bookmarkEnd w:id="33"/>
+      <w:bookmarkEnd w:id="38"/>
     </w:p>
     <w:p>
       <w:pPr>
@@ -9214,7 +11678,7 @@
         <w:pStyle w:val="1"/>
         <w:pageBreakBefore/>
       </w:pPr>
-      <w:bookmarkStart w:id="34" w:name="_Toc234798629"/>
+      <w:bookmarkStart w:id="39" w:name="_Toc234800655"/>
       <w:r>
         <w:rPr>
           <w:rFonts w:ascii="Times New Roman" w:eastAsia="Times New Roman" w:hAnsi="Times New Roman" w:cs="Times New Roman"/>
@@ -9222,7 +11686,7 @@
         <w:lastRenderedPageBreak/>
         <w:t>ЗАКЛЮЧЕНИЕ</w:t>
       </w:r>
-      <w:bookmarkEnd w:id="34"/>
+      <w:bookmarkEnd w:id="39"/>
     </w:p>
     <w:p>
       <w:r>
@@ -9253,7 +11717,7 @@
         <w:pStyle w:val="1"/>
         <w:pageBreakBefore/>
       </w:pPr>
-      <w:bookmarkStart w:id="35" w:name="_Toc234798630"/>
+      <w:bookmarkStart w:id="40" w:name="_Toc234800656"/>
       <w:r>
         <w:rPr>
           <w:rFonts w:ascii="Times New Roman" w:eastAsia="Times New Roman" w:hAnsi="Times New Roman" w:cs="Times New Roman"/>
@@ -9261,7 +11725,7 @@
         <w:lastRenderedPageBreak/>
         <w:t>СПИСОК ИСПОЛЬЗОВАННЫХ ИСТОЧНИКОВ</w:t>
       </w:r>
-      <w:bookmarkEnd w:id="35"/>
+      <w:bookmarkEnd w:id="40"/>
     </w:p>
     <w:p>
       <w:pPr>
@@ -9394,6 +11858,111 @@
           <w:rFonts w:cs="Times New Roman"/>
         </w:rPr>
         <w:t>Alfa Laval SHE Cond product leaflet. URL: https://assets.alfalaval.com/documents/p36beedba/alfa-laval-product-leaflet-she-cond-en.pdf (дата обращения: 13.07.2026).</w:t>
+      </w:r>
+    </w:p>
+    <w:p>
+      <w:pPr>
+        <w:pStyle w:val="a"/>
+      </w:pPr>
+      <w:r>
+        <w:rPr>
+          <w:rFonts w:cs="Times New Roman"/>
+        </w:rPr>
+        <w:t>Angular Documentation. What is Angular? URL: https://angular.dev/overview (дата обращения: 13.07.2026).</w:t>
+      </w:r>
+    </w:p>
+    <w:p>
+      <w:pPr>
+        <w:pStyle w:val="a"/>
+      </w:pPr>
+      <w:r>
+        <w:rPr>
+          <w:rFonts w:cs="Times New Roman"/>
+        </w:rPr>
+        <w:t>Vue.js Guide. Introduction. URL: https://vuejs.org/guide/introduction (дата обращения: 13.07.2026).</w:t>
+      </w:r>
+    </w:p>
+    <w:p>
+      <w:pPr>
+        <w:pStyle w:val="a"/>
+      </w:pPr>
+      <w:r>
+        <w:rPr>
+          <w:rFonts w:cs="Times New Roman"/>
+        </w:rPr>
+        <w:t>NestJS Documentation. First steps. URL: https://docs.nestjs.com/first-steps (дата обращения: 13.07.2026).</w:t>
+      </w:r>
+    </w:p>
+    <w:p>
+      <w:pPr>
+        <w:pStyle w:val="a"/>
+      </w:pPr>
+      <w:r>
+        <w:rPr>
+          <w:rFonts w:cs="Times New Roman"/>
+        </w:rPr>
+        <w:t xml:space="preserve">Microsoft Learn. Overview of ASP.NET Core. URL: </w:t>
+      </w:r>
+      <w:r>
+        <w:rPr>
+          <w:rFonts w:cs="Times New Roman"/>
+        </w:rPr>
+        <w:t>https://learn.microsoft.com/en-us/aspnet/core/overview (дата обращения: 13.07.2026).</w:t>
+      </w:r>
+    </w:p>
+    <w:p>
+      <w:pPr>
+        <w:pStyle w:val="a"/>
+      </w:pPr>
+      <w:r>
+        <w:rPr>
+          <w:rFonts w:cs="Times New Roman"/>
+        </w:rPr>
+        <w:t>PostgreSQL. About. URL: https://www.postgresql.org/about/ (дата обращения: 13.07.2026).</w:t>
+      </w:r>
+    </w:p>
+    <w:p>
+      <w:pPr>
+        <w:pStyle w:val="a"/>
+      </w:pPr>
+      <w:r>
+        <w:rPr>
+          <w:rFonts w:cs="Times New Roman"/>
+        </w:rPr>
+        <w:t>MySQL 8.4 Reference Manual. Transactional and Locking Statements. URL: https://dev.mysql.com/doc/en/sql-transactional-statements.html (дата обращения: 13.07.2026).</w:t>
+      </w:r>
+    </w:p>
+    <w:p>
+      <w:pPr>
+        <w:pStyle w:val="a"/>
+      </w:pPr>
+      <w:r>
+        <w:rPr>
+          <w:rFonts w:cs="Times New Roman"/>
+        </w:rPr>
+        <w:t>Electron Documentation. Introduction. URL: https://www.electronjs.org/docs/latest/ (дата обращения: 13.07.2026).</w:t>
+      </w:r>
+    </w:p>
+    <w:p>
+      <w:pPr>
+        <w:pStyle w:val="a"/>
+      </w:pPr>
+      <w:r>
+        <w:rPr>
+          <w:rFonts w:cs="Times New Roman"/>
+        </w:rPr>
+        <w:t>Vite Guide. Why Vite. URL: https://vite.dev/guide/why (дата обращения: 13.07.2026).</w:t>
+      </w:r>
+    </w:p>
+    <w:p>
+      <w:pPr>
+        <w:pStyle w:val="a"/>
+      </w:pPr>
+      <w:r>
+        <w:rPr>
+          <w:rFonts w:cs="Times New Roman"/>
+        </w:rPr>
+        <w:t>Spring Boot. Launching Executable Jars. URL: https://docs.spring.io/spring-boot/specification/executable-jar/launching.html (дата обращения: 13.07.2026).</w:t>
       </w:r>
     </w:p>
     <w:p>
@@ -9406,7 +11975,7 @@
         <w:pStyle w:val="1"/>
         <w:pageBreakBefore/>
       </w:pPr>
-      <w:bookmarkStart w:id="36" w:name="_Toc234798631"/>
+      <w:bookmarkStart w:id="41" w:name="_Toc234800657"/>
       <w:r>
         <w:rPr>
           <w:rFonts w:ascii="Times New Roman" w:eastAsia="Times New Roman" w:hAnsi="Times New Roman" w:cs="Times New Roman"/>
@@ -9414,7 +11983,7 @@
         <w:lastRenderedPageBreak/>
         <w:t>ПРИЛОЖЕНИЕ А. МАТРИЦА API</w:t>
       </w:r>
-      <w:bookmarkEnd w:id="36"/>
+      <w:bookmarkEnd w:id="41"/>
     </w:p>
     <w:tbl>
       <w:tblPr>
@@ -9431,6 +12000,7 @@
       </w:tblGrid>
       <w:tr>
         <w:trPr>
+          <w:cantSplit/>
           <w:tblHeader/>
         </w:trPr>
         <w:tc>
@@ -9519,6 +12089,9 @@
         </w:tc>
       </w:tr>
       <w:tr>
+        <w:trPr>
+          <w:cantSplit/>
+        </w:trPr>
         <w:tc>
           <w:tcPr>
             <w:tcW w:w="1593" w:type="dxa"/>
@@ -9567,7 +12140,14 @@
                 <w:rFonts w:cs="Times New Roman"/>
                 <w:sz w:val="22"/>
               </w:rPr>
-              <w:t>GET /api/auth/csrf</w:t>
+              <w:t xml:space="preserve">GET </w:t>
+            </w:r>
+            <w:r>
+              <w:rPr>
+                <w:rFonts w:cs="Times New Roman"/>
+                <w:sz w:val="22"/>
+              </w:rPr>
+              <w:t>/api/auth/csrf</w:t>
             </w:r>
           </w:p>
         </w:tc>
@@ -9599,6 +12179,9 @@
         </w:tc>
       </w:tr>
       <w:tr>
+        <w:trPr>
+          <w:cantSplit/>
+        </w:trPr>
         <w:tc>
           <w:tcPr>
             <w:tcW w:w="1593" w:type="dxa"/>
@@ -9679,6 +12262,9 @@
         </w:tc>
       </w:tr>
       <w:tr>
+        <w:trPr>
+          <w:cantSplit/>
+        </w:trPr>
         <w:tc>
           <w:tcPr>
             <w:tcW w:w="1593" w:type="dxa"/>
@@ -9759,6 +12345,9 @@
         </w:tc>
       </w:tr>
       <w:tr>
+        <w:trPr>
+          <w:cantSplit/>
+        </w:trPr>
         <w:tc>
           <w:tcPr>
             <w:tcW w:w="1593" w:type="dxa"/>
@@ -9839,6 +12428,9 @@
         </w:tc>
       </w:tr>
       <w:tr>
+        <w:trPr>
+          <w:cantSplit/>
+        </w:trPr>
         <w:tc>
           <w:tcPr>
             <w:tcW w:w="1593" w:type="dxa"/>
@@ -9919,6 +12511,9 @@
         </w:tc>
       </w:tr>
       <w:tr>
+        <w:trPr>
+          <w:cantSplit/>
+        </w:trPr>
         <w:tc>
           <w:tcPr>
             <w:tcW w:w="1593" w:type="dxa"/>
@@ -9999,6 +12594,9 @@
         </w:tc>
       </w:tr>
       <w:tr>
+        <w:trPr>
+          <w:cantSplit/>
+        </w:trPr>
         <w:tc>
           <w:tcPr>
             <w:tcW w:w="1593" w:type="dxa"/>
@@ -10079,6 +12677,9 @@
         </w:tc>
       </w:tr>
       <w:tr>
+        <w:trPr>
+          <w:cantSplit/>
+        </w:trPr>
         <w:tc>
           <w:tcPr>
             <w:tcW w:w="1593" w:type="dxa"/>
@@ -10159,6 +12760,9 @@
         </w:tc>
       </w:tr>
       <w:tr>
+        <w:trPr>
+          <w:cantSplit/>
+        </w:trPr>
         <w:tc>
           <w:tcPr>
             <w:tcW w:w="1593" w:type="dxa"/>
@@ -10250,21 +12854,15 @@
         <w:pStyle w:val="1"/>
         <w:pageBreakBefore/>
       </w:pPr>
-      <w:bookmarkStart w:id="37" w:name="_Toc234798632"/>
+      <w:bookmarkStart w:id="42" w:name="_Toc234800658"/>
       <w:r>
         <w:rPr>
           <w:rFonts w:ascii="Times New Roman" w:eastAsia="Times New Roman" w:hAnsi="Times New Roman" w:cs="Times New Roman"/>
         </w:rPr>
         <w:lastRenderedPageBreak/>
-        <w:t xml:space="preserve">ПРИЛОЖЕНИЕ Б. ОСНОВНЫЕ </w:t>
-      </w:r>
-      <w:r>
-        <w:rPr>
-          <w:rFonts w:ascii="Times New Roman" w:eastAsia="Times New Roman" w:hAnsi="Times New Roman" w:cs="Times New Roman"/>
-        </w:rPr>
-        <w:t>ТЕСТ-КЕЙСЫ</w:t>
-      </w:r>
-      <w:bookmarkEnd w:id="37"/>
+        <w:t>ПРИЛОЖЕНИЕ Б. ОСНОВНЫЕ ТЕСТ-КЕЙСЫ</w:t>
+      </w:r>
+      <w:bookmarkEnd w:id="42"/>
     </w:p>
     <w:tbl>
       <w:tblPr>
@@ -10281,6 +12879,7 @@
       </w:tblGrid>
       <w:tr>
         <w:trPr>
+          <w:cantSplit/>
           <w:tblHeader/>
         </w:trPr>
         <w:tc>
@@ -10369,6 +12968,9 @@
         </w:tc>
       </w:tr>
       <w:tr>
+        <w:trPr>
+          <w:cantSplit/>
+        </w:trPr>
         <w:tc>
           <w:tcPr>
             <w:tcW w:w="1307" w:type="dxa"/>
@@ -10449,6 +13051,9 @@
         </w:tc>
       </w:tr>
       <w:tr>
+        <w:trPr>
+          <w:cantSplit/>
+        </w:trPr>
         <w:tc>
           <w:tcPr>
             <w:tcW w:w="1307" w:type="dxa"/>
@@ -10529,6 +13134,9 @@
         </w:tc>
       </w:tr>
       <w:tr>
+        <w:trPr>
+          <w:cantSplit/>
+        </w:trPr>
         <w:tc>
           <w:tcPr>
             <w:tcW w:w="1307" w:type="dxa"/>
@@ -10609,6 +13217,9 @@
         </w:tc>
       </w:tr>
       <w:tr>
+        <w:trPr>
+          <w:cantSplit/>
+        </w:trPr>
         <w:tc>
           <w:tcPr>
             <w:tcW w:w="1307" w:type="dxa"/>
@@ -10683,12 +13294,22 @@
                 <w:rFonts w:cs="Times New Roman"/>
                 <w:sz w:val="22"/>
               </w:rPr>
-              <w:t>403 CSRF_MISSING</w:t>
+              <w:t xml:space="preserve">403 </w:t>
+            </w:r>
+            <w:r>
+              <w:rPr>
+                <w:rFonts w:cs="Times New Roman"/>
+                <w:sz w:val="22"/>
+              </w:rPr>
+              <w:t>CSRF_MISSING</w:t>
             </w:r>
           </w:p>
         </w:tc>
       </w:tr>
       <w:tr>
+        <w:trPr>
+          <w:cantSplit/>
+        </w:trPr>
         <w:tc>
           <w:tcPr>
             <w:tcW w:w="1307" w:type="dxa"/>
@@ -10769,6 +13390,9 @@
         </w:tc>
       </w:tr>
       <w:tr>
+        <w:trPr>
+          <w:cantSplit/>
+        </w:trPr>
         <w:tc>
           <w:tcPr>
             <w:tcW w:w="1307" w:type="dxa"/>
@@ -10849,6 +13473,9 @@
         </w:tc>
       </w:tr>
       <w:tr>
+        <w:trPr>
+          <w:cantSplit/>
+        </w:trPr>
         <w:tc>
           <w:tcPr>
             <w:tcW w:w="1307" w:type="dxa"/>
@@ -10929,6 +13556,9 @@
         </w:tc>
       </w:tr>
       <w:tr>
+        <w:trPr>
+          <w:cantSplit/>
+        </w:trPr>
         <w:tc>
           <w:tcPr>
             <w:tcW w:w="1307" w:type="dxa"/>
@@ -11003,12 +13633,22 @@
                 <w:rFonts w:cs="Times New Roman"/>
                 <w:sz w:val="22"/>
               </w:rPr>
-              <w:t>все общие поля заполнены</w:t>
+              <w:t xml:space="preserve">все общие поля </w:t>
+            </w:r>
+            <w:r>
+              <w:rPr>
+                <w:rFonts w:cs="Times New Roman"/>
+                <w:sz w:val="22"/>
+              </w:rPr>
+              <w:t>заполнены</w:t>
             </w:r>
           </w:p>
         </w:tc>
       </w:tr>
       <w:tr>
+        <w:trPr>
+          <w:cantSplit/>
+        </w:trPr>
         <w:tc>
           <w:tcPr>
             <w:tcW w:w="1307" w:type="dxa"/>
@@ -11089,6 +13729,9 @@
         </w:tc>
       </w:tr>
       <w:tr>
+        <w:trPr>
+          <w:cantSplit/>
+        </w:trPr>
         <w:tc>
           <w:tcPr>
             <w:tcW w:w="1307" w:type="dxa"/>
@@ -11169,6 +13812,9 @@
         </w:tc>
       </w:tr>
       <w:tr>
+        <w:trPr>
+          <w:cantSplit/>
+        </w:trPr>
         <w:tc>
           <w:tcPr>
             <w:tcW w:w="1307" w:type="dxa"/>
@@ -11249,6 +13895,9 @@
         </w:tc>
       </w:tr>
       <w:tr>
+        <w:trPr>
+          <w:cantSplit/>
+        </w:trPr>
         <w:tc>
           <w:tcPr>
             <w:tcW w:w="1307" w:type="dxa"/>
@@ -11323,12 +13972,22 @@
                 <w:rFonts w:cs="Times New Roman"/>
                 <w:sz w:val="22"/>
               </w:rPr>
-              <w:t>статус ARCHIVED, физическая запись сохранена</w:t>
+              <w:t xml:space="preserve">статус ARCHIVED, </w:t>
+            </w:r>
+            <w:r>
+              <w:rPr>
+                <w:rFonts w:cs="Times New Roman"/>
+                <w:sz w:val="22"/>
+              </w:rPr>
+              <w:t>физическая запись сохранена</w:t>
             </w:r>
           </w:p>
         </w:tc>
       </w:tr>
       <w:tr>
+        <w:trPr>
+          <w:cantSplit/>
+        </w:trPr>
         <w:tc>
           <w:tcPr>
             <w:tcW w:w="1307" w:type="dxa"/>
@@ -11409,6 +14068,9 @@
         </w:tc>
       </w:tr>
       <w:tr>
+        <w:trPr>
+          <w:cantSplit/>
+        </w:trPr>
         <w:tc>
           <w:tcPr>
             <w:tcW w:w="1307" w:type="dxa"/>
@@ -11500,7 +14162,7 @@
         <w:pStyle w:val="1"/>
         <w:pageBreakBefore/>
       </w:pPr>
-      <w:bookmarkStart w:id="38" w:name="_Toc234798633"/>
+      <w:bookmarkStart w:id="43" w:name="_Toc234800659"/>
       <w:r>
         <w:rPr>
           <w:rFonts w:ascii="Times New Roman" w:eastAsia="Times New Roman" w:hAnsi="Times New Roman" w:cs="Times New Roman"/>
@@ -11508,7 +14170,7 @@
         <w:lastRenderedPageBreak/>
         <w:t>ПРИЛОЖЕНИЕ В. СТРУКТУРА ПРОЕКТА</w:t>
       </w:r>
-      <w:bookmarkEnd w:id="38"/>
+      <w:bookmarkEnd w:id="43"/>
     </w:p>
     <w:p>
       <w:pPr>
@@ -11528,12 +14190,6 @@
           <w:sz w:val="16"/>
         </w:rPr>
         <w:br/>
-      </w:r>
-      <w:r>
-        <w:rPr>
-          <w:rFonts w:ascii="Courier New" w:eastAsia="Courier New" w:hAnsi="Courier New" w:cs="Courier New"/>
-          <w:sz w:val="16"/>
-        </w:rPr>
         <w:t xml:space="preserve">  frontend/                  React, маршруты, компоненты и Vitest</w:t>
       </w:r>
       <w:r>
@@ -11901,31 +14557,31 @@
       </w:rPr>
     </w:lvl>
   </w:abstractNum>
-  <w:num w:numId="1" w16cid:durableId="980503766">
+  <w:num w:numId="1" w16cid:durableId="1212575647">
     <w:abstractNumId w:val="8"/>
   </w:num>
-  <w:num w:numId="2" w16cid:durableId="863324181">
+  <w:num w:numId="2" w16cid:durableId="1089542209">
     <w:abstractNumId w:val="6"/>
   </w:num>
-  <w:num w:numId="3" w16cid:durableId="2112242018">
+  <w:num w:numId="3" w16cid:durableId="627471457">
     <w:abstractNumId w:val="5"/>
   </w:num>
-  <w:num w:numId="4" w16cid:durableId="1295721737">
+  <w:num w:numId="4" w16cid:durableId="1544945923">
     <w:abstractNumId w:val="4"/>
   </w:num>
-  <w:num w:numId="5" w16cid:durableId="930890394">
+  <w:num w:numId="5" w16cid:durableId="443882947">
     <w:abstractNumId w:val="7"/>
   </w:num>
-  <w:num w:numId="6" w16cid:durableId="1261600392">
+  <w:num w:numId="6" w16cid:durableId="1063986683">
     <w:abstractNumId w:val="3"/>
   </w:num>
-  <w:num w:numId="7" w16cid:durableId="1394506778">
+  <w:num w:numId="7" w16cid:durableId="1200897679">
     <w:abstractNumId w:val="2"/>
   </w:num>
-  <w:num w:numId="8" w16cid:durableId="2024817490">
+  <w:num w:numId="8" w16cid:durableId="409809095">
     <w:abstractNumId w:val="1"/>
   </w:num>
-  <w:num w:numId="9" w16cid:durableId="429664603">
+  <w:num w:numId="9" w16cid:durableId="405569191">
     <w:abstractNumId w:val="0"/>
   </w:num>
 </w:numbering>
@@ -23333,7 +25989,7 @@
     <w:autoRedefine/>
     <w:uiPriority w:val="39"/>
     <w:unhideWhenUsed/>
-    <w:rsid w:val="00D071B0"/>
+    <w:rsid w:val="00D90496"/>
     <w:pPr>
       <w:spacing w:after="100"/>
     </w:pPr>
@@ -23345,7 +26001,7 @@
     <w:autoRedefine/>
     <w:uiPriority w:val="39"/>
     <w:unhideWhenUsed/>
-    <w:rsid w:val="00D071B0"/>
+    <w:rsid w:val="00D90496"/>
     <w:pPr>
       <w:spacing w:after="100"/>
       <w:ind w:left="280"/>
@@ -23356,7 +26012,7 @@
     <w:basedOn w:val="a2"/>
     <w:uiPriority w:val="99"/>
     <w:unhideWhenUsed/>
-    <w:rsid w:val="00D071B0"/>
+    <w:rsid w:val="00D90496"/>
     <w:rPr>
       <w:color w:val="0000FF" w:themeColor="hyperlink"/>
       <w:u w:val="single"/>

--- a/docs/reports/Отчёт_по_учебной_практике_ThermoSelect.docx
+++ b/docs/reports/Отчёт_по_учебной_практике_ThermoSelect.docx
@@ -12,7 +12,7 @@
           <w:noProof/>
         </w:rPr>
         <w:drawing>
-          <wp:inline distT="0" distB="0" distL="0" distR="0" wp14:anchorId="52D2BCFE" wp14:editId="79A92E9E">
+          <wp:inline distT="0" distB="0" distL="0" distR="0" wp14:anchorId="6A9EF360" wp14:editId="6EEB977E">
             <wp:extent cx="621792" cy="799447"/>
             <wp:effectExtent l="0" t="0" r="0" b="0"/>
             <wp:docPr id="1" name="Picture 1" descr="Эмблема СПбГТИ(ТУ)"/>
@@ -1408,7 +1408,7 @@
       <w:pPr>
         <w:pStyle w:val="1"/>
       </w:pPr>
-      <w:bookmarkStart w:id="0" w:name="_Toc234800616"/>
+      <w:bookmarkStart w:id="0" w:name="_Toc234829209"/>
       <w:r>
         <w:rPr>
           <w:rFonts w:ascii="Times New Roman" w:eastAsia="Times New Roman" w:hAnsi="Times New Roman" w:cs="Times New Roman"/>
@@ -1473,7 +1473,7 @@
         <w:pStyle w:val="1"/>
         <w:pageBreakBefore/>
       </w:pPr>
-      <w:bookmarkStart w:id="1" w:name="_Toc234800617"/>
+      <w:bookmarkStart w:id="1" w:name="_Toc234829210"/>
       <w:r>
         <w:rPr>
           <w:rFonts w:ascii="Times New Roman" w:eastAsia="Times New Roman" w:hAnsi="Times New Roman" w:cs="Times New Roman"/>
@@ -1517,7 +1517,7 @@
         </w:rPr>
         <w:fldChar w:fldCharType="separate"/>
       </w:r>
-      <w:hyperlink w:anchor="_Toc234800616" w:history="1">
+      <w:hyperlink w:anchor="_Toc234829209" w:history="1">
         <w:r>
           <w:rPr>
             <w:rStyle w:val="aff8"/>
@@ -1545,7 +1545,7 @@
             <w:noProof/>
             <w:webHidden/>
           </w:rPr>
-          <w:instrText xml:space="preserve"> PAGEREF _Toc234800616 \h </w:instrText>
+          <w:instrText xml:space="preserve"> PAGEREF _Toc234829209 \h </w:instrText>
         </w:r>
         <w:r>
           <w:rPr>
@@ -1592,7 +1592,7 @@
           <w14:ligatures w14:val="standardContextual"/>
         </w:rPr>
       </w:pPr>
-      <w:hyperlink w:anchor="_Toc234800617" w:history="1">
+      <w:hyperlink w:anchor="_Toc234829210" w:history="1">
         <w:r>
           <w:rPr>
             <w:rStyle w:val="aff8"/>
@@ -1620,7 +1620,7 @@
             <w:noProof/>
             <w:webHidden/>
           </w:rPr>
-          <w:instrText xml:space="preserve"> PAGEREF _Toc234800617 \h </w:instrText>
+          <w:instrText xml:space="preserve"> PAGEREF _Toc234829210 \h </w:instrText>
         </w:r>
         <w:r>
           <w:rPr>
@@ -1667,7 +1667,7 @@
           <w14:ligatures w14:val="standardContextual"/>
         </w:rPr>
       </w:pPr>
-      <w:hyperlink w:anchor="_Toc234800618" w:history="1">
+      <w:hyperlink w:anchor="_Toc234829211" w:history="1">
         <w:r>
           <w:rPr>
             <w:rStyle w:val="aff8"/>
@@ -1695,7 +1695,7 @@
             <w:noProof/>
             <w:webHidden/>
           </w:rPr>
-          <w:instrText xml:space="preserve"> PAGEREF _Toc234800618 \h </w:instrText>
+          <w:instrText xml:space="preserve"> PAGEREF _Toc234829211 \h </w:instrText>
         </w:r>
         <w:r>
           <w:rPr>
@@ -1742,7 +1742,7 @@
           <w14:ligatures w14:val="standardContextual"/>
         </w:rPr>
       </w:pPr>
-      <w:hyperlink w:anchor="_Toc234800619" w:history="1">
+      <w:hyperlink w:anchor="_Toc234829212" w:history="1">
         <w:r>
           <w:rPr>
             <w:rStyle w:val="aff8"/>
@@ -1770,7 +1770,7 @@
             <w:noProof/>
             <w:webHidden/>
           </w:rPr>
-          <w:instrText xml:space="preserve"> PAGEREF _Toc234800619 \h </w:instrText>
+          <w:instrText xml:space="preserve"> PAGEREF _Toc234829212 \h </w:instrText>
         </w:r>
         <w:r>
           <w:rPr>
@@ -1817,7 +1817,7 @@
           <w14:ligatures w14:val="standardContextual"/>
         </w:rPr>
       </w:pPr>
-      <w:hyperlink w:anchor="_Toc234800620" w:history="1">
+      <w:hyperlink w:anchor="_Toc234829213" w:history="1">
         <w:r>
           <w:rPr>
             <w:rStyle w:val="aff8"/>
@@ -1845,7 +1845,7 @@
             <w:noProof/>
             <w:webHidden/>
           </w:rPr>
-          <w:instrText xml:space="preserve"> PAGEREF _Toc234800620 \h </w:instrText>
+          <w:instrText xml:space="preserve"> PAGEREF _Toc234829213 \h </w:instrText>
         </w:r>
         <w:r>
           <w:rPr>
@@ -1892,7 +1892,7 @@
           <w14:ligatures w14:val="standardContextual"/>
         </w:rPr>
       </w:pPr>
-      <w:hyperlink w:anchor="_Toc234800621" w:history="1">
+      <w:hyperlink w:anchor="_Toc234829214" w:history="1">
         <w:r>
           <w:rPr>
             <w:rStyle w:val="aff8"/>
@@ -1920,7 +1920,7 @@
             <w:noProof/>
             <w:webHidden/>
           </w:rPr>
-          <w:instrText xml:space="preserve"> PAGEREF _Toc234800621 \h </w:instrText>
+          <w:instrText xml:space="preserve"> PAGEREF _Toc234829214 \h </w:instrText>
         </w:r>
         <w:r>
           <w:rPr>
@@ -1967,7 +1967,7 @@
           <w14:ligatures w14:val="standardContextual"/>
         </w:rPr>
       </w:pPr>
-      <w:hyperlink w:anchor="_Toc234800622" w:history="1">
+      <w:hyperlink w:anchor="_Toc234829215" w:history="1">
         <w:r>
           <w:rPr>
             <w:rStyle w:val="aff8"/>
@@ -1995,7 +1995,7 @@
             <w:noProof/>
             <w:webHidden/>
           </w:rPr>
-          <w:instrText xml:space="preserve"> PAGEREF _Toc234800622 \h </w:instrText>
+          <w:instrText xml:space="preserve"> PAGEREF _Toc234829215 \h </w:instrText>
         </w:r>
         <w:r>
           <w:rPr>
@@ -2042,7 +2042,7 @@
           <w14:ligatures w14:val="standardContextual"/>
         </w:rPr>
       </w:pPr>
-      <w:hyperlink w:anchor="_Toc234800623" w:history="1">
+      <w:hyperlink w:anchor="_Toc234829216" w:history="1">
         <w:r>
           <w:rPr>
             <w:rStyle w:val="aff8"/>
@@ -2070,7 +2070,7 @@
             <w:noProof/>
             <w:webHidden/>
           </w:rPr>
-          <w:instrText xml:space="preserve"> PAGEREF _Toc234800623 \h </w:instrText>
+          <w:instrText xml:space="preserve"> PAGEREF _Toc234829216 \h </w:instrText>
         </w:r>
         <w:r>
           <w:rPr>
@@ -2117,7 +2117,7 @@
           <w14:ligatures w14:val="standardContextual"/>
         </w:rPr>
       </w:pPr>
-      <w:hyperlink w:anchor="_Toc234800624" w:history="1">
+      <w:hyperlink w:anchor="_Toc234829217" w:history="1">
         <w:r>
           <w:rPr>
             <w:rStyle w:val="aff8"/>
@@ -2145,7 +2145,7 @@
             <w:noProof/>
             <w:webHidden/>
           </w:rPr>
-          <w:instrText xml:space="preserve"> PAGEREF _Toc234800624 \h </w:instrText>
+          <w:instrText xml:space="preserve"> PAGEREF _Toc234829217 \h </w:instrText>
         </w:r>
         <w:r>
           <w:rPr>
@@ -2192,7 +2192,7 @@
           <w14:ligatures w14:val="standardContextual"/>
         </w:rPr>
       </w:pPr>
-      <w:hyperlink w:anchor="_Toc234800625" w:history="1">
+      <w:hyperlink w:anchor="_Toc234829218" w:history="1">
         <w:r>
           <w:rPr>
             <w:rStyle w:val="aff8"/>
@@ -2220,7 +2220,7 @@
             <w:noProof/>
             <w:webHidden/>
           </w:rPr>
-          <w:instrText xml:space="preserve"> PAGEREF _Toc234800625 \h </w:instrText>
+          <w:instrText xml:space="preserve"> PAGEREF _Toc234829218 \h </w:instrText>
         </w:r>
         <w:r>
           <w:rPr>
@@ -2267,7 +2267,7 @@
           <w14:ligatures w14:val="standardContextual"/>
         </w:rPr>
       </w:pPr>
-      <w:hyperlink w:anchor="_Toc234800626" w:history="1">
+      <w:hyperlink w:anchor="_Toc234829219" w:history="1">
         <w:r>
           <w:rPr>
             <w:rStyle w:val="aff8"/>
@@ -2295,7 +2295,7 @@
             <w:noProof/>
             <w:webHidden/>
           </w:rPr>
-          <w:instrText xml:space="preserve"> PAGEREF _Toc234800626 \h </w:instrText>
+          <w:instrText xml:space="preserve"> PAGEREF _Toc234829219 \h </w:instrText>
         </w:r>
         <w:r>
           <w:rPr>
@@ -2342,7 +2342,7 @@
           <w14:ligatures w14:val="standardContextual"/>
         </w:rPr>
       </w:pPr>
-      <w:hyperlink w:anchor="_Toc234800627" w:history="1">
+      <w:hyperlink w:anchor="_Toc234829220" w:history="1">
         <w:r>
           <w:rPr>
             <w:rStyle w:val="aff8"/>
@@ -2370,7 +2370,7 @@
             <w:noProof/>
             <w:webHidden/>
           </w:rPr>
-          <w:instrText xml:space="preserve"> PAGEREF _Toc234800627 \h </w:instrText>
+          <w:instrText xml:space="preserve"> PAGEREF _Toc234829220 \h </w:instrText>
         </w:r>
         <w:r>
           <w:rPr>
@@ -2417,7 +2417,7 @@
           <w14:ligatures w14:val="standardContextual"/>
         </w:rPr>
       </w:pPr>
-      <w:hyperlink w:anchor="_Toc234800628" w:history="1">
+      <w:hyperlink w:anchor="_Toc234829221" w:history="1">
         <w:r>
           <w:rPr>
             <w:rStyle w:val="aff8"/>
@@ -2445,7 +2445,7 @@
             <w:noProof/>
             <w:webHidden/>
           </w:rPr>
-          <w:instrText xml:space="preserve"> PAGEREF _Toc234800628 \h </w:instrText>
+          <w:instrText xml:space="preserve"> PAGEREF _Toc234829221 \h </w:instrText>
         </w:r>
         <w:r>
           <w:rPr>
@@ -2492,7 +2492,7 @@
           <w14:ligatures w14:val="standardContextual"/>
         </w:rPr>
       </w:pPr>
-      <w:hyperlink w:anchor="_Toc234800629" w:history="1">
+      <w:hyperlink w:anchor="_Toc234829222" w:history="1">
         <w:r>
           <w:rPr>
             <w:rStyle w:val="aff8"/>
@@ -2520,7 +2520,7 @@
             <w:noProof/>
             <w:webHidden/>
           </w:rPr>
-          <w:instrText xml:space="preserve"> PAGEREF _Toc234800629 \h </w:instrText>
+          <w:instrText xml:space="preserve"> PAGEREF _Toc234829222 \h </w:instrText>
         </w:r>
         <w:r>
           <w:rPr>
@@ -2567,7 +2567,7 @@
           <w14:ligatures w14:val="standardContextual"/>
         </w:rPr>
       </w:pPr>
-      <w:hyperlink w:anchor="_Toc234800630" w:history="1">
+      <w:hyperlink w:anchor="_Toc234829223" w:history="1">
         <w:r>
           <w:rPr>
             <w:rStyle w:val="aff8"/>
@@ -2595,7 +2595,7 @@
             <w:noProof/>
             <w:webHidden/>
           </w:rPr>
-          <w:instrText xml:space="preserve"> PAGEREF _Toc234800630 \h </w:instrText>
+          <w:instrText xml:space="preserve"> PAGEREF _Toc234829223 \h </w:instrText>
         </w:r>
         <w:r>
           <w:rPr>
@@ -2642,7 +2642,7 @@
           <w14:ligatures w14:val="standardContextual"/>
         </w:rPr>
       </w:pPr>
-      <w:hyperlink w:anchor="_Toc234800631" w:history="1">
+      <w:hyperlink w:anchor="_Toc234829224" w:history="1">
         <w:r>
           <w:rPr>
             <w:rStyle w:val="aff8"/>
@@ -2670,7 +2670,7 @@
             <w:noProof/>
             <w:webHidden/>
           </w:rPr>
-          <w:instrText xml:space="preserve"> PAGEREF _Toc234800631 \h </w:instrText>
+          <w:instrText xml:space="preserve"> PAGEREF _Toc234829224 \h </w:instrText>
         </w:r>
         <w:r>
           <w:rPr>
@@ -2717,7 +2717,7 @@
           <w14:ligatures w14:val="standardContextual"/>
         </w:rPr>
       </w:pPr>
-      <w:hyperlink w:anchor="_Toc234800632" w:history="1">
+      <w:hyperlink w:anchor="_Toc234829225" w:history="1">
         <w:r>
           <w:rPr>
             <w:rStyle w:val="aff8"/>
@@ -2745,7 +2745,7 @@
             <w:noProof/>
             <w:webHidden/>
           </w:rPr>
-          <w:instrText xml:space="preserve"> PAGEREF _Toc234800632 \h </w:instrText>
+          <w:instrText xml:space="preserve"> PAGEREF _Toc234829225 \h </w:instrText>
         </w:r>
         <w:r>
           <w:rPr>
@@ -2765,7 +2765,7 @@
             <w:noProof/>
             <w:webHidden/>
           </w:rPr>
-          <w:t>16</w:t>
+          <w:t>17</w:t>
         </w:r>
         <w:r>
           <w:rPr>
@@ -2792,7 +2792,7 @@
           <w14:ligatures w14:val="standardContextual"/>
         </w:rPr>
       </w:pPr>
-      <w:hyperlink w:anchor="_Toc234800633" w:history="1">
+      <w:hyperlink w:anchor="_Toc234829226" w:history="1">
         <w:r>
           <w:rPr>
             <w:rStyle w:val="aff8"/>
@@ -2820,7 +2820,7 @@
             <w:noProof/>
             <w:webHidden/>
           </w:rPr>
-          <w:instrText xml:space="preserve"> PAGEREF _Toc234800633 \h </w:instrText>
+          <w:instrText xml:space="preserve"> PAGEREF _Toc234829226 \h </w:instrText>
         </w:r>
         <w:r>
           <w:rPr>
@@ -2840,7 +2840,7 @@
             <w:noProof/>
             <w:webHidden/>
           </w:rPr>
-          <w:t>17</w:t>
+          <w:t>18</w:t>
         </w:r>
         <w:r>
           <w:rPr>
@@ -2867,7 +2867,7 @@
           <w14:ligatures w14:val="standardContextual"/>
         </w:rPr>
       </w:pPr>
-      <w:hyperlink w:anchor="_Toc234800634" w:history="1">
+      <w:hyperlink w:anchor="_Toc234829227" w:history="1">
         <w:r>
           <w:rPr>
             <w:rStyle w:val="aff8"/>
@@ -2895,7 +2895,7 @@
             <w:noProof/>
             <w:webHidden/>
           </w:rPr>
-          <w:instrText xml:space="preserve"> PAGEREF _Toc234800634 \h </w:instrText>
+          <w:instrText xml:space="preserve"> PAGEREF _Toc234829227 \h </w:instrText>
         </w:r>
         <w:r>
           <w:rPr>
@@ -2915,7 +2915,7 @@
             <w:noProof/>
             <w:webHidden/>
           </w:rPr>
-          <w:t>17</w:t>
+          <w:t>18</w:t>
         </w:r>
         <w:r>
           <w:rPr>
@@ -2942,7 +2942,7 @@
           <w14:ligatures w14:val="standardContextual"/>
         </w:rPr>
       </w:pPr>
-      <w:hyperlink w:anchor="_Toc234800635" w:history="1">
+      <w:hyperlink w:anchor="_Toc234829228" w:history="1">
         <w:r>
           <w:rPr>
             <w:rStyle w:val="aff8"/>
@@ -2970,7 +2970,7 @@
             <w:noProof/>
             <w:webHidden/>
           </w:rPr>
-          <w:instrText xml:space="preserve"> PAGEREF _Toc234800635 \h </w:instrText>
+          <w:instrText xml:space="preserve"> PAGEREF _Toc234829228 \h </w:instrText>
         </w:r>
         <w:r>
           <w:rPr>
@@ -2990,7 +2990,7 @@
             <w:noProof/>
             <w:webHidden/>
           </w:rPr>
-          <w:t>17</w:t>
+          <w:t>18</w:t>
         </w:r>
         <w:r>
           <w:rPr>
@@ -3017,7 +3017,7 @@
           <w14:ligatures w14:val="standardContextual"/>
         </w:rPr>
       </w:pPr>
-      <w:hyperlink w:anchor="_Toc234800636" w:history="1">
+      <w:hyperlink w:anchor="_Toc234829229" w:history="1">
         <w:r>
           <w:rPr>
             <w:rStyle w:val="aff8"/>
@@ -3045,7 +3045,7 @@
             <w:noProof/>
             <w:webHidden/>
           </w:rPr>
-          <w:instrText xml:space="preserve"> PAGEREF _Toc234800636 \h </w:instrText>
+          <w:instrText xml:space="preserve"> PAGEREF _Toc234829229 \h </w:instrText>
         </w:r>
         <w:r>
           <w:rPr>
@@ -3065,7 +3065,7 @@
             <w:noProof/>
             <w:webHidden/>
           </w:rPr>
-          <w:t>18</w:t>
+          <w:t>19</w:t>
         </w:r>
         <w:r>
           <w:rPr>
@@ -3092,7 +3092,7 @@
           <w14:ligatures w14:val="standardContextual"/>
         </w:rPr>
       </w:pPr>
-      <w:hyperlink w:anchor="_Toc234800637" w:history="1">
+      <w:hyperlink w:anchor="_Toc234829230" w:history="1">
         <w:r>
           <w:rPr>
             <w:rStyle w:val="aff8"/>
@@ -3120,7 +3120,7 @@
             <w:noProof/>
             <w:webHidden/>
           </w:rPr>
-          <w:instrText xml:space="preserve"> PAGEREF _Toc234800637 \h </w:instrText>
+          <w:instrText xml:space="preserve"> PAGEREF _Toc234829230 \h </w:instrText>
         </w:r>
         <w:r>
           <w:rPr>
@@ -3140,7 +3140,7 @@
             <w:noProof/>
             <w:webHidden/>
           </w:rPr>
-          <w:t>19</w:t>
+          <w:t>20</w:t>
         </w:r>
         <w:r>
           <w:rPr>
@@ -3167,7 +3167,7 @@
           <w14:ligatures w14:val="standardContextual"/>
         </w:rPr>
       </w:pPr>
-      <w:hyperlink w:anchor="_Toc234800638" w:history="1">
+      <w:hyperlink w:anchor="_Toc234829231" w:history="1">
         <w:r>
           <w:rPr>
             <w:rStyle w:val="aff8"/>
@@ -3195,7 +3195,7 @@
             <w:noProof/>
             <w:webHidden/>
           </w:rPr>
-          <w:instrText xml:space="preserve"> PAGEREF _Toc234800638 \h </w:instrText>
+          <w:instrText xml:space="preserve"> PAGEREF _Toc234829231 \h </w:instrText>
         </w:r>
         <w:r>
           <w:rPr>
@@ -3215,7 +3215,7 @@
             <w:noProof/>
             <w:webHidden/>
           </w:rPr>
-          <w:t>19</w:t>
+          <w:t>20</w:t>
         </w:r>
         <w:r>
           <w:rPr>
@@ -3242,7 +3242,7 @@
           <w14:ligatures w14:val="standardContextual"/>
         </w:rPr>
       </w:pPr>
-      <w:hyperlink w:anchor="_Toc234800639" w:history="1">
+      <w:hyperlink w:anchor="_Toc234829232" w:history="1">
         <w:r>
           <w:rPr>
             <w:rStyle w:val="aff8"/>
@@ -3270,7 +3270,7 @@
             <w:noProof/>
             <w:webHidden/>
           </w:rPr>
-          <w:instrText xml:space="preserve"> PAGEREF _Toc234800639 \h </w:instrText>
+          <w:instrText xml:space="preserve"> PAGEREF _Toc234829232 \h </w:instrText>
         </w:r>
         <w:r>
           <w:rPr>
@@ -3290,7 +3290,7 @@
             <w:noProof/>
             <w:webHidden/>
           </w:rPr>
-          <w:t>19</w:t>
+          <w:t>20</w:t>
         </w:r>
         <w:r>
           <w:rPr>
@@ -3317,7 +3317,7 @@
           <w14:ligatures w14:val="standardContextual"/>
         </w:rPr>
       </w:pPr>
-      <w:hyperlink w:anchor="_Toc234800640" w:history="1">
+      <w:hyperlink w:anchor="_Toc234829233" w:history="1">
         <w:r>
           <w:rPr>
             <w:rStyle w:val="aff8"/>
@@ -3345,7 +3345,7 @@
             <w:noProof/>
             <w:webHidden/>
           </w:rPr>
-          <w:instrText xml:space="preserve"> PAGEREF _Toc234800640 \h </w:instrText>
+          <w:instrText xml:space="preserve"> PAGEREF _Toc234829233 \h </w:instrText>
         </w:r>
         <w:r>
           <w:rPr>
@@ -3365,7 +3365,7 @@
             <w:noProof/>
             <w:webHidden/>
           </w:rPr>
-          <w:t>19</w:t>
+          <w:t>20</w:t>
         </w:r>
         <w:r>
           <w:rPr>
@@ -3392,7 +3392,7 @@
           <w14:ligatures w14:val="standardContextual"/>
         </w:rPr>
       </w:pPr>
-      <w:hyperlink w:anchor="_Toc234800641" w:history="1">
+      <w:hyperlink w:anchor="_Toc234829234" w:history="1">
         <w:r>
           <w:rPr>
             <w:rStyle w:val="aff8"/>
@@ -3420,7 +3420,7 @@
             <w:noProof/>
             <w:webHidden/>
           </w:rPr>
-          <w:instrText xml:space="preserve"> PAGEREF _Toc234800641 \h </w:instrText>
+          <w:instrText xml:space="preserve"> PAGEREF _Toc234829234 \h </w:instrText>
         </w:r>
         <w:r>
           <w:rPr>
@@ -3440,7 +3440,7 @@
             <w:noProof/>
             <w:webHidden/>
           </w:rPr>
-          <w:t>20</w:t>
+          <w:t>21</w:t>
         </w:r>
         <w:r>
           <w:rPr>
@@ -3467,7 +3467,7 @@
           <w14:ligatures w14:val="standardContextual"/>
         </w:rPr>
       </w:pPr>
-      <w:hyperlink w:anchor="_Toc234800642" w:history="1">
+      <w:hyperlink w:anchor="_Toc234829235" w:history="1">
         <w:r>
           <w:rPr>
             <w:rStyle w:val="aff8"/>
@@ -3495,7 +3495,7 @@
             <w:noProof/>
             <w:webHidden/>
           </w:rPr>
-          <w:instrText xml:space="preserve"> PAGEREF _Toc234800642 \h </w:instrText>
+          <w:instrText xml:space="preserve"> PAGEREF _Toc234829235 \h </w:instrText>
         </w:r>
         <w:r>
           <w:rPr>
@@ -3515,7 +3515,7 @@
             <w:noProof/>
             <w:webHidden/>
           </w:rPr>
-          <w:t>20</w:t>
+          <w:t>21</w:t>
         </w:r>
         <w:r>
           <w:rPr>
@@ -3542,7 +3542,7 @@
           <w14:ligatures w14:val="standardContextual"/>
         </w:rPr>
       </w:pPr>
-      <w:hyperlink w:anchor="_Toc234800643" w:history="1">
+      <w:hyperlink w:anchor="_Toc234829236" w:history="1">
         <w:r>
           <w:rPr>
             <w:rStyle w:val="aff8"/>
@@ -3570,7 +3570,7 @@
             <w:noProof/>
             <w:webHidden/>
           </w:rPr>
-          <w:instrText xml:space="preserve"> PAGEREF _Toc234800643 \h </w:instrText>
+          <w:instrText xml:space="preserve"> PAGEREF _Toc234829236 \h </w:instrText>
         </w:r>
         <w:r>
           <w:rPr>
@@ -3590,7 +3590,7 @@
             <w:noProof/>
             <w:webHidden/>
           </w:rPr>
-          <w:t>21</w:t>
+          <w:t>22</w:t>
         </w:r>
         <w:r>
           <w:rPr>
@@ -3617,7 +3617,7 @@
           <w14:ligatures w14:val="standardContextual"/>
         </w:rPr>
       </w:pPr>
-      <w:hyperlink w:anchor="_Toc234800644" w:history="1">
+      <w:hyperlink w:anchor="_Toc234829237" w:history="1">
         <w:r>
           <w:rPr>
             <w:rStyle w:val="aff8"/>
@@ -3645,7 +3645,7 @@
             <w:noProof/>
             <w:webHidden/>
           </w:rPr>
-          <w:instrText xml:space="preserve"> PAGEREF _Toc234800644 \h </w:instrText>
+          <w:instrText xml:space="preserve"> PAGEREF _Toc234829237 \h </w:instrText>
         </w:r>
         <w:r>
           <w:rPr>
@@ -3665,7 +3665,7 @@
             <w:noProof/>
             <w:webHidden/>
           </w:rPr>
-          <w:t>21</w:t>
+          <w:t>22</w:t>
         </w:r>
         <w:r>
           <w:rPr>
@@ -3692,7 +3692,7 @@
           <w14:ligatures w14:val="standardContextual"/>
         </w:rPr>
       </w:pPr>
-      <w:hyperlink w:anchor="_Toc234800645" w:history="1">
+      <w:hyperlink w:anchor="_Toc234829238" w:history="1">
         <w:r>
           <w:rPr>
             <w:rStyle w:val="aff8"/>
@@ -3720,7 +3720,7 @@
             <w:noProof/>
             <w:webHidden/>
           </w:rPr>
-          <w:instrText xml:space="preserve"> PAGEREF _Toc234800645 \h </w:instrText>
+          <w:instrText xml:space="preserve"> PAGEREF _Toc234829238 \h </w:instrText>
         </w:r>
         <w:r>
           <w:rPr>
@@ -3740,7 +3740,7 @@
             <w:noProof/>
             <w:webHidden/>
           </w:rPr>
-          <w:t>21</w:t>
+          <w:t>22</w:t>
         </w:r>
         <w:r>
           <w:rPr>
@@ -3767,7 +3767,7 @@
           <w14:ligatures w14:val="standardContextual"/>
         </w:rPr>
       </w:pPr>
-      <w:hyperlink w:anchor="_Toc234800646" w:history="1">
+      <w:hyperlink w:anchor="_Toc234829239" w:history="1">
         <w:r>
           <w:rPr>
             <w:rStyle w:val="aff8"/>
@@ -3795,7 +3795,7 @@
             <w:noProof/>
             <w:webHidden/>
           </w:rPr>
-          <w:instrText xml:space="preserve"> PAGEREF _Toc234800646 \h </w:instrText>
+          <w:instrText xml:space="preserve"> PAGEREF _Toc234829239 \h </w:instrText>
         </w:r>
         <w:r>
           <w:rPr>
@@ -3815,7 +3815,7 @@
             <w:noProof/>
             <w:webHidden/>
           </w:rPr>
-          <w:t>22</w:t>
+          <w:t>23</w:t>
         </w:r>
         <w:r>
           <w:rPr>
@@ -3842,7 +3842,7 @@
           <w14:ligatures w14:val="standardContextual"/>
         </w:rPr>
       </w:pPr>
-      <w:hyperlink w:anchor="_Toc234800647" w:history="1">
+      <w:hyperlink w:anchor="_Toc234829240" w:history="1">
         <w:r>
           <w:rPr>
             <w:rStyle w:val="aff8"/>
@@ -3870,7 +3870,7 @@
             <w:noProof/>
             <w:webHidden/>
           </w:rPr>
-          <w:instrText xml:space="preserve"> PAGEREF _Toc234800647 \h </w:instrText>
+          <w:instrText xml:space="preserve"> PAGEREF _Toc234829240 \h </w:instrText>
         </w:r>
         <w:r>
           <w:rPr>
@@ -3890,7 +3890,7 @@
             <w:noProof/>
             <w:webHidden/>
           </w:rPr>
-          <w:t>23</w:t>
+          <w:t>24</w:t>
         </w:r>
         <w:r>
           <w:rPr>
@@ -3917,7 +3917,7 @@
           <w14:ligatures w14:val="standardContextual"/>
         </w:rPr>
       </w:pPr>
-      <w:hyperlink w:anchor="_Toc234800648" w:history="1">
+      <w:hyperlink w:anchor="_Toc234829241" w:history="1">
         <w:r>
           <w:rPr>
             <w:rStyle w:val="aff8"/>
@@ -3945,7 +3945,7 @@
             <w:noProof/>
             <w:webHidden/>
           </w:rPr>
-          <w:instrText xml:space="preserve"> PAGEREF _Toc234800648 \h </w:instrText>
+          <w:instrText xml:space="preserve"> PAGEREF _Toc234829241 \h </w:instrText>
         </w:r>
         <w:r>
           <w:rPr>
@@ -3965,7 +3965,7 @@
             <w:noProof/>
             <w:webHidden/>
           </w:rPr>
-          <w:t>23</w:t>
+          <w:t>24</w:t>
         </w:r>
         <w:r>
           <w:rPr>
@@ -3992,7 +3992,7 @@
           <w14:ligatures w14:val="standardContextual"/>
         </w:rPr>
       </w:pPr>
-      <w:hyperlink w:anchor="_Toc234800649" w:history="1">
+      <w:hyperlink w:anchor="_Toc234829242" w:history="1">
         <w:r>
           <w:rPr>
             <w:rStyle w:val="aff8"/>
@@ -4020,7 +4020,7 @@
             <w:noProof/>
             <w:webHidden/>
           </w:rPr>
-          <w:instrText xml:space="preserve"> PAGEREF _Toc234800649 \h </w:instrText>
+          <w:instrText xml:space="preserve"> PAGEREF _Toc234829242 \h </w:instrText>
         </w:r>
         <w:r>
           <w:rPr>
@@ -4040,7 +4040,7 @@
             <w:noProof/>
             <w:webHidden/>
           </w:rPr>
-          <w:t>23</w:t>
+          <w:t>24</w:t>
         </w:r>
         <w:r>
           <w:rPr>
@@ -4067,7 +4067,7 @@
           <w14:ligatures w14:val="standardContextual"/>
         </w:rPr>
       </w:pPr>
-      <w:hyperlink w:anchor="_Toc234800650" w:history="1">
+      <w:hyperlink w:anchor="_Toc234829243" w:history="1">
         <w:r>
           <w:rPr>
             <w:rStyle w:val="aff8"/>
@@ -4095,7 +4095,7 @@
             <w:noProof/>
             <w:webHidden/>
           </w:rPr>
-          <w:instrText xml:space="preserve"> PAGEREF _Toc234800650 \h </w:instrText>
+          <w:instrText xml:space="preserve"> PAGEREF _Toc234829243 \h </w:instrText>
         </w:r>
         <w:r>
           <w:rPr>
@@ -4115,7 +4115,7 @@
             <w:noProof/>
             <w:webHidden/>
           </w:rPr>
-          <w:t>23</w:t>
+          <w:t>24</w:t>
         </w:r>
         <w:r>
           <w:rPr>
@@ -4142,7 +4142,7 @@
           <w14:ligatures w14:val="standardContextual"/>
         </w:rPr>
       </w:pPr>
-      <w:hyperlink w:anchor="_Toc234800651" w:history="1">
+      <w:hyperlink w:anchor="_Toc234829244" w:history="1">
         <w:r>
           <w:rPr>
             <w:rStyle w:val="aff8"/>
@@ -4170,7 +4170,7 @@
             <w:noProof/>
             <w:webHidden/>
           </w:rPr>
-          <w:instrText xml:space="preserve"> PAGEREF _Toc234800651 \h </w:instrText>
+          <w:instrText xml:space="preserve"> PAGEREF _Toc234829244 \h </w:instrText>
         </w:r>
         <w:r>
           <w:rPr>
@@ -4190,7 +4190,7 @@
             <w:noProof/>
             <w:webHidden/>
           </w:rPr>
-          <w:t>24</w:t>
+          <w:t>25</w:t>
         </w:r>
         <w:r>
           <w:rPr>
@@ -4217,7 +4217,7 @@
           <w14:ligatures w14:val="standardContextual"/>
         </w:rPr>
       </w:pPr>
-      <w:hyperlink w:anchor="_Toc234800652" w:history="1">
+      <w:hyperlink w:anchor="_Toc234829245" w:history="1">
         <w:r>
           <w:rPr>
             <w:rStyle w:val="aff8"/>
@@ -4245,7 +4245,7 @@
             <w:noProof/>
             <w:webHidden/>
           </w:rPr>
-          <w:instrText xml:space="preserve"> PAGEREF _Toc234800652 \h </w:instrText>
+          <w:instrText xml:space="preserve"> PAGEREF _Toc234829245 \h </w:instrText>
         </w:r>
         <w:r>
           <w:rPr>
@@ -4265,7 +4265,7 @@
             <w:noProof/>
             <w:webHidden/>
           </w:rPr>
-          <w:t>24</w:t>
+          <w:t>25</w:t>
         </w:r>
         <w:r>
           <w:rPr>
@@ -4292,7 +4292,7 @@
           <w14:ligatures w14:val="standardContextual"/>
         </w:rPr>
       </w:pPr>
-      <w:hyperlink w:anchor="_Toc234800653" w:history="1">
+      <w:hyperlink w:anchor="_Toc234829246" w:history="1">
         <w:r>
           <w:rPr>
             <w:rStyle w:val="aff8"/>
@@ -4320,7 +4320,7 @@
             <w:noProof/>
             <w:webHidden/>
           </w:rPr>
-          <w:instrText xml:space="preserve"> PAGEREF _Toc234800653 \h </w:instrText>
+          <w:instrText xml:space="preserve"> PAGEREF _Toc234829246 \h </w:instrText>
         </w:r>
         <w:r>
           <w:rPr>
@@ -4340,7 +4340,7 @@
             <w:noProof/>
             <w:webHidden/>
           </w:rPr>
-          <w:t>24</w:t>
+          <w:t>25</w:t>
         </w:r>
         <w:r>
           <w:rPr>
@@ -4367,7 +4367,7 @@
           <w14:ligatures w14:val="standardContextual"/>
         </w:rPr>
       </w:pPr>
-      <w:hyperlink w:anchor="_Toc234800654" w:history="1">
+      <w:hyperlink w:anchor="_Toc234829247" w:history="1">
         <w:r>
           <w:rPr>
             <w:rStyle w:val="aff8"/>
@@ -4395,7 +4395,7 @@
             <w:noProof/>
             <w:webHidden/>
           </w:rPr>
-          <w:instrText xml:space="preserve"> PAGEREF _Toc234800654 \h </w:instrText>
+          <w:instrText xml:space="preserve"> PAGEREF _Toc234829247 \h </w:instrText>
         </w:r>
         <w:r>
           <w:rPr>
@@ -4415,7 +4415,7 @@
             <w:noProof/>
             <w:webHidden/>
           </w:rPr>
-          <w:t>24</w:t>
+          <w:t>25</w:t>
         </w:r>
         <w:r>
           <w:rPr>
@@ -4442,7 +4442,7 @@
           <w14:ligatures w14:val="standardContextual"/>
         </w:rPr>
       </w:pPr>
-      <w:hyperlink w:anchor="_Toc234800655" w:history="1">
+      <w:hyperlink w:anchor="_Toc234829248" w:history="1">
         <w:r>
           <w:rPr>
             <w:rStyle w:val="aff8"/>
@@ -4470,7 +4470,7 @@
             <w:noProof/>
             <w:webHidden/>
           </w:rPr>
-          <w:instrText xml:space="preserve"> PAGEREF _Toc234800655 \h </w:instrText>
+          <w:instrText xml:space="preserve"> PAGEREF _Toc234829248 \h </w:instrText>
         </w:r>
         <w:r>
           <w:rPr>
@@ -4490,7 +4490,7 @@
             <w:noProof/>
             <w:webHidden/>
           </w:rPr>
-          <w:t>25</w:t>
+          <w:t>26</w:t>
         </w:r>
         <w:r>
           <w:rPr>
@@ -4517,7 +4517,7 @@
           <w14:ligatures w14:val="standardContextual"/>
         </w:rPr>
       </w:pPr>
-      <w:hyperlink w:anchor="_Toc234800656" w:history="1">
+      <w:hyperlink w:anchor="_Toc234829249" w:history="1">
         <w:r>
           <w:rPr>
             <w:rStyle w:val="aff8"/>
@@ -4545,7 +4545,7 @@
             <w:noProof/>
             <w:webHidden/>
           </w:rPr>
-          <w:instrText xml:space="preserve"> PAGEREF _Toc234800656 \h </w:instrText>
+          <w:instrText xml:space="preserve"> PAGEREF _Toc234829249 \h </w:instrText>
         </w:r>
         <w:r>
           <w:rPr>
@@ -4565,7 +4565,7 @@
             <w:noProof/>
             <w:webHidden/>
           </w:rPr>
-          <w:t>26</w:t>
+          <w:t>27</w:t>
         </w:r>
         <w:r>
           <w:rPr>
@@ -4592,7 +4592,7 @@
           <w14:ligatures w14:val="standardContextual"/>
         </w:rPr>
       </w:pPr>
-      <w:hyperlink w:anchor="_Toc234800657" w:history="1">
+      <w:hyperlink w:anchor="_Toc234829250" w:history="1">
         <w:r>
           <w:rPr>
             <w:rStyle w:val="aff8"/>
@@ -4620,7 +4620,7 @@
             <w:noProof/>
             <w:webHidden/>
           </w:rPr>
-          <w:instrText xml:space="preserve"> PAGEREF _Toc234800657 \h </w:instrText>
+          <w:instrText xml:space="preserve"> PAGEREF _Toc234829250 \h </w:instrText>
         </w:r>
         <w:r>
           <w:rPr>
@@ -4640,7 +4640,7 @@
             <w:noProof/>
             <w:webHidden/>
           </w:rPr>
-          <w:t>28</w:t>
+          <w:t>29</w:t>
         </w:r>
         <w:r>
           <w:rPr>
@@ -4667,7 +4667,7 @@
           <w14:ligatures w14:val="standardContextual"/>
         </w:rPr>
       </w:pPr>
-      <w:hyperlink w:anchor="_Toc234800658" w:history="1">
+      <w:hyperlink w:anchor="_Toc234829251" w:history="1">
         <w:r>
           <w:rPr>
             <w:rStyle w:val="aff8"/>
@@ -4695,7 +4695,7 @@
             <w:noProof/>
             <w:webHidden/>
           </w:rPr>
-          <w:instrText xml:space="preserve"> PAGEREF _Toc234800658 \h </w:instrText>
+          <w:instrText xml:space="preserve"> PAGEREF _Toc234829251 \h </w:instrText>
         </w:r>
         <w:r>
           <w:rPr>
@@ -4715,7 +4715,7 @@
             <w:noProof/>
             <w:webHidden/>
           </w:rPr>
-          <w:t>29</w:t>
+          <w:t>30</w:t>
         </w:r>
         <w:r>
           <w:rPr>
@@ -4742,7 +4742,7 @@
           <w14:ligatures w14:val="standardContextual"/>
         </w:rPr>
       </w:pPr>
-      <w:hyperlink w:anchor="_Toc234800659" w:history="1">
+      <w:hyperlink w:anchor="_Toc234829252" w:history="1">
         <w:r>
           <w:rPr>
             <w:rStyle w:val="aff8"/>
@@ -4770,7 +4770,7 @@
             <w:noProof/>
             <w:webHidden/>
           </w:rPr>
-          <w:instrText xml:space="preserve"> PAGEREF _Toc234800659 \h </w:instrText>
+          <w:instrText xml:space="preserve"> PAGEREF _Toc234829252 \h </w:instrText>
         </w:r>
         <w:r>
           <w:rPr>
@@ -4790,7 +4790,7 @@
             <w:noProof/>
             <w:webHidden/>
           </w:rPr>
-          <w:t>30</w:t>
+          <w:t>31</w:t>
         </w:r>
         <w:r>
           <w:rPr>
@@ -4817,7 +4817,7 @@
         <w:pStyle w:val="1"/>
         <w:pageBreakBefore/>
       </w:pPr>
-      <w:bookmarkStart w:id="2" w:name="_Toc234800618"/>
+      <w:bookmarkStart w:id="2" w:name="_Toc234829211"/>
       <w:r>
         <w:rPr>
           <w:rFonts w:ascii="Times New Roman" w:eastAsia="Times New Roman" w:hAnsi="Times New Roman" w:cs="Times New Roman"/>
@@ -4942,7 +4942,7 @@
         <w:pStyle w:val="1"/>
         <w:pageBreakBefore/>
       </w:pPr>
-      <w:bookmarkStart w:id="3" w:name="_Toc234800619"/>
+      <w:bookmarkStart w:id="3" w:name="_Toc234829212"/>
       <w:r>
         <w:rPr>
           <w:rFonts w:ascii="Times New Roman" w:eastAsia="Times New Roman" w:hAnsi="Times New Roman" w:cs="Times New Roman"/>
@@ -4956,7 +4956,7 @@
       <w:pPr>
         <w:pStyle w:val="21"/>
       </w:pPr>
-      <w:bookmarkStart w:id="4" w:name="_Toc234800620"/>
+      <w:bookmarkStart w:id="4" w:name="_Toc234829213"/>
       <w:r>
         <w:rPr>
           <w:rFonts w:ascii="Times New Roman" w:eastAsia="Times New Roman" w:hAnsi="Times New Roman" w:cs="Times New Roman"/>
@@ -5422,7 +5422,7 @@
       <w:pPr>
         <w:pStyle w:val="21"/>
       </w:pPr>
-      <w:bookmarkStart w:id="5" w:name="_Toc234800621"/>
+      <w:bookmarkStart w:id="5" w:name="_Toc234829214"/>
       <w:r>
         <w:rPr>
           <w:rFonts w:ascii="Times New Roman" w:eastAsia="Times New Roman" w:hAnsi="Times New Roman" w:cs="Times New Roman"/>
@@ -5464,7 +5464,7 @@
       <w:pPr>
         <w:pStyle w:val="21"/>
       </w:pPr>
-      <w:bookmarkStart w:id="6" w:name="_Toc234800622"/>
+      <w:bookmarkStart w:id="6" w:name="_Toc234829215"/>
       <w:r>
         <w:rPr>
           <w:rFonts w:ascii="Times New Roman" w:eastAsia="Times New Roman" w:hAnsi="Times New Roman" w:cs="Times New Roman"/>
@@ -5878,7 +5878,7 @@
       <w:pPr>
         <w:pStyle w:val="21"/>
       </w:pPr>
-      <w:bookmarkStart w:id="7" w:name="_Toc234800623"/>
+      <w:bookmarkStart w:id="7" w:name="_Toc234829216"/>
       <w:r>
         <w:rPr>
           <w:rFonts w:ascii="Times New Roman" w:eastAsia="Times New Roman" w:hAnsi="Times New Roman" w:cs="Times New Roman"/>
@@ -6662,7 +6662,7 @@
         <w:pStyle w:val="1"/>
         <w:pageBreakBefore/>
       </w:pPr>
-      <w:bookmarkStart w:id="8" w:name="_Toc234800624"/>
+      <w:bookmarkStart w:id="8" w:name="_Toc234829217"/>
       <w:r>
         <w:rPr>
           <w:rFonts w:ascii="Times New Roman" w:eastAsia="Times New Roman" w:hAnsi="Times New Roman" w:cs="Times New Roman"/>
@@ -6676,7 +6676,7 @@
       <w:pPr>
         <w:pStyle w:val="21"/>
       </w:pPr>
-      <w:bookmarkStart w:id="9" w:name="_Toc234800625"/>
+      <w:bookmarkStart w:id="9" w:name="_Toc234829218"/>
       <w:r>
         <w:rPr>
           <w:rFonts w:ascii="Times New Roman" w:eastAsia="Times New Roman" w:hAnsi="Times New Roman" w:cs="Times New Roman"/>
@@ -6717,7 +6717,7 @@
       <w:pPr>
         <w:pStyle w:val="21"/>
       </w:pPr>
-      <w:bookmarkStart w:id="10" w:name="_Toc234800626"/>
+      <w:bookmarkStart w:id="10" w:name="_Toc234829219"/>
       <w:r>
         <w:rPr>
           <w:rFonts w:ascii="Times New Roman" w:eastAsia="Times New Roman" w:hAnsi="Times New Roman" w:cs="Times New Roman"/>
@@ -6818,7 +6818,7 @@
       <w:pPr>
         <w:pStyle w:val="21"/>
       </w:pPr>
-      <w:bookmarkStart w:id="11" w:name="_Toc234800627"/>
+      <w:bookmarkStart w:id="11" w:name="_Toc234829220"/>
       <w:r>
         <w:rPr>
           <w:rFonts w:ascii="Times New Roman" w:eastAsia="Times New Roman" w:hAnsi="Times New Roman" w:cs="Times New Roman"/>
@@ -6839,7 +6839,7 @@
           <w:noProof/>
         </w:rPr>
         <w:drawing>
-          <wp:inline distT="0" distB="0" distL="0" distR="0" wp14:anchorId="6A6E5523" wp14:editId="25C515BB">
+          <wp:inline distT="0" distB="0" distL="0" distR="0" wp14:anchorId="5F1FB302" wp14:editId="5E2345D7">
             <wp:extent cx="5202465" cy="6217919"/>
             <wp:effectExtent l="0" t="0" r="0" b="0"/>
             <wp:docPr id="2" name="Picture 2" descr="Рисунок 1 – Варианты использования ThermoSelect"/>
@@ -6904,7 +6904,7 @@
       <w:pPr>
         <w:pStyle w:val="21"/>
       </w:pPr>
-      <w:bookmarkStart w:id="12" w:name="_Toc234800628"/>
+      <w:bookmarkStart w:id="12" w:name="_Toc234829221"/>
       <w:r>
         <w:rPr>
           <w:rFonts w:ascii="Times New Roman" w:eastAsia="Times New Roman" w:hAnsi="Times New Roman" w:cs="Times New Roman"/>
@@ -6940,7 +6940,7 @@
       <w:pPr>
         <w:pStyle w:val="21"/>
       </w:pPr>
-      <w:bookmarkStart w:id="13" w:name="_Toc234800629"/>
+      <w:bookmarkStart w:id="13" w:name="_Toc234829222"/>
       <w:r>
         <w:rPr>
           <w:rFonts w:ascii="Times New Roman" w:eastAsia="Times New Roman" w:hAnsi="Times New Roman" w:cs="Times New Roman"/>
@@ -7553,7 +7553,7 @@
       <w:pPr>
         <w:pStyle w:val="21"/>
       </w:pPr>
-      <w:bookmarkStart w:id="14" w:name="_Toc234800630"/>
+      <w:bookmarkStart w:id="14" w:name="_Toc234829223"/>
       <w:r>
         <w:rPr>
           <w:rFonts w:ascii="Times New Roman" w:eastAsia="Times New Roman" w:hAnsi="Times New Roman" w:cs="Times New Roman"/>
@@ -8717,7 +8717,7 @@
       <w:pPr>
         <w:pStyle w:val="21"/>
       </w:pPr>
-      <w:bookmarkStart w:id="15" w:name="_Toc234800631"/>
+      <w:bookmarkStart w:id="15" w:name="_Toc234829224"/>
       <w:r>
         <w:rPr>
           <w:rFonts w:ascii="Times New Roman" w:eastAsia="Times New Roman" w:hAnsi="Times New Roman" w:cs="Times New Roman"/>
@@ -8731,14 +8731,1143 @@
         <w:rPr>
           <w:rFonts w:cs="Times New Roman"/>
         </w:rPr>
-        <w:t xml:space="preserve">В качестве серверных аналогов рассматривались NestJS и ASP.NET Core. NestJS позволил бы использовать JavaScript или TypeScript на обоих уровнях и </w:t>
+        <w:t xml:space="preserve">Backend-стек выбирался с нуля между Spring Boot, NestJS и ASP.NET Core. Все три варианта позволяют построить REST API, применить dependency </w:t>
       </w:r>
       <w:r>
         <w:rPr>
           <w:rFonts w:cs="Times New Roman"/>
         </w:rPr>
         <w:lastRenderedPageBreak/>
-        <w:t>предоставляет модули, guards, validation и средства тестирования. ASP.NET Core является зрелым кроссплатформенным framework с dependency injection, средствами безопасности и производительным web-сервером. Оба варианта технически пригодны.</w:t>
+        <w:t>injection, выполнить валидацию и покрыть приложение автоматическими тестами. Для сравнения использована шкала от 1 до 5. Наибольший вес получили безопасность и транзакционная работа с реляционными данными, а требование единого исполняемого JAR рассматривалось как обязательное условие поставки.</w:t>
+      </w:r>
+    </w:p>
+    <w:tbl>
+      <w:tblPr>
+        <w:tblStyle w:val="aff0"/>
+        <w:tblW w:w="9690" w:type="dxa"/>
+        <w:tblInd w:w="120" w:type="dxa"/>
+        <w:tblLayout w:type="fixed"/>
+        <w:tblLook w:val="04A0" w:firstRow="1" w:lastRow="0" w:firstColumn="1" w:lastColumn="0" w:noHBand="0" w:noVBand="1"/>
+      </w:tblPr>
+      <w:tblGrid>
+        <w:gridCol w:w="4344"/>
+        <w:gridCol w:w="1337"/>
+        <w:gridCol w:w="1337"/>
+        <w:gridCol w:w="1337"/>
+        <w:gridCol w:w="1335"/>
+      </w:tblGrid>
+      <w:tr>
+        <w:trPr>
+          <w:cantSplit/>
+          <w:tblHeader/>
+        </w:trPr>
+        <w:tc>
+          <w:tcPr>
+            <w:tcW w:w="4344" w:type="dxa"/>
+            <w:shd w:val="clear" w:color="auto" w:fill="E7E7E7"/>
+            <w:tcMar>
+              <w:top w:w="100" w:type="dxa"/>
+              <w:left w:w="120" w:type="dxa"/>
+              <w:bottom w:w="100" w:type="dxa"/>
+              <w:right w:w="120" w:type="dxa"/>
+            </w:tcMar>
+            <w:vAlign w:val="center"/>
+          </w:tcPr>
+          <w:p>
+            <w:pPr>
+              <w:spacing w:line="240" w:lineRule="auto"/>
+              <w:ind w:firstLine="0"/>
+              <w:jc w:val="center"/>
+            </w:pPr>
+            <w:r>
+              <w:rPr>
+                <w:rFonts w:cs="Times New Roman"/>
+                <w:b/>
+                <w:sz w:val="22"/>
+              </w:rPr>
+              <w:t>Критерий</w:t>
+            </w:r>
+          </w:p>
+        </w:tc>
+        <w:tc>
+          <w:tcPr>
+            <w:tcW w:w="1337" w:type="dxa"/>
+            <w:shd w:val="clear" w:color="auto" w:fill="E7E7E7"/>
+            <w:tcMar>
+              <w:top w:w="100" w:type="dxa"/>
+              <w:left w:w="120" w:type="dxa"/>
+              <w:bottom w:w="100" w:type="dxa"/>
+              <w:right w:w="120" w:type="dxa"/>
+            </w:tcMar>
+            <w:vAlign w:val="center"/>
+          </w:tcPr>
+          <w:p>
+            <w:pPr>
+              <w:spacing w:line="240" w:lineRule="auto"/>
+              <w:ind w:firstLine="0"/>
+              <w:jc w:val="center"/>
+            </w:pPr>
+            <w:r>
+              <w:rPr>
+                <w:rFonts w:cs="Times New Roman"/>
+                <w:b/>
+                <w:sz w:val="22"/>
+              </w:rPr>
+              <w:t>Вес, %</w:t>
+            </w:r>
+          </w:p>
+        </w:tc>
+        <w:tc>
+          <w:tcPr>
+            <w:tcW w:w="1337" w:type="dxa"/>
+            <w:shd w:val="clear" w:color="auto" w:fill="E7E7E7"/>
+            <w:tcMar>
+              <w:top w:w="100" w:type="dxa"/>
+              <w:left w:w="120" w:type="dxa"/>
+              <w:bottom w:w="100" w:type="dxa"/>
+              <w:right w:w="120" w:type="dxa"/>
+            </w:tcMar>
+            <w:vAlign w:val="center"/>
+          </w:tcPr>
+          <w:p>
+            <w:pPr>
+              <w:spacing w:line="240" w:lineRule="auto"/>
+              <w:ind w:firstLine="0"/>
+              <w:jc w:val="center"/>
+            </w:pPr>
+            <w:r>
+              <w:rPr>
+                <w:rFonts w:cs="Times New Roman"/>
+                <w:b/>
+                <w:sz w:val="22"/>
+              </w:rPr>
+              <w:t>Spring Boot</w:t>
+            </w:r>
+          </w:p>
+        </w:tc>
+        <w:tc>
+          <w:tcPr>
+            <w:tcW w:w="1337" w:type="dxa"/>
+            <w:shd w:val="clear" w:color="auto" w:fill="E7E7E7"/>
+            <w:tcMar>
+              <w:top w:w="100" w:type="dxa"/>
+              <w:left w:w="120" w:type="dxa"/>
+              <w:bottom w:w="100" w:type="dxa"/>
+              <w:right w:w="120" w:type="dxa"/>
+            </w:tcMar>
+            <w:vAlign w:val="center"/>
+          </w:tcPr>
+          <w:p>
+            <w:pPr>
+              <w:spacing w:line="240" w:lineRule="auto"/>
+              <w:ind w:firstLine="0"/>
+              <w:jc w:val="center"/>
+            </w:pPr>
+            <w:r>
+              <w:rPr>
+                <w:rFonts w:cs="Times New Roman"/>
+                <w:b/>
+                <w:sz w:val="22"/>
+              </w:rPr>
+              <w:t>NestJS</w:t>
+            </w:r>
+          </w:p>
+        </w:tc>
+        <w:tc>
+          <w:tcPr>
+            <w:tcW w:w="1335" w:type="dxa"/>
+            <w:shd w:val="clear" w:color="auto" w:fill="E7E7E7"/>
+            <w:tcMar>
+              <w:top w:w="100" w:type="dxa"/>
+              <w:left w:w="120" w:type="dxa"/>
+              <w:bottom w:w="100" w:type="dxa"/>
+              <w:right w:w="120" w:type="dxa"/>
+            </w:tcMar>
+            <w:vAlign w:val="center"/>
+          </w:tcPr>
+          <w:p>
+            <w:pPr>
+              <w:spacing w:line="240" w:lineRule="auto"/>
+              <w:ind w:firstLine="0"/>
+              <w:jc w:val="center"/>
+            </w:pPr>
+            <w:r>
+              <w:rPr>
+                <w:rFonts w:cs="Times New Roman"/>
+                <w:b/>
+                <w:sz w:val="22"/>
+              </w:rPr>
+              <w:t>ASP.NET Core</w:t>
+            </w:r>
+          </w:p>
+        </w:tc>
+      </w:tr>
+      <w:tr>
+        <w:trPr>
+          <w:cantSplit/>
+        </w:trPr>
+        <w:tc>
+          <w:tcPr>
+            <w:tcW w:w="4344" w:type="dxa"/>
+            <w:tcMar>
+              <w:top w:w="100" w:type="dxa"/>
+              <w:left w:w="120" w:type="dxa"/>
+              <w:bottom w:w="100" w:type="dxa"/>
+              <w:right w:w="120" w:type="dxa"/>
+            </w:tcMar>
+            <w:vAlign w:val="center"/>
+          </w:tcPr>
+          <w:p>
+            <w:pPr>
+              <w:spacing w:line="240" w:lineRule="auto"/>
+              <w:ind w:firstLine="0"/>
+              <w:jc w:val="left"/>
+            </w:pPr>
+            <w:r>
+              <w:rPr>
+                <w:rFonts w:cs="Times New Roman"/>
+                <w:sz w:val="22"/>
+              </w:rPr>
+              <w:t>Session-аутентификация, CSRF и роли</w:t>
+            </w:r>
+          </w:p>
+        </w:tc>
+        <w:tc>
+          <w:tcPr>
+            <w:tcW w:w="1337" w:type="dxa"/>
+            <w:tcMar>
+              <w:top w:w="100" w:type="dxa"/>
+              <w:left w:w="120" w:type="dxa"/>
+              <w:bottom w:w="100" w:type="dxa"/>
+              <w:right w:w="120" w:type="dxa"/>
+            </w:tcMar>
+            <w:vAlign w:val="center"/>
+          </w:tcPr>
+          <w:p>
+            <w:pPr>
+              <w:spacing w:line="240" w:lineRule="auto"/>
+              <w:ind w:firstLine="0"/>
+              <w:jc w:val="left"/>
+            </w:pPr>
+            <w:r>
+              <w:rPr>
+                <w:rFonts w:cs="Times New Roman"/>
+                <w:sz w:val="22"/>
+              </w:rPr>
+              <w:t>25</w:t>
+            </w:r>
+          </w:p>
+        </w:tc>
+        <w:tc>
+          <w:tcPr>
+            <w:tcW w:w="1337" w:type="dxa"/>
+            <w:tcMar>
+              <w:top w:w="100" w:type="dxa"/>
+              <w:left w:w="120" w:type="dxa"/>
+              <w:bottom w:w="100" w:type="dxa"/>
+              <w:right w:w="120" w:type="dxa"/>
+            </w:tcMar>
+            <w:vAlign w:val="center"/>
+          </w:tcPr>
+          <w:p>
+            <w:pPr>
+              <w:spacing w:line="240" w:lineRule="auto"/>
+              <w:ind w:firstLine="0"/>
+              <w:jc w:val="left"/>
+            </w:pPr>
+            <w:r>
+              <w:rPr>
+                <w:rFonts w:cs="Times New Roman"/>
+                <w:sz w:val="22"/>
+              </w:rPr>
+              <w:t>5</w:t>
+            </w:r>
+          </w:p>
+        </w:tc>
+        <w:tc>
+          <w:tcPr>
+            <w:tcW w:w="1337" w:type="dxa"/>
+            <w:tcMar>
+              <w:top w:w="100" w:type="dxa"/>
+              <w:left w:w="120" w:type="dxa"/>
+              <w:bottom w:w="100" w:type="dxa"/>
+              <w:right w:w="120" w:type="dxa"/>
+            </w:tcMar>
+            <w:vAlign w:val="center"/>
+          </w:tcPr>
+          <w:p>
+            <w:pPr>
+              <w:spacing w:line="240" w:lineRule="auto"/>
+              <w:ind w:firstLine="0"/>
+              <w:jc w:val="left"/>
+            </w:pPr>
+            <w:r>
+              <w:rPr>
+                <w:rFonts w:cs="Times New Roman"/>
+                <w:sz w:val="22"/>
+              </w:rPr>
+              <w:t>3</w:t>
+            </w:r>
+          </w:p>
+        </w:tc>
+        <w:tc>
+          <w:tcPr>
+            <w:tcW w:w="1335" w:type="dxa"/>
+            <w:tcMar>
+              <w:top w:w="100" w:type="dxa"/>
+              <w:left w:w="120" w:type="dxa"/>
+              <w:bottom w:w="100" w:type="dxa"/>
+              <w:right w:w="120" w:type="dxa"/>
+            </w:tcMar>
+            <w:vAlign w:val="center"/>
+          </w:tcPr>
+          <w:p>
+            <w:pPr>
+              <w:spacing w:line="240" w:lineRule="auto"/>
+              <w:ind w:firstLine="0"/>
+              <w:jc w:val="left"/>
+            </w:pPr>
+            <w:r>
+              <w:rPr>
+                <w:rFonts w:cs="Times New Roman"/>
+                <w:sz w:val="22"/>
+              </w:rPr>
+              <w:t>5</w:t>
+            </w:r>
+          </w:p>
+        </w:tc>
+      </w:tr>
+      <w:tr>
+        <w:trPr>
+          <w:cantSplit/>
+        </w:trPr>
+        <w:tc>
+          <w:tcPr>
+            <w:tcW w:w="4344" w:type="dxa"/>
+            <w:tcMar>
+              <w:top w:w="100" w:type="dxa"/>
+              <w:left w:w="120" w:type="dxa"/>
+              <w:bottom w:w="100" w:type="dxa"/>
+              <w:right w:w="120" w:type="dxa"/>
+            </w:tcMar>
+            <w:vAlign w:val="center"/>
+          </w:tcPr>
+          <w:p>
+            <w:pPr>
+              <w:spacing w:line="240" w:lineRule="auto"/>
+              <w:ind w:firstLine="0"/>
+              <w:jc w:val="left"/>
+            </w:pPr>
+            <w:r>
+              <w:rPr>
+                <w:rFonts w:cs="Times New Roman"/>
+                <w:sz w:val="22"/>
+              </w:rPr>
+              <w:t>Транзакции и реляционная модель</w:t>
+            </w:r>
+          </w:p>
+        </w:tc>
+        <w:tc>
+          <w:tcPr>
+            <w:tcW w:w="1337" w:type="dxa"/>
+            <w:tcMar>
+              <w:top w:w="100" w:type="dxa"/>
+              <w:left w:w="120" w:type="dxa"/>
+              <w:bottom w:w="100" w:type="dxa"/>
+              <w:right w:w="120" w:type="dxa"/>
+            </w:tcMar>
+            <w:vAlign w:val="center"/>
+          </w:tcPr>
+          <w:p>
+            <w:pPr>
+              <w:spacing w:line="240" w:lineRule="auto"/>
+              <w:ind w:firstLine="0"/>
+              <w:jc w:val="left"/>
+            </w:pPr>
+            <w:r>
+              <w:rPr>
+                <w:rFonts w:cs="Times New Roman"/>
+                <w:sz w:val="22"/>
+              </w:rPr>
+              <w:t>20</w:t>
+            </w:r>
+          </w:p>
+        </w:tc>
+        <w:tc>
+          <w:tcPr>
+            <w:tcW w:w="1337" w:type="dxa"/>
+            <w:tcMar>
+              <w:top w:w="100" w:type="dxa"/>
+              <w:left w:w="120" w:type="dxa"/>
+              <w:bottom w:w="100" w:type="dxa"/>
+              <w:right w:w="120" w:type="dxa"/>
+            </w:tcMar>
+            <w:vAlign w:val="center"/>
+          </w:tcPr>
+          <w:p>
+            <w:pPr>
+              <w:spacing w:line="240" w:lineRule="auto"/>
+              <w:ind w:firstLine="0"/>
+              <w:jc w:val="left"/>
+            </w:pPr>
+            <w:r>
+              <w:rPr>
+                <w:rFonts w:cs="Times New Roman"/>
+                <w:sz w:val="22"/>
+              </w:rPr>
+              <w:t>5</w:t>
+            </w:r>
+          </w:p>
+        </w:tc>
+        <w:tc>
+          <w:tcPr>
+            <w:tcW w:w="1337" w:type="dxa"/>
+            <w:tcMar>
+              <w:top w:w="100" w:type="dxa"/>
+              <w:left w:w="120" w:type="dxa"/>
+              <w:bottom w:w="100" w:type="dxa"/>
+              <w:right w:w="120" w:type="dxa"/>
+            </w:tcMar>
+            <w:vAlign w:val="center"/>
+          </w:tcPr>
+          <w:p>
+            <w:pPr>
+              <w:spacing w:line="240" w:lineRule="auto"/>
+              <w:ind w:firstLine="0"/>
+              <w:jc w:val="left"/>
+            </w:pPr>
+            <w:r>
+              <w:rPr>
+                <w:rFonts w:cs="Times New Roman"/>
+                <w:sz w:val="22"/>
+              </w:rPr>
+              <w:t>4</w:t>
+            </w:r>
+          </w:p>
+        </w:tc>
+        <w:tc>
+          <w:tcPr>
+            <w:tcW w:w="1335" w:type="dxa"/>
+            <w:tcMar>
+              <w:top w:w="100" w:type="dxa"/>
+              <w:left w:w="120" w:type="dxa"/>
+              <w:bottom w:w="100" w:type="dxa"/>
+              <w:right w:w="120" w:type="dxa"/>
+            </w:tcMar>
+            <w:vAlign w:val="center"/>
+          </w:tcPr>
+          <w:p>
+            <w:pPr>
+              <w:spacing w:line="240" w:lineRule="auto"/>
+              <w:ind w:firstLine="0"/>
+              <w:jc w:val="left"/>
+            </w:pPr>
+            <w:r>
+              <w:rPr>
+                <w:rFonts w:cs="Times New Roman"/>
+                <w:sz w:val="22"/>
+              </w:rPr>
+              <w:t>5</w:t>
+            </w:r>
+          </w:p>
+        </w:tc>
+      </w:tr>
+      <w:tr>
+        <w:trPr>
+          <w:cantSplit/>
+        </w:trPr>
+        <w:tc>
+          <w:tcPr>
+            <w:tcW w:w="4344" w:type="dxa"/>
+            <w:tcMar>
+              <w:top w:w="100" w:type="dxa"/>
+              <w:left w:w="120" w:type="dxa"/>
+              <w:bottom w:w="100" w:type="dxa"/>
+              <w:right w:w="120" w:type="dxa"/>
+            </w:tcMar>
+            <w:vAlign w:val="center"/>
+          </w:tcPr>
+          <w:p>
+            <w:pPr>
+              <w:spacing w:line="240" w:lineRule="auto"/>
+              <w:ind w:firstLine="0"/>
+              <w:jc w:val="left"/>
+            </w:pPr>
+            <w:r>
+              <w:rPr>
+                <w:rFonts w:cs="Times New Roman"/>
+                <w:sz w:val="22"/>
+              </w:rPr>
+              <w:t>Сборка в исполняемый JAR</w:t>
+            </w:r>
+          </w:p>
+        </w:tc>
+        <w:tc>
+          <w:tcPr>
+            <w:tcW w:w="1337" w:type="dxa"/>
+            <w:tcMar>
+              <w:top w:w="100" w:type="dxa"/>
+              <w:left w:w="120" w:type="dxa"/>
+              <w:bottom w:w="100" w:type="dxa"/>
+              <w:right w:w="120" w:type="dxa"/>
+            </w:tcMar>
+            <w:vAlign w:val="center"/>
+          </w:tcPr>
+          <w:p>
+            <w:pPr>
+              <w:spacing w:line="240" w:lineRule="auto"/>
+              <w:ind w:firstLine="0"/>
+              <w:jc w:val="left"/>
+            </w:pPr>
+            <w:r>
+              <w:rPr>
+                <w:rFonts w:cs="Times New Roman"/>
+                <w:sz w:val="22"/>
+              </w:rPr>
+              <w:t>20</w:t>
+            </w:r>
+          </w:p>
+        </w:tc>
+        <w:tc>
+          <w:tcPr>
+            <w:tcW w:w="1337" w:type="dxa"/>
+            <w:tcMar>
+              <w:top w:w="100" w:type="dxa"/>
+              <w:left w:w="120" w:type="dxa"/>
+              <w:bottom w:w="100" w:type="dxa"/>
+              <w:right w:w="120" w:type="dxa"/>
+            </w:tcMar>
+            <w:vAlign w:val="center"/>
+          </w:tcPr>
+          <w:p>
+            <w:pPr>
+              <w:spacing w:line="240" w:lineRule="auto"/>
+              <w:ind w:firstLine="0"/>
+              <w:jc w:val="left"/>
+            </w:pPr>
+            <w:r>
+              <w:rPr>
+                <w:rFonts w:cs="Times New Roman"/>
+                <w:sz w:val="22"/>
+              </w:rPr>
+              <w:t>5</w:t>
+            </w:r>
+          </w:p>
+        </w:tc>
+        <w:tc>
+          <w:tcPr>
+            <w:tcW w:w="1337" w:type="dxa"/>
+            <w:tcMar>
+              <w:top w:w="100" w:type="dxa"/>
+              <w:left w:w="120" w:type="dxa"/>
+              <w:bottom w:w="100" w:type="dxa"/>
+              <w:right w:w="120" w:type="dxa"/>
+            </w:tcMar>
+            <w:vAlign w:val="center"/>
+          </w:tcPr>
+          <w:p>
+            <w:pPr>
+              <w:spacing w:line="240" w:lineRule="auto"/>
+              <w:ind w:firstLine="0"/>
+              <w:jc w:val="left"/>
+            </w:pPr>
+            <w:r>
+              <w:rPr>
+                <w:rFonts w:cs="Times New Roman"/>
+                <w:sz w:val="22"/>
+              </w:rPr>
+              <w:t>1</w:t>
+            </w:r>
+          </w:p>
+        </w:tc>
+        <w:tc>
+          <w:tcPr>
+            <w:tcW w:w="1335" w:type="dxa"/>
+            <w:tcMar>
+              <w:top w:w="100" w:type="dxa"/>
+              <w:left w:w="120" w:type="dxa"/>
+              <w:bottom w:w="100" w:type="dxa"/>
+              <w:right w:w="120" w:type="dxa"/>
+            </w:tcMar>
+            <w:vAlign w:val="center"/>
+          </w:tcPr>
+          <w:p>
+            <w:pPr>
+              <w:spacing w:line="240" w:lineRule="auto"/>
+              <w:ind w:firstLine="0"/>
+              <w:jc w:val="left"/>
+            </w:pPr>
+            <w:r>
+              <w:rPr>
+                <w:rFonts w:cs="Times New Roman"/>
+                <w:sz w:val="22"/>
+              </w:rPr>
+              <w:t>1</w:t>
+            </w:r>
+          </w:p>
+        </w:tc>
+      </w:tr>
+      <w:tr>
+        <w:trPr>
+          <w:cantSplit/>
+        </w:trPr>
+        <w:tc>
+          <w:tcPr>
+            <w:tcW w:w="4344" w:type="dxa"/>
+            <w:tcMar>
+              <w:top w:w="100" w:type="dxa"/>
+              <w:left w:w="120" w:type="dxa"/>
+              <w:bottom w:w="100" w:type="dxa"/>
+              <w:right w:w="120" w:type="dxa"/>
+            </w:tcMar>
+            <w:vAlign w:val="center"/>
+          </w:tcPr>
+          <w:p>
+            <w:pPr>
+              <w:spacing w:line="240" w:lineRule="auto"/>
+              <w:ind w:firstLine="0"/>
+              <w:jc w:val="left"/>
+            </w:pPr>
+            <w:r>
+              <w:rPr>
+                <w:rFonts w:cs="Times New Roman"/>
+                <w:sz w:val="22"/>
+              </w:rPr>
+              <w:t>Статическая типизация предметной модели</w:t>
+            </w:r>
+          </w:p>
+        </w:tc>
+        <w:tc>
+          <w:tcPr>
+            <w:tcW w:w="1337" w:type="dxa"/>
+            <w:tcMar>
+              <w:top w:w="100" w:type="dxa"/>
+              <w:left w:w="120" w:type="dxa"/>
+              <w:bottom w:w="100" w:type="dxa"/>
+              <w:right w:w="120" w:type="dxa"/>
+            </w:tcMar>
+            <w:vAlign w:val="center"/>
+          </w:tcPr>
+          <w:p>
+            <w:pPr>
+              <w:spacing w:line="240" w:lineRule="auto"/>
+              <w:ind w:firstLine="0"/>
+              <w:jc w:val="left"/>
+            </w:pPr>
+            <w:r>
+              <w:rPr>
+                <w:rFonts w:cs="Times New Roman"/>
+                <w:sz w:val="22"/>
+              </w:rPr>
+              <w:t>15</w:t>
+            </w:r>
+          </w:p>
+        </w:tc>
+        <w:tc>
+          <w:tcPr>
+            <w:tcW w:w="1337" w:type="dxa"/>
+            <w:tcMar>
+              <w:top w:w="100" w:type="dxa"/>
+              <w:left w:w="120" w:type="dxa"/>
+              <w:bottom w:w="100" w:type="dxa"/>
+              <w:right w:w="120" w:type="dxa"/>
+            </w:tcMar>
+            <w:vAlign w:val="center"/>
+          </w:tcPr>
+          <w:p>
+            <w:pPr>
+              <w:spacing w:line="240" w:lineRule="auto"/>
+              <w:ind w:firstLine="0"/>
+              <w:jc w:val="left"/>
+            </w:pPr>
+            <w:r>
+              <w:rPr>
+                <w:rFonts w:cs="Times New Roman"/>
+                <w:sz w:val="22"/>
+              </w:rPr>
+              <w:t>5</w:t>
+            </w:r>
+          </w:p>
+        </w:tc>
+        <w:tc>
+          <w:tcPr>
+            <w:tcW w:w="1337" w:type="dxa"/>
+            <w:tcMar>
+              <w:top w:w="100" w:type="dxa"/>
+              <w:left w:w="120" w:type="dxa"/>
+              <w:bottom w:w="100" w:type="dxa"/>
+              <w:right w:w="120" w:type="dxa"/>
+            </w:tcMar>
+            <w:vAlign w:val="center"/>
+          </w:tcPr>
+          <w:p>
+            <w:pPr>
+              <w:spacing w:line="240" w:lineRule="auto"/>
+              <w:ind w:firstLine="0"/>
+              <w:jc w:val="left"/>
+            </w:pPr>
+            <w:r>
+              <w:rPr>
+                <w:rFonts w:cs="Times New Roman"/>
+                <w:sz w:val="22"/>
+              </w:rPr>
+              <w:t>4</w:t>
+            </w:r>
+          </w:p>
+        </w:tc>
+        <w:tc>
+          <w:tcPr>
+            <w:tcW w:w="1335" w:type="dxa"/>
+            <w:tcMar>
+              <w:top w:w="100" w:type="dxa"/>
+              <w:left w:w="120" w:type="dxa"/>
+              <w:bottom w:w="100" w:type="dxa"/>
+              <w:right w:w="120" w:type="dxa"/>
+            </w:tcMar>
+            <w:vAlign w:val="center"/>
+          </w:tcPr>
+          <w:p>
+            <w:pPr>
+              <w:spacing w:line="240" w:lineRule="auto"/>
+              <w:ind w:firstLine="0"/>
+              <w:jc w:val="left"/>
+            </w:pPr>
+            <w:r>
+              <w:rPr>
+                <w:rFonts w:cs="Times New Roman"/>
+                <w:sz w:val="22"/>
+              </w:rPr>
+              <w:t>5</w:t>
+            </w:r>
+          </w:p>
+        </w:tc>
+      </w:tr>
+      <w:tr>
+        <w:trPr>
+          <w:cantSplit/>
+        </w:trPr>
+        <w:tc>
+          <w:tcPr>
+            <w:tcW w:w="4344" w:type="dxa"/>
+            <w:tcMar>
+              <w:top w:w="100" w:type="dxa"/>
+              <w:left w:w="120" w:type="dxa"/>
+              <w:bottom w:w="100" w:type="dxa"/>
+              <w:right w:w="120" w:type="dxa"/>
+            </w:tcMar>
+            <w:vAlign w:val="center"/>
+          </w:tcPr>
+          <w:p>
+            <w:pPr>
+              <w:spacing w:line="240" w:lineRule="auto"/>
+              <w:ind w:firstLine="0"/>
+              <w:jc w:val="left"/>
+            </w:pPr>
+            <w:r>
+              <w:rPr>
+                <w:rFonts w:cs="Times New Roman"/>
+                <w:sz w:val="22"/>
+              </w:rPr>
+              <w:t xml:space="preserve">Интеграционное </w:t>
+            </w:r>
+            <w:r>
+              <w:rPr>
+                <w:rFonts w:cs="Times New Roman"/>
+                <w:sz w:val="22"/>
+              </w:rPr>
+              <w:t>тестирование</w:t>
+            </w:r>
+          </w:p>
+        </w:tc>
+        <w:tc>
+          <w:tcPr>
+            <w:tcW w:w="1337" w:type="dxa"/>
+            <w:tcMar>
+              <w:top w:w="100" w:type="dxa"/>
+              <w:left w:w="120" w:type="dxa"/>
+              <w:bottom w:w="100" w:type="dxa"/>
+              <w:right w:w="120" w:type="dxa"/>
+            </w:tcMar>
+            <w:vAlign w:val="center"/>
+          </w:tcPr>
+          <w:p>
+            <w:pPr>
+              <w:spacing w:line="240" w:lineRule="auto"/>
+              <w:ind w:firstLine="0"/>
+              <w:jc w:val="left"/>
+            </w:pPr>
+            <w:r>
+              <w:rPr>
+                <w:rFonts w:cs="Times New Roman"/>
+                <w:sz w:val="22"/>
+              </w:rPr>
+              <w:t>10</w:t>
+            </w:r>
+          </w:p>
+        </w:tc>
+        <w:tc>
+          <w:tcPr>
+            <w:tcW w:w="1337" w:type="dxa"/>
+            <w:tcMar>
+              <w:top w:w="100" w:type="dxa"/>
+              <w:left w:w="120" w:type="dxa"/>
+              <w:bottom w:w="100" w:type="dxa"/>
+              <w:right w:w="120" w:type="dxa"/>
+            </w:tcMar>
+            <w:vAlign w:val="center"/>
+          </w:tcPr>
+          <w:p>
+            <w:pPr>
+              <w:spacing w:line="240" w:lineRule="auto"/>
+              <w:ind w:firstLine="0"/>
+              <w:jc w:val="left"/>
+            </w:pPr>
+            <w:r>
+              <w:rPr>
+                <w:rFonts w:cs="Times New Roman"/>
+                <w:sz w:val="22"/>
+              </w:rPr>
+              <w:t>5</w:t>
+            </w:r>
+          </w:p>
+        </w:tc>
+        <w:tc>
+          <w:tcPr>
+            <w:tcW w:w="1337" w:type="dxa"/>
+            <w:tcMar>
+              <w:top w:w="100" w:type="dxa"/>
+              <w:left w:w="120" w:type="dxa"/>
+              <w:bottom w:w="100" w:type="dxa"/>
+              <w:right w:w="120" w:type="dxa"/>
+            </w:tcMar>
+            <w:vAlign w:val="center"/>
+          </w:tcPr>
+          <w:p>
+            <w:pPr>
+              <w:spacing w:line="240" w:lineRule="auto"/>
+              <w:ind w:firstLine="0"/>
+              <w:jc w:val="left"/>
+            </w:pPr>
+            <w:r>
+              <w:rPr>
+                <w:rFonts w:cs="Times New Roman"/>
+                <w:sz w:val="22"/>
+              </w:rPr>
+              <w:t>4</w:t>
+            </w:r>
+          </w:p>
+        </w:tc>
+        <w:tc>
+          <w:tcPr>
+            <w:tcW w:w="1335" w:type="dxa"/>
+            <w:tcMar>
+              <w:top w:w="100" w:type="dxa"/>
+              <w:left w:w="120" w:type="dxa"/>
+              <w:bottom w:w="100" w:type="dxa"/>
+              <w:right w:w="120" w:type="dxa"/>
+            </w:tcMar>
+            <w:vAlign w:val="center"/>
+          </w:tcPr>
+          <w:p>
+            <w:pPr>
+              <w:spacing w:line="240" w:lineRule="auto"/>
+              <w:ind w:firstLine="0"/>
+              <w:jc w:val="left"/>
+            </w:pPr>
+            <w:r>
+              <w:rPr>
+                <w:rFonts w:cs="Times New Roman"/>
+                <w:sz w:val="22"/>
+              </w:rPr>
+              <w:t>5</w:t>
+            </w:r>
+          </w:p>
+        </w:tc>
+      </w:tr>
+      <w:tr>
+        <w:trPr>
+          <w:cantSplit/>
+        </w:trPr>
+        <w:tc>
+          <w:tcPr>
+            <w:tcW w:w="4344" w:type="dxa"/>
+            <w:tcMar>
+              <w:top w:w="100" w:type="dxa"/>
+              <w:left w:w="120" w:type="dxa"/>
+              <w:bottom w:w="100" w:type="dxa"/>
+              <w:right w:w="120" w:type="dxa"/>
+            </w:tcMar>
+            <w:vAlign w:val="center"/>
+          </w:tcPr>
+          <w:p>
+            <w:pPr>
+              <w:spacing w:line="240" w:lineRule="auto"/>
+              <w:ind w:firstLine="0"/>
+              <w:jc w:val="left"/>
+            </w:pPr>
+            <w:r>
+              <w:rPr>
+                <w:rFonts w:cs="Times New Roman"/>
+                <w:sz w:val="22"/>
+              </w:rPr>
+              <w:t>Простота воспроизводимой сборки</w:t>
+            </w:r>
+          </w:p>
+        </w:tc>
+        <w:tc>
+          <w:tcPr>
+            <w:tcW w:w="1337" w:type="dxa"/>
+            <w:tcMar>
+              <w:top w:w="100" w:type="dxa"/>
+              <w:left w:w="120" w:type="dxa"/>
+              <w:bottom w:w="100" w:type="dxa"/>
+              <w:right w:w="120" w:type="dxa"/>
+            </w:tcMar>
+            <w:vAlign w:val="center"/>
+          </w:tcPr>
+          <w:p>
+            <w:pPr>
+              <w:spacing w:line="240" w:lineRule="auto"/>
+              <w:ind w:firstLine="0"/>
+              <w:jc w:val="left"/>
+            </w:pPr>
+            <w:r>
+              <w:rPr>
+                <w:rFonts w:cs="Times New Roman"/>
+                <w:sz w:val="22"/>
+              </w:rPr>
+              <w:t>10</w:t>
+            </w:r>
+          </w:p>
+        </w:tc>
+        <w:tc>
+          <w:tcPr>
+            <w:tcW w:w="1337" w:type="dxa"/>
+            <w:tcMar>
+              <w:top w:w="100" w:type="dxa"/>
+              <w:left w:w="120" w:type="dxa"/>
+              <w:bottom w:w="100" w:type="dxa"/>
+              <w:right w:w="120" w:type="dxa"/>
+            </w:tcMar>
+            <w:vAlign w:val="center"/>
+          </w:tcPr>
+          <w:p>
+            <w:pPr>
+              <w:spacing w:line="240" w:lineRule="auto"/>
+              <w:ind w:firstLine="0"/>
+              <w:jc w:val="left"/>
+            </w:pPr>
+            <w:r>
+              <w:rPr>
+                <w:rFonts w:cs="Times New Roman"/>
+                <w:sz w:val="22"/>
+              </w:rPr>
+              <w:t>4</w:t>
+            </w:r>
+          </w:p>
+        </w:tc>
+        <w:tc>
+          <w:tcPr>
+            <w:tcW w:w="1337" w:type="dxa"/>
+            <w:tcMar>
+              <w:top w:w="100" w:type="dxa"/>
+              <w:left w:w="120" w:type="dxa"/>
+              <w:bottom w:w="100" w:type="dxa"/>
+              <w:right w:w="120" w:type="dxa"/>
+            </w:tcMar>
+            <w:vAlign w:val="center"/>
+          </w:tcPr>
+          <w:p>
+            <w:pPr>
+              <w:spacing w:line="240" w:lineRule="auto"/>
+              <w:ind w:firstLine="0"/>
+              <w:jc w:val="left"/>
+            </w:pPr>
+            <w:r>
+              <w:rPr>
+                <w:rFonts w:cs="Times New Roman"/>
+                <w:sz w:val="22"/>
+              </w:rPr>
+              <w:t>4</w:t>
+            </w:r>
+          </w:p>
+        </w:tc>
+        <w:tc>
+          <w:tcPr>
+            <w:tcW w:w="1335" w:type="dxa"/>
+            <w:tcMar>
+              <w:top w:w="100" w:type="dxa"/>
+              <w:left w:w="120" w:type="dxa"/>
+              <w:bottom w:w="100" w:type="dxa"/>
+              <w:right w:w="120" w:type="dxa"/>
+            </w:tcMar>
+            <w:vAlign w:val="center"/>
+          </w:tcPr>
+          <w:p>
+            <w:pPr>
+              <w:spacing w:line="240" w:lineRule="auto"/>
+              <w:ind w:firstLine="0"/>
+              <w:jc w:val="left"/>
+            </w:pPr>
+            <w:r>
+              <w:rPr>
+                <w:rFonts w:cs="Times New Roman"/>
+                <w:sz w:val="22"/>
+              </w:rPr>
+              <w:t>4</w:t>
+            </w:r>
+          </w:p>
+        </w:tc>
+      </w:tr>
+      <w:tr>
+        <w:trPr>
+          <w:cantSplit/>
+        </w:trPr>
+        <w:tc>
+          <w:tcPr>
+            <w:tcW w:w="4344" w:type="dxa"/>
+            <w:tcMar>
+              <w:top w:w="100" w:type="dxa"/>
+              <w:left w:w="120" w:type="dxa"/>
+              <w:bottom w:w="100" w:type="dxa"/>
+              <w:right w:w="120" w:type="dxa"/>
+            </w:tcMar>
+            <w:vAlign w:val="center"/>
+          </w:tcPr>
+          <w:p>
+            <w:pPr>
+              <w:spacing w:line="240" w:lineRule="auto"/>
+              <w:ind w:firstLine="0"/>
+              <w:jc w:val="left"/>
+            </w:pPr>
+            <w:r>
+              <w:rPr>
+                <w:rFonts w:cs="Times New Roman"/>
+                <w:sz w:val="22"/>
+              </w:rPr>
+              <w:t>Взвешенный итог</w:t>
+            </w:r>
+          </w:p>
+        </w:tc>
+        <w:tc>
+          <w:tcPr>
+            <w:tcW w:w="1337" w:type="dxa"/>
+            <w:tcMar>
+              <w:top w:w="100" w:type="dxa"/>
+              <w:left w:w="120" w:type="dxa"/>
+              <w:bottom w:w="100" w:type="dxa"/>
+              <w:right w:w="120" w:type="dxa"/>
+            </w:tcMar>
+            <w:vAlign w:val="center"/>
+          </w:tcPr>
+          <w:p>
+            <w:pPr>
+              <w:spacing w:line="240" w:lineRule="auto"/>
+              <w:ind w:firstLine="0"/>
+              <w:jc w:val="left"/>
+            </w:pPr>
+            <w:r>
+              <w:rPr>
+                <w:rFonts w:cs="Times New Roman"/>
+                <w:sz w:val="22"/>
+              </w:rPr>
+              <w:t>100</w:t>
+            </w:r>
+          </w:p>
+        </w:tc>
+        <w:tc>
+          <w:tcPr>
+            <w:tcW w:w="1337" w:type="dxa"/>
+            <w:tcMar>
+              <w:top w:w="100" w:type="dxa"/>
+              <w:left w:w="120" w:type="dxa"/>
+              <w:bottom w:w="100" w:type="dxa"/>
+              <w:right w:w="120" w:type="dxa"/>
+            </w:tcMar>
+            <w:vAlign w:val="center"/>
+          </w:tcPr>
+          <w:p>
+            <w:pPr>
+              <w:spacing w:line="240" w:lineRule="auto"/>
+              <w:ind w:firstLine="0"/>
+              <w:jc w:val="left"/>
+            </w:pPr>
+            <w:r>
+              <w:rPr>
+                <w:rFonts w:cs="Times New Roman"/>
+                <w:sz w:val="22"/>
+              </w:rPr>
+              <w:t>4,90</w:t>
+            </w:r>
+          </w:p>
+        </w:tc>
+        <w:tc>
+          <w:tcPr>
+            <w:tcW w:w="1337" w:type="dxa"/>
+            <w:tcMar>
+              <w:top w:w="100" w:type="dxa"/>
+              <w:left w:w="120" w:type="dxa"/>
+              <w:bottom w:w="100" w:type="dxa"/>
+              <w:right w:w="120" w:type="dxa"/>
+            </w:tcMar>
+            <w:vAlign w:val="center"/>
+          </w:tcPr>
+          <w:p>
+            <w:pPr>
+              <w:spacing w:line="240" w:lineRule="auto"/>
+              <w:ind w:firstLine="0"/>
+              <w:jc w:val="left"/>
+            </w:pPr>
+            <w:r>
+              <w:rPr>
+                <w:rFonts w:cs="Times New Roman"/>
+                <w:sz w:val="22"/>
+              </w:rPr>
+              <w:t>3,15</w:t>
+            </w:r>
+          </w:p>
+        </w:tc>
+        <w:tc>
+          <w:tcPr>
+            <w:tcW w:w="1335" w:type="dxa"/>
+            <w:tcMar>
+              <w:top w:w="100" w:type="dxa"/>
+              <w:left w:w="120" w:type="dxa"/>
+              <w:bottom w:w="100" w:type="dxa"/>
+              <w:right w:w="120" w:type="dxa"/>
+            </w:tcMar>
+            <w:vAlign w:val="center"/>
+          </w:tcPr>
+          <w:p>
+            <w:pPr>
+              <w:spacing w:line="240" w:lineRule="auto"/>
+              <w:ind w:firstLine="0"/>
+              <w:jc w:val="left"/>
+            </w:pPr>
+            <w:r>
+              <w:rPr>
+                <w:rFonts w:cs="Times New Roman"/>
+                <w:sz w:val="22"/>
+              </w:rPr>
+              <w:t>4,10</w:t>
+            </w:r>
+          </w:p>
+        </w:tc>
+      </w:tr>
+    </w:tbl>
+    <w:p/>
+    <w:p>
+      <w:r>
+        <w:rPr>
+          <w:rFonts w:cs="Times New Roman"/>
+        </w:rPr>
+        <w:t xml:space="preserve">NestJS привлекателен единым языком TypeScript на frontend и backend, модульной архитектурой, guards и удобным быстрым стартом. Он хорошо подходит для </w:t>
+      </w:r>
+      <w:r>
+        <w:rPr>
+          <w:rFonts w:cs="Times New Roman"/>
+        </w:rPr>
+        <w:t>I/O-нагруженных API и позволяет выбирать Express либо Fastify. Однако для требуемой session-аутентификации необходимо согласовать несколько отдельных механизмов и middleware, а итоговая поставка зависит от Node.js и не соответствует формату JAR. Для данного проекта преимущество общего языка не компенсирует менее прямое выполнение требований безопасности и упаковки.</w:t>
       </w:r>
     </w:p>
     <w:p>
@@ -8746,13 +9875,34 @@
         <w:rPr>
           <w:rFonts w:cs="Times New Roman"/>
         </w:rPr>
-        <w:t>Spring Boot выбран по совокупности проектных факторов. В исходном репозитории уже находились Java-модель пользователя и основа авторизации, поэтому их развитие безопаснее полного переноса. Spring Security предоставляет единый фильтровый конвейер для session-аутентификации, CSRF и разграничения ролей; Spring Data JPA согласуется с реляционной моделью каталога; Spring Boot Maven Plugin формирует исполняемый JAR. Переход на NestJS или ASP.NET Core потребовал бы повторной реализации и повторной проверки наиболе</w:t>
+        <w:t xml:space="preserve">ASP.NET Core является наиболее близким конкурентом Spring Boot. Он предлагает строгую типизацию C#, встроенный dependency injection, развитую модель middleware, средства авторизации, тестирования и высокопроизводительный сервер Kestrel. При выборе экосистемы .NET это было бы полноценное production-решение. Его итоговая оценка ниже только из-за целевого формата поставки: приложение должно собираться средствами </w:t>
       </w:r>
       <w:r>
         <w:rPr>
           <w:rFonts w:cs="Times New Roman"/>
         </w:rPr>
-        <w:t>е критичного участка — безопасности — без изменения функций для пользователя.</w:t>
+        <w:lastRenderedPageBreak/>
+        <w:t>Maven и запускаться как Java JAR. Переход к .NET изменил бы модель сборки и формат артефакта, не добавляя необходимых предметных функций.</w:t>
+      </w:r>
+    </w:p>
+    <w:p>
+      <w:r>
+        <w:rPr>
+          <w:rFonts w:cs="Times New Roman"/>
+        </w:rPr>
+        <w:t xml:space="preserve">Spring Boot получил наибольшую оценку как наиболее цельное решение для заданных условий. Spring </w:t>
+      </w:r>
+      <w:r>
+        <w:rPr>
+          <w:rFonts w:cs="Times New Roman"/>
+        </w:rPr>
+        <w:t>Security объединяет session-аутентификацию, CSRF, разграничение ролей и обработку отказов в одном фильтровом конвейере. Spring MVC и Bean Validation обеспечивают типизированные входные контракты и единообразную проверку запросов. Spring Data JPA и декларативные транзакции согласуются с нормализованной моделью каталога, optimistic locking и PostgreSQL. Spring Boot Test, JUnit и MockMvc позволяют проверять API вместе с контекстом безопасности и базой данных. Наконец, Maven фиксирует версии зависимостей, а Spr</w:t>
+      </w:r>
+      <w:r>
+        <w:rPr>
+          <w:rFonts w:cs="Times New Roman"/>
+        </w:rPr>
+        <w:t>ing Boot Maven Plugin создаёт единый исполняемый JAR с сервером и frontend-ресурсами. Таким образом, Spring Boot выбран по совокупности преимуществ в безопасности, целостности данных, тестируемости и простоте поставки.</w:t>
       </w:r>
     </w:p>
     <w:p>
@@ -8814,7 +9964,7 @@
       <w:pPr>
         <w:pStyle w:val="21"/>
       </w:pPr>
-      <w:bookmarkStart w:id="16" w:name="_Toc234800632"/>
+      <w:bookmarkStart w:id="16" w:name="_Toc234829225"/>
       <w:r>
         <w:rPr>
           <w:rFonts w:ascii="Times New Roman" w:eastAsia="Times New Roman" w:hAnsi="Times New Roman" w:cs="Times New Roman"/>
@@ -8857,7 +10007,7 @@
         <w:pStyle w:val="1"/>
         <w:pageBreakBefore/>
       </w:pPr>
-      <w:bookmarkStart w:id="17" w:name="_Toc234800633"/>
+      <w:bookmarkStart w:id="17" w:name="_Toc234829226"/>
       <w:r>
         <w:rPr>
           <w:rFonts w:ascii="Times New Roman" w:eastAsia="Times New Roman" w:hAnsi="Times New Roman" w:cs="Times New Roman"/>
@@ -8871,7 +10021,7 @@
       <w:pPr>
         <w:pStyle w:val="21"/>
       </w:pPr>
-      <w:bookmarkStart w:id="18" w:name="_Toc234800634"/>
+      <w:bookmarkStart w:id="18" w:name="_Toc234829227"/>
       <w:r>
         <w:rPr>
           <w:rFonts w:ascii="Times New Roman" w:eastAsia="Times New Roman" w:hAnsi="Times New Roman" w:cs="Times New Roman"/>
@@ -8912,7 +10062,7 @@
           <w:noProof/>
         </w:rPr>
         <w:drawing>
-          <wp:inline distT="0" distB="0" distL="0" distR="0" wp14:anchorId="14DF5DA2" wp14:editId="5817DA41">
+          <wp:inline distT="0" distB="0" distL="0" distR="0" wp14:anchorId="0A3B3B73" wp14:editId="1D64654C">
             <wp:extent cx="5806440" cy="3869875"/>
             <wp:effectExtent l="0" t="0" r="0" b="0"/>
             <wp:docPr id="3" name="Picture 3" descr="Рисунок 2 – Концептуальная и даталогическая модель"/>
@@ -8971,7 +10121,7 @@
       <w:pPr>
         <w:pStyle w:val="21"/>
       </w:pPr>
-      <w:bookmarkStart w:id="19" w:name="_Toc234800635"/>
+      <w:bookmarkStart w:id="19" w:name="_Toc234829228"/>
       <w:r>
         <w:rPr>
           <w:rFonts w:ascii="Times New Roman" w:eastAsia="Times New Roman" w:hAnsi="Times New Roman" w:cs="Times New Roman"/>
@@ -9328,7 +10478,14 @@
                 <w:rFonts w:cs="Times New Roman"/>
                 <w:sz w:val="22"/>
               </w:rPr>
-              <w:t>slug, family, model, granularity, status, площадь, расход, мощность, температура, давление, габариты, масса, version</w:t>
+              <w:t xml:space="preserve">slug, family, model, </w:t>
+            </w:r>
+            <w:r>
+              <w:rPr>
+                <w:rFonts w:cs="Times New Roman"/>
+                <w:sz w:val="22"/>
+              </w:rPr>
+              <w:t>granularity, status, площадь, расход, мощность, температура, давление, габариты, масса, version</w:t>
             </w:r>
           </w:p>
         </w:tc>
@@ -9743,14 +10900,7 @@
                 <w:rFonts w:cs="Times New Roman"/>
                 <w:sz w:val="22"/>
               </w:rPr>
-              <w:t xml:space="preserve">fact_key, label, value, unit, </w:t>
-            </w:r>
-            <w:r>
-              <w:rPr>
-                <w:rFonts w:cs="Times New Roman"/>
-                <w:sz w:val="22"/>
-              </w:rPr>
-              <w:t>sort_order</w:t>
+              <w:t>fact_key, label, value, unit, sort_order</w:t>
             </w:r>
           </w:p>
         </w:tc>
@@ -9833,7 +10983,14 @@
                 <w:rFonts w:cs="Times New Roman"/>
                 <w:sz w:val="22"/>
               </w:rPr>
-              <w:t>title, url, checked_on, measurement_basis</w:t>
+              <w:t xml:space="preserve">title, url, </w:t>
+            </w:r>
+            <w:r>
+              <w:rPr>
+                <w:rFonts w:cs="Times New Roman"/>
+                <w:sz w:val="22"/>
+              </w:rPr>
+              <w:t>checked_on, measurement_basis</w:t>
             </w:r>
           </w:p>
         </w:tc>
@@ -9927,7 +11084,7 @@
       <w:pPr>
         <w:pStyle w:val="21"/>
       </w:pPr>
-      <w:bookmarkStart w:id="20" w:name="_Toc234800636"/>
+      <w:bookmarkStart w:id="20" w:name="_Toc234829229"/>
       <w:r>
         <w:rPr>
           <w:rFonts w:ascii="Times New Roman" w:eastAsia="Times New Roman" w:hAnsi="Times New Roman" w:cs="Times New Roman"/>
@@ -10022,7 +11179,7 @@
         <w:pStyle w:val="1"/>
         <w:pageBreakBefore/>
       </w:pPr>
-      <w:bookmarkStart w:id="21" w:name="_Toc234800637"/>
+      <w:bookmarkStart w:id="21" w:name="_Toc234829230"/>
       <w:r>
         <w:rPr>
           <w:rFonts w:ascii="Times New Roman" w:eastAsia="Times New Roman" w:hAnsi="Times New Roman" w:cs="Times New Roman"/>
@@ -10036,7 +11193,7 @@
       <w:pPr>
         <w:pStyle w:val="21"/>
       </w:pPr>
-      <w:bookmarkStart w:id="22" w:name="_Toc234800638"/>
+      <w:bookmarkStart w:id="22" w:name="_Toc234829231"/>
       <w:r>
         <w:rPr>
           <w:rFonts w:ascii="Times New Roman" w:eastAsia="Times New Roman" w:hAnsi="Times New Roman" w:cs="Times New Roman"/>
@@ -10056,7 +11213,7 @@
           <w:noProof/>
         </w:rPr>
         <w:drawing>
-          <wp:inline distT="0" distB="0" distL="0" distR="0" wp14:anchorId="261CD79E" wp14:editId="3B88805F">
+          <wp:inline distT="0" distB="0" distL="0" distR="0" wp14:anchorId="2F8EE921" wp14:editId="18926CA2">
             <wp:extent cx="5806440" cy="1489762"/>
             <wp:effectExtent l="0" t="0" r="0" b="0"/>
             <wp:docPr id="4" name="Picture 4" descr="Рисунок 3 – Компоненты приложения"/>
@@ -10128,7 +11285,7 @@
       <w:pPr>
         <w:pStyle w:val="21"/>
       </w:pPr>
-      <w:bookmarkStart w:id="23" w:name="_Toc234800639"/>
+      <w:bookmarkStart w:id="23" w:name="_Toc234829232"/>
       <w:r>
         <w:rPr>
           <w:rFonts w:ascii="Times New Roman" w:eastAsia="Times New Roman" w:hAnsi="Times New Roman" w:cs="Times New Roman"/>
@@ -10261,7 +11418,7 @@
       <w:pPr>
         <w:pStyle w:val="21"/>
       </w:pPr>
-      <w:bookmarkStart w:id="24" w:name="_Toc234800640"/>
+      <w:bookmarkStart w:id="24" w:name="_Toc234829233"/>
       <w:r>
         <w:rPr>
           <w:rFonts w:ascii="Times New Roman" w:eastAsia="Times New Roman" w:hAnsi="Times New Roman" w:cs="Times New Roman"/>
@@ -10310,7 +11467,7 @@
       <w:pPr>
         <w:pStyle w:val="21"/>
       </w:pPr>
-      <w:bookmarkStart w:id="25" w:name="_Toc234800641"/>
+      <w:bookmarkStart w:id="25" w:name="_Toc234829234"/>
       <w:r>
         <w:rPr>
           <w:rFonts w:ascii="Times New Roman" w:eastAsia="Times New Roman" w:hAnsi="Times New Roman" w:cs="Times New Roman"/>
@@ -10378,7 +11535,7 @@
       <w:pPr>
         <w:pStyle w:val="21"/>
       </w:pPr>
-      <w:bookmarkStart w:id="26" w:name="_Toc234800642"/>
+      <w:bookmarkStart w:id="26" w:name="_Toc234829235"/>
       <w:r>
         <w:rPr>
           <w:rFonts w:ascii="Times New Roman" w:eastAsia="Times New Roman" w:hAnsi="Times New Roman" w:cs="Times New Roman"/>
@@ -10746,7 +11903,7 @@
         <w:pStyle w:val="1"/>
         <w:pageBreakBefore/>
       </w:pPr>
-      <w:bookmarkStart w:id="27" w:name="_Toc234800643"/>
+      <w:bookmarkStart w:id="27" w:name="_Toc234829236"/>
       <w:r>
         <w:rPr>
           <w:rFonts w:ascii="Times New Roman" w:eastAsia="Times New Roman" w:hAnsi="Times New Roman" w:cs="Times New Roman"/>
@@ -10760,7 +11917,7 @@
       <w:pPr>
         <w:pStyle w:val="21"/>
       </w:pPr>
-      <w:bookmarkStart w:id="28" w:name="_Toc234800644"/>
+      <w:bookmarkStart w:id="28" w:name="_Toc234829237"/>
       <w:r>
         <w:rPr>
           <w:rFonts w:ascii="Times New Roman" w:eastAsia="Times New Roman" w:hAnsi="Times New Roman" w:cs="Times New Roman"/>
@@ -10786,7 +11943,7 @@
           <w:noProof/>
         </w:rPr>
         <w:drawing>
-          <wp:inline distT="0" distB="0" distL="0" distR="0" wp14:anchorId="7EB18A49" wp14:editId="7C13012F">
+          <wp:inline distT="0" distB="0" distL="0" distR="0" wp14:anchorId="445E4DEE" wp14:editId="70E07D72">
             <wp:extent cx="5806440" cy="1074061"/>
             <wp:effectExtent l="0" t="0" r="0" b="0"/>
             <wp:docPr id="5" name="Picture 5" descr="Рисунок 4 – Блок-схема поиска и ранжирования"/>
@@ -10845,7 +12002,7 @@
       <w:pPr>
         <w:pStyle w:val="21"/>
       </w:pPr>
-      <w:bookmarkStart w:id="29" w:name="_Toc234800645"/>
+      <w:bookmarkStart w:id="29" w:name="_Toc234829238"/>
       <w:r>
         <w:rPr>
           <w:rFonts w:ascii="Times New Roman" w:eastAsia="Times New Roman" w:hAnsi="Times New Roman" w:cs="Times New Roman"/>
@@ -10937,7 +12094,7 @@
       <w:pPr>
         <w:pStyle w:val="21"/>
       </w:pPr>
-      <w:bookmarkStart w:id="30" w:name="_Toc234800646"/>
+      <w:bookmarkStart w:id="30" w:name="_Toc234829239"/>
       <w:r>
         <w:rPr>
           <w:rFonts w:ascii="Times New Roman" w:eastAsia="Times New Roman" w:hAnsi="Times New Roman" w:cs="Times New Roman"/>
@@ -10973,7 +12130,7 @@
         <w:pStyle w:val="1"/>
         <w:pageBreakBefore/>
       </w:pPr>
-      <w:bookmarkStart w:id="31" w:name="_Toc234800647"/>
+      <w:bookmarkStart w:id="31" w:name="_Toc234829240"/>
       <w:r>
         <w:rPr>
           <w:rFonts w:ascii="Times New Roman" w:eastAsia="Times New Roman" w:hAnsi="Times New Roman" w:cs="Times New Roman"/>
@@ -10987,7 +12144,7 @@
       <w:pPr>
         <w:pStyle w:val="21"/>
       </w:pPr>
-      <w:bookmarkStart w:id="32" w:name="_Toc234800648"/>
+      <w:bookmarkStart w:id="32" w:name="_Toc234829241"/>
       <w:r>
         <w:rPr>
           <w:rFonts w:ascii="Times New Roman" w:eastAsia="Times New Roman" w:hAnsi="Times New Roman" w:cs="Times New Roman"/>
@@ -11389,7 +12546,7 @@
       <w:pPr>
         <w:pStyle w:val="21"/>
       </w:pPr>
-      <w:bookmarkStart w:id="33" w:name="_Toc234800649"/>
+      <w:bookmarkStart w:id="33" w:name="_Toc234829242"/>
       <w:r>
         <w:rPr>
           <w:rFonts w:ascii="Times New Roman" w:eastAsia="Times New Roman" w:hAnsi="Times New Roman" w:cs="Times New Roman"/>
@@ -11423,7 +12580,7 @@
       <w:pPr>
         <w:pStyle w:val="21"/>
       </w:pPr>
-      <w:bookmarkStart w:id="34" w:name="_Toc234800650"/>
+      <w:bookmarkStart w:id="34" w:name="_Toc234829243"/>
       <w:r>
         <w:rPr>
           <w:rFonts w:ascii="Times New Roman" w:eastAsia="Times New Roman" w:hAnsi="Times New Roman" w:cs="Times New Roman"/>
@@ -11484,7 +12641,7 @@
         <w:pStyle w:val="1"/>
         <w:pageBreakBefore/>
       </w:pPr>
-      <w:bookmarkStart w:id="35" w:name="_Toc234800651"/>
+      <w:bookmarkStart w:id="35" w:name="_Toc234829244"/>
       <w:r>
         <w:rPr>
           <w:rFonts w:ascii="Times New Roman" w:eastAsia="Times New Roman" w:hAnsi="Times New Roman" w:cs="Times New Roman"/>
@@ -11498,7 +12655,7 @@
       <w:pPr>
         <w:pStyle w:val="21"/>
       </w:pPr>
-      <w:bookmarkStart w:id="36" w:name="_Toc234800652"/>
+      <w:bookmarkStart w:id="36" w:name="_Toc234829245"/>
       <w:r>
         <w:rPr>
           <w:rFonts w:ascii="Times New Roman" w:eastAsia="Times New Roman" w:hAnsi="Times New Roman" w:cs="Times New Roman"/>
@@ -11579,7 +12736,7 @@
       <w:pPr>
         <w:pStyle w:val="21"/>
       </w:pPr>
-      <w:bookmarkStart w:id="37" w:name="_Toc234800653"/>
+      <w:bookmarkStart w:id="37" w:name="_Toc234829246"/>
       <w:r>
         <w:rPr>
           <w:rFonts w:ascii="Times New Roman" w:eastAsia="Times New Roman" w:hAnsi="Times New Roman" w:cs="Times New Roman"/>
@@ -11635,7 +12792,7 @@
       <w:pPr>
         <w:pStyle w:val="21"/>
       </w:pPr>
-      <w:bookmarkStart w:id="38" w:name="_Toc234800654"/>
+      <w:bookmarkStart w:id="38" w:name="_Toc234829247"/>
       <w:r>
         <w:rPr>
           <w:rFonts w:ascii="Times New Roman" w:eastAsia="Times New Roman" w:hAnsi="Times New Roman" w:cs="Times New Roman"/>
@@ -11678,7 +12835,7 @@
         <w:pStyle w:val="1"/>
         <w:pageBreakBefore/>
       </w:pPr>
-      <w:bookmarkStart w:id="39" w:name="_Toc234800655"/>
+      <w:bookmarkStart w:id="39" w:name="_Toc234829248"/>
       <w:r>
         <w:rPr>
           <w:rFonts w:ascii="Times New Roman" w:eastAsia="Times New Roman" w:hAnsi="Times New Roman" w:cs="Times New Roman"/>
@@ -11717,7 +12874,7 @@
         <w:pStyle w:val="1"/>
         <w:pageBreakBefore/>
       </w:pPr>
-      <w:bookmarkStart w:id="40" w:name="_Toc234800656"/>
+      <w:bookmarkStart w:id="40" w:name="_Toc234829249"/>
       <w:r>
         <w:rPr>
           <w:rFonts w:ascii="Times New Roman" w:eastAsia="Times New Roman" w:hAnsi="Times New Roman" w:cs="Times New Roman"/>
@@ -11975,7 +13132,7 @@
         <w:pStyle w:val="1"/>
         <w:pageBreakBefore/>
       </w:pPr>
-      <w:bookmarkStart w:id="41" w:name="_Toc234800657"/>
+      <w:bookmarkStart w:id="41" w:name="_Toc234829250"/>
       <w:r>
         <w:rPr>
           <w:rFonts w:ascii="Times New Roman" w:eastAsia="Times New Roman" w:hAnsi="Times New Roman" w:cs="Times New Roman"/>
@@ -12479,7 +13636,14 @@
                 <w:rFonts w:cs="Times New Roman"/>
                 <w:sz w:val="22"/>
               </w:rPr>
-              <w:t>GET /api/heat-exchangers/{slug}</w:t>
+              <w:t xml:space="preserve">GET </w:t>
+            </w:r>
+            <w:r>
+              <w:rPr>
+                <w:rFonts w:cs="Times New Roman"/>
+                <w:sz w:val="22"/>
+              </w:rPr>
+              <w:t>/api/heat-exchangers/{slug}</w:t>
             </w:r>
           </w:p>
         </w:tc>
@@ -12837,7 +14001,14 @@
                 <w:rFonts w:cs="Times New Roman"/>
                 <w:sz w:val="22"/>
               </w:rPr>
-              <w:t>роли, блокировка, удаление</w:t>
+              <w:t xml:space="preserve">роли, </w:t>
+            </w:r>
+            <w:r>
+              <w:rPr>
+                <w:rFonts w:cs="Times New Roman"/>
+                <w:sz w:val="22"/>
+              </w:rPr>
+              <w:t>блокировка, удаление</w:t>
             </w:r>
           </w:p>
         </w:tc>
@@ -12854,7 +14025,7 @@
         <w:pStyle w:val="1"/>
         <w:pageBreakBefore/>
       </w:pPr>
-      <w:bookmarkStart w:id="42" w:name="_Toc234800658"/>
+      <w:bookmarkStart w:id="42" w:name="_Toc234829251"/>
       <w:r>
         <w:rPr>
           <w:rFonts w:ascii="Times New Roman" w:eastAsia="Times New Roman" w:hAnsi="Times New Roman" w:cs="Times New Roman"/>
@@ -13268,7 +14439,14 @@
                 <w:rFonts w:cs="Times New Roman"/>
                 <w:sz w:val="22"/>
               </w:rPr>
-              <w:t>POST без CSRF</w:t>
+              <w:t xml:space="preserve">POST </w:t>
+            </w:r>
+            <w:r>
+              <w:rPr>
+                <w:rFonts w:cs="Times New Roman"/>
+                <w:sz w:val="22"/>
+              </w:rPr>
+              <w:t>без CSRF</w:t>
             </w:r>
           </w:p>
         </w:tc>
@@ -13294,14 +14472,7 @@
                 <w:rFonts w:cs="Times New Roman"/>
                 <w:sz w:val="22"/>
               </w:rPr>
-              <w:t xml:space="preserve">403 </w:t>
-            </w:r>
-            <w:r>
-              <w:rPr>
-                <w:rFonts w:cs="Times New Roman"/>
-                <w:sz w:val="22"/>
-              </w:rPr>
-              <w:t>CSRF_MISSING</w:t>
+              <w:t>403 CSRF_MISSING</w:t>
             </w:r>
           </w:p>
         </w:tc>
@@ -13633,14 +14804,14 @@
                 <w:rFonts w:cs="Times New Roman"/>
                 <w:sz w:val="22"/>
               </w:rPr>
-              <w:t xml:space="preserve">все общие поля </w:t>
-            </w:r>
-            <w:r>
-              <w:rPr>
-                <w:rFonts w:cs="Times New Roman"/>
-                <w:sz w:val="22"/>
-              </w:rPr>
-              <w:t>заполнены</w:t>
+              <w:t xml:space="preserve">все </w:t>
+            </w:r>
+            <w:r>
+              <w:rPr>
+                <w:rFonts w:cs="Times New Roman"/>
+                <w:sz w:val="22"/>
+              </w:rPr>
+              <w:t>общие поля заполнены</w:t>
             </w:r>
           </w:p>
         </w:tc>
@@ -13972,14 +15143,14 @@
                 <w:rFonts w:cs="Times New Roman"/>
                 <w:sz w:val="22"/>
               </w:rPr>
-              <w:t xml:space="preserve">статус ARCHIVED, </w:t>
-            </w:r>
-            <w:r>
-              <w:rPr>
-                <w:rFonts w:cs="Times New Roman"/>
-                <w:sz w:val="22"/>
-              </w:rPr>
-              <w:t>физическая запись сохранена</w:t>
+              <w:t xml:space="preserve">статус </w:t>
+            </w:r>
+            <w:r>
+              <w:rPr>
+                <w:rFonts w:cs="Times New Roman"/>
+                <w:sz w:val="22"/>
+              </w:rPr>
+              <w:t>ARCHIVED, физическая запись сохранена</w:t>
             </w:r>
           </w:p>
         </w:tc>
@@ -14162,7 +15333,7 @@
         <w:pStyle w:val="1"/>
         <w:pageBreakBefore/>
       </w:pPr>
-      <w:bookmarkStart w:id="43" w:name="_Toc234800659"/>
+      <w:bookmarkStart w:id="43" w:name="_Toc234829252"/>
       <w:r>
         <w:rPr>
           <w:rFonts w:ascii="Times New Roman" w:eastAsia="Times New Roman" w:hAnsi="Times New Roman" w:cs="Times New Roman"/>
@@ -14557,31 +15728,31 @@
       </w:rPr>
     </w:lvl>
   </w:abstractNum>
-  <w:num w:numId="1" w16cid:durableId="1212575647">
+  <w:num w:numId="1" w16cid:durableId="1907296952">
     <w:abstractNumId w:val="8"/>
   </w:num>
-  <w:num w:numId="2" w16cid:durableId="1089542209">
+  <w:num w:numId="2" w16cid:durableId="946160463">
     <w:abstractNumId w:val="6"/>
   </w:num>
-  <w:num w:numId="3" w16cid:durableId="627471457">
+  <w:num w:numId="3" w16cid:durableId="1109547829">
     <w:abstractNumId w:val="5"/>
   </w:num>
-  <w:num w:numId="4" w16cid:durableId="1544945923">
+  <w:num w:numId="4" w16cid:durableId="39402327">
     <w:abstractNumId w:val="4"/>
   </w:num>
-  <w:num w:numId="5" w16cid:durableId="443882947">
+  <w:num w:numId="5" w16cid:durableId="510486125">
     <w:abstractNumId w:val="7"/>
   </w:num>
-  <w:num w:numId="6" w16cid:durableId="1063986683">
+  <w:num w:numId="6" w16cid:durableId="1004628317">
     <w:abstractNumId w:val="3"/>
   </w:num>
-  <w:num w:numId="7" w16cid:durableId="1200897679">
+  <w:num w:numId="7" w16cid:durableId="1583296340">
     <w:abstractNumId w:val="2"/>
   </w:num>
-  <w:num w:numId="8" w16cid:durableId="409809095">
+  <w:num w:numId="8" w16cid:durableId="1181158992">
     <w:abstractNumId w:val="1"/>
   </w:num>
-  <w:num w:numId="9" w16cid:durableId="405569191">
+  <w:num w:numId="9" w16cid:durableId="544027646">
     <w:abstractNumId w:val="0"/>
   </w:num>
 </w:numbering>
@@ -25989,7 +27160,7 @@
     <w:autoRedefine/>
     <w:uiPriority w:val="39"/>
     <w:unhideWhenUsed/>
-    <w:rsid w:val="00D90496"/>
+    <w:rsid w:val="00A8540C"/>
     <w:pPr>
       <w:spacing w:after="100"/>
     </w:pPr>
@@ -26001,7 +27172,7 @@
     <w:autoRedefine/>
     <w:uiPriority w:val="39"/>
     <w:unhideWhenUsed/>
-    <w:rsid w:val="00D90496"/>
+    <w:rsid w:val="00A8540C"/>
     <w:pPr>
       <w:spacing w:after="100"/>
       <w:ind w:left="280"/>
@@ -26012,7 +27183,7 @@
     <w:basedOn w:val="a2"/>
     <w:uiPriority w:val="99"/>
     <w:unhideWhenUsed/>
-    <w:rsid w:val="00D90496"/>
+    <w:rsid w:val="00A8540C"/>
     <w:rPr>
       <w:color w:val="0000FF" w:themeColor="hyperlink"/>
       <w:u w:val="single"/>
